--- a/01-电源电路/02-开关电源/Zeta变换器/Zeta升降压电路/Zeta升降压电路.docx
+++ b/01-电源电路/02-开关电源/Zeta变换器/Zeta升降压电路/Zeta升降压电路.docx
@@ -2157,6 +2157,20 @@
     </w:p>
     <w:bookmarkEnd w:id="26"/>
     <w:bookmarkEnd w:id="27"/>
+    <w:p>
+      <w:pPr>
+        <w:spacing w:before="360"/>
+        <w:jc w:val="center"/>
+      </w:pPr>
+      <w:r>
+        <w:rPr>
+          <w:rFonts w:ascii="Times New Roman" w:hAnsi="Times New Roman"/>
+          <w:color w:val="555555"/>
+          <w:sz w:val="21"/>
+        </w:rPr>
+        <w:t>材料收集者：杜文杰</w:t>
+      </w:r>
+    </w:p>
     <w:sectPr>
       <w:headerReference r:id="rId9" w:type="default"/>
       <w:footerReference r:id="rId10" w:type="default"/>

--- a/01-电源电路/02-开关电源/Zeta变换器/Zeta升降压电路/Zeta升降压电路.docx
+++ b/01-电源电路/02-开关电源/Zeta变换器/Zeta升降压电路/Zeta升降压电路.docx
@@ -1,6 +1,6 @@
 
 <file path=word/document.xml><?xml version="1.0" encoding="utf-8"?>
-<w:document xmlns:w="http://schemas.openxmlformats.org/wordprocessingml/2006/main" xmlns:m="http://schemas.openxmlformats.org/officeDocument/2006/math" xmlns:r="http://schemas.openxmlformats.org/officeDocument/2006/relationships" xmlns:o="urn:schemas-microsoft-com:office:office" xmlns:v="urn:schemas-microsoft-com:vml" xmlns:w10="urn:schemas-microsoft-com:office:word" xmlns:a="http://schemas.openxmlformats.org/drawingml/2006/main" xmlns:pic="http://schemas.openxmlformats.org/drawingml/2006/picture" xmlns:wp="http://schemas.openxmlformats.org/drawingml/2006/wordprocessingDrawing">
+<w:document xmlns:m="http://schemas.openxmlformats.org/officeDocument/2006/math" xmlns:r="http://schemas.openxmlformats.org/officeDocument/2006/relationships" xmlns:w="http://schemas.openxmlformats.org/wordprocessingml/2006/main" xmlns:o="urn:schemas-microsoft-com:office:office" xmlns:v="urn:schemas-microsoft-com:vml" xmlns:w10="urn:schemas-microsoft-com:office:word" xmlns:a="http://schemas.openxmlformats.org/drawingml/2006/main" xmlns:pic="http://schemas.openxmlformats.org/drawingml/2006/picture" xmlns:wp="http://schemas.openxmlformats.org/drawingml/2006/wordprocessingDrawing">
   <w:body>
     <w:bookmarkStart w:id="27" w:name="zeta-升降压电路"/>
     <w:p>
@@ -8,11 +8,14 @@
         <w:pStyle w:val="Heading1"/>
       </w:pPr>
       <w:r>
+        <w:rPr>
+          <w:rFonts w:eastAsia="黑体"/>
+        </w:rPr>
         <w:t xml:space="preserve">Zeta </w:t>
       </w:r>
       <w:r>
         <w:rPr>
-          <w:rFonts w:hint="eastAsia"/>
+          <w:rFonts w:hint="eastAsia" w:eastAsia="黑体"/>
         </w:rPr>
         <w:t xml:space="preserve">升降压电路</w:t>
       </w:r>
@@ -24,7 +27,7 @@
       </w:pPr>
       <w:r>
         <w:rPr>
-          <w:rFonts w:hint="eastAsia"/>
+          <w:rFonts w:hint="eastAsia" w:eastAsia="黑体"/>
         </w:rPr>
         <w:t xml:space="preserve">拓扑描述</w:t>
       </w:r>
@@ -35,65 +38,86 @@
       </w:pPr>
       <w:r>
         <w:rPr>
-          <w:rFonts w:hint="eastAsia"/>
+          <w:rFonts w:hint="eastAsia" w:eastAsia="黑体"/>
         </w:rPr>
         <w:t xml:space="preserve">电路由开关管</w:t>
       </w:r>
       <w:r>
+        <w:rPr>
+          <w:rFonts w:eastAsia="黑体"/>
+        </w:rPr>
         <w:t xml:space="preserve"> </w:t>
       </w:r>
       <w:r>
         <w:rPr>
-          <w:rFonts w:hint="eastAsia"/>
+          <w:rFonts w:hint="eastAsia" w:eastAsia="黑体"/>
         </w:rPr>
         <w:t xml:space="preserve">S、耦合/储能电容</w:t>
       </w:r>
       <w:r>
+        <w:rPr>
+          <w:rFonts w:eastAsia="黑体"/>
+        </w:rPr>
         <w:t xml:space="preserve"> </w:t>
       </w:r>
       <w:r>
         <w:rPr>
-          <w:rFonts w:hint="eastAsia"/>
+          <w:rFonts w:hint="eastAsia" w:eastAsia="黑体"/>
         </w:rPr>
         <w:t xml:space="preserve">Cs、电感</w:t>
       </w:r>
       <w:r>
+        <w:rPr>
+          <w:rFonts w:eastAsia="黑体"/>
+        </w:rPr>
         <w:t xml:space="preserve"> </w:t>
       </w:r>
       <w:r>
         <w:rPr>
-          <w:rFonts w:hint="eastAsia"/>
+          <w:rFonts w:hint="eastAsia" w:eastAsia="黑体"/>
         </w:rPr>
         <w:t xml:space="preserve">L1、电感</w:t>
       </w:r>
       <w:r>
+        <w:rPr>
+          <w:rFonts w:eastAsia="黑体"/>
+        </w:rPr>
         <w:t xml:space="preserve"> </w:t>
       </w:r>
       <w:r>
         <w:rPr>
-          <w:rFonts w:hint="eastAsia"/>
+          <w:rFonts w:hint="eastAsia" w:eastAsia="黑体"/>
         </w:rPr>
         <w:t xml:space="preserve">L2、二极管</w:t>
       </w:r>
       <w:r>
+        <w:rPr>
+          <w:rFonts w:eastAsia="黑体"/>
+        </w:rPr>
         <w:t xml:space="preserve"> D </w:t>
       </w:r>
       <w:r>
         <w:rPr>
-          <w:rFonts w:hint="eastAsia"/>
+          <w:rFonts w:hint="eastAsia" w:eastAsia="黑体"/>
         </w:rPr>
         <w:t xml:space="preserve">与输出电容</w:t>
       </w:r>
       <w:r>
+        <w:rPr>
+          <w:rFonts w:eastAsia="黑体"/>
+        </w:rPr>
         <w:t xml:space="preserve"> C </w:t>
       </w:r>
       <w:r>
         <w:rPr>
-          <w:rFonts w:hint="eastAsia"/>
+          <w:rFonts w:hint="eastAsia" w:eastAsia="黑体"/>
         </w:rPr>
         <w:t xml:space="preserve">六个元件组成。关键节点如下：输入节点</w:t>
       </w:r>
       <w:r>
+        <w:rPr>
+          <w:rFonts w:eastAsia="黑体"/>
+        </w:rPr>
         <w:t xml:space="preserve"> </w:t>
       </w:r>
       <m:oMath>
@@ -114,69 +138,93 @@
         </m:sSub>
       </m:oMath>
       <w:r>
+        <w:rPr>
+          <w:rFonts w:eastAsia="黑体"/>
+        </w:rPr>
         <w:t xml:space="preserve"> </w:t>
       </w:r>
       <w:r>
         <w:rPr>
-          <w:rFonts w:hint="eastAsia"/>
+          <w:rFonts w:hint="eastAsia" w:eastAsia="黑体"/>
         </w:rPr>
         <w:t xml:space="preserve">接开关管</w:t>
       </w:r>
       <w:r>
+        <w:rPr>
+          <w:rFonts w:eastAsia="黑体"/>
+        </w:rPr>
         <w:t xml:space="preserve"> S </w:t>
       </w:r>
       <w:r>
         <w:rPr>
-          <w:rFonts w:hint="eastAsia"/>
+          <w:rFonts w:hint="eastAsia" w:eastAsia="黑体"/>
         </w:rPr>
         <w:t xml:space="preserve">的漏极；耦合节点由开关管</w:t>
       </w:r>
       <w:r>
+        <w:rPr>
+          <w:rFonts w:eastAsia="黑体"/>
+        </w:rPr>
         <w:t xml:space="preserve"> S </w:t>
       </w:r>
       <w:r>
         <w:rPr>
-          <w:rFonts w:hint="eastAsia"/>
+          <w:rFonts w:hint="eastAsia" w:eastAsia="黑体"/>
         </w:rPr>
         <w:t xml:space="preserve">的源极、耦合电容</w:t>
       </w:r>
       <w:r>
+        <w:rPr>
+          <w:rFonts w:eastAsia="黑体"/>
+        </w:rPr>
         <w:t xml:space="preserve"> Cs </w:t>
       </w:r>
       <w:r>
         <w:rPr>
-          <w:rFonts w:hint="eastAsia"/>
+          <w:rFonts w:hint="eastAsia" w:eastAsia="黑体"/>
         </w:rPr>
         <w:t xml:space="preserve">的上端相连而成；中间节点由</w:t>
       </w:r>
       <w:r>
+        <w:rPr>
+          <w:rFonts w:eastAsia="黑体"/>
+        </w:rPr>
         <w:t xml:space="preserve"> Cs </w:t>
       </w:r>
       <w:r>
         <w:rPr>
-          <w:rFonts w:hint="eastAsia"/>
+          <w:rFonts w:hint="eastAsia" w:eastAsia="黑体"/>
         </w:rPr>
         <w:t xml:space="preserve">的下端、电感</w:t>
       </w:r>
       <w:r>
+        <w:rPr>
+          <w:rFonts w:eastAsia="黑体"/>
+        </w:rPr>
         <w:t xml:space="preserve"> L1 </w:t>
       </w:r>
       <w:r>
         <w:rPr>
-          <w:rFonts w:hint="eastAsia"/>
+          <w:rFonts w:hint="eastAsia" w:eastAsia="黑体"/>
         </w:rPr>
         <w:t xml:space="preserve">的入端与二极管</w:t>
       </w:r>
       <w:r>
+        <w:rPr>
+          <w:rFonts w:eastAsia="黑体"/>
+        </w:rPr>
         <w:t xml:space="preserve"> D </w:t>
       </w:r>
       <w:r>
         <w:rPr>
-          <w:rFonts w:hint="eastAsia"/>
+          <w:rFonts w:hint="eastAsia" w:eastAsia="黑体"/>
         </w:rPr>
         <w:t xml:space="preserve">的阳极相连而成；输出节点</w:t>
       </w:r>
       <w:r>
+        <w:rPr>
+          <w:rFonts w:eastAsia="黑体"/>
+        </w:rPr>
         <w:t xml:space="preserve"> </w:t>
       </w:r>
       <m:oMath>
@@ -200,65 +248,86 @@
         </m:sSub>
       </m:oMath>
       <w:r>
+        <w:rPr>
+          <w:rFonts w:eastAsia="黑体"/>
+        </w:rPr>
         <w:t xml:space="preserve"> </w:t>
       </w:r>
       <w:r>
         <w:rPr>
-          <w:rFonts w:hint="eastAsia"/>
+          <w:rFonts w:hint="eastAsia" w:eastAsia="黑体"/>
         </w:rPr>
         <w:t xml:space="preserve">由电感</w:t>
       </w:r>
       <w:r>
+        <w:rPr>
+          <w:rFonts w:eastAsia="黑体"/>
+        </w:rPr>
         <w:t xml:space="preserve"> L1 </w:t>
       </w:r>
       <w:r>
         <w:rPr>
-          <w:rFonts w:hint="eastAsia"/>
+          <w:rFonts w:hint="eastAsia" w:eastAsia="黑体"/>
         </w:rPr>
         <w:t xml:space="preserve">的出端与输出电容</w:t>
       </w:r>
       <w:r>
+        <w:rPr>
+          <w:rFonts w:eastAsia="黑体"/>
+        </w:rPr>
         <w:t xml:space="preserve"> C </w:t>
       </w:r>
       <w:r>
         <w:rPr>
-          <w:rFonts w:hint="eastAsia"/>
+          <w:rFonts w:hint="eastAsia" w:eastAsia="黑体"/>
         </w:rPr>
         <w:t xml:space="preserve">的上端相连并接负载，输出电容</w:t>
       </w:r>
       <w:r>
+        <w:rPr>
+          <w:rFonts w:eastAsia="黑体"/>
+        </w:rPr>
         <w:t xml:space="preserve"> C </w:t>
       </w:r>
       <w:r>
         <w:rPr>
-          <w:rFonts w:hint="eastAsia"/>
+          <w:rFonts w:hint="eastAsia" w:eastAsia="黑体"/>
         </w:rPr>
         <w:t xml:space="preserve">的下端与电感</w:t>
       </w:r>
       <w:r>
+        <w:rPr>
+          <w:rFonts w:eastAsia="黑体"/>
+        </w:rPr>
         <w:t xml:space="preserve"> L2 </w:t>
       </w:r>
       <w:r>
         <w:rPr>
-          <w:rFonts w:hint="eastAsia"/>
+          <w:rFonts w:hint="eastAsia" w:eastAsia="黑体"/>
         </w:rPr>
         <w:t xml:space="preserve">的入端、二极管</w:t>
       </w:r>
       <w:r>
+        <w:rPr>
+          <w:rFonts w:eastAsia="黑体"/>
+        </w:rPr>
         <w:t xml:space="preserve"> D </w:t>
       </w:r>
       <w:r>
         <w:rPr>
-          <w:rFonts w:hint="eastAsia"/>
+          <w:rFonts w:hint="eastAsia" w:eastAsia="黑体"/>
         </w:rPr>
         <w:t xml:space="preserve">的阴极一并接地（电感</w:t>
       </w:r>
       <w:r>
+        <w:rPr>
+          <w:rFonts w:eastAsia="黑体"/>
+        </w:rPr>
         <w:t xml:space="preserve"> L2 </w:t>
       </w:r>
       <w:r>
         <w:rPr>
-          <w:rFonts w:hint="eastAsia"/>
+          <w:rFonts w:hint="eastAsia" w:eastAsia="黑体"/>
         </w:rPr>
         <w:t xml:space="preserve">的出端也接地）。</w:t>
       </w:r>
@@ -267,88 +336,115 @@
       <w:pPr/>
       <w:r>
         <w:rPr>
-          <w:rFonts w:hint="eastAsia"/>
+          <w:rFonts w:hint="eastAsia" w:eastAsia="黑体"/>
         </w:rPr>
         <w:t xml:space="preserve">各元件管脚连接：开关管</w:t>
       </w:r>
       <w:r>
+        <w:rPr>
+          <w:rFonts w:eastAsia="黑体"/>
+        </w:rPr>
         <w:t xml:space="preserve"> S </w:t>
       </w:r>
       <w:r>
         <w:rPr>
-          <w:rFonts w:hint="eastAsia"/>
+          <w:rFonts w:hint="eastAsia" w:eastAsia="黑体"/>
         </w:rPr>
         <w:t xml:space="preserve">的漏极接输入节点、源极接耦合节点、栅极</w:t>
       </w:r>
       <w:r>
+        <w:rPr>
+          <w:rFonts w:eastAsia="黑体"/>
+        </w:rPr>
         <w:t xml:space="preserve"> G </w:t>
       </w:r>
       <w:r>
         <w:rPr>
-          <w:rFonts w:hint="eastAsia"/>
+          <w:rFonts w:hint="eastAsia" w:eastAsia="黑体"/>
         </w:rPr>
         <w:t xml:space="preserve">接控制信号；耦合电容</w:t>
       </w:r>
       <w:r>
+        <w:rPr>
+          <w:rFonts w:eastAsia="黑体"/>
+        </w:rPr>
         <w:t xml:space="preserve"> Cs </w:t>
       </w:r>
       <w:r>
         <w:rPr>
-          <w:rFonts w:hint="eastAsia"/>
+          <w:rFonts w:hint="eastAsia" w:eastAsia="黑体"/>
         </w:rPr>
         <w:t xml:space="preserve">一端接耦合节点、另一端接中间节点；电感</w:t>
       </w:r>
       <w:r>
+        <w:rPr>
+          <w:rFonts w:eastAsia="黑体"/>
+        </w:rPr>
         <w:t xml:space="preserve"> L1 </w:t>
       </w:r>
       <w:r>
         <w:rPr>
-          <w:rFonts w:hint="eastAsia"/>
+          <w:rFonts w:hint="eastAsia" w:eastAsia="黑体"/>
         </w:rPr>
         <w:t xml:space="preserve">一端接中间节点、另一端接输出节点；二极管</w:t>
       </w:r>
       <w:r>
+        <w:rPr>
+          <w:rFonts w:eastAsia="黑体"/>
+        </w:rPr>
         <w:t xml:space="preserve"> D </w:t>
       </w:r>
       <w:r>
         <w:rPr>
-          <w:rFonts w:hint="eastAsia"/>
+          <w:rFonts w:hint="eastAsia" w:eastAsia="黑体"/>
         </w:rPr>
         <w:t xml:space="preserve">的阳极接中间节点、阴极接地；电感</w:t>
       </w:r>
       <w:r>
+        <w:rPr>
+          <w:rFonts w:eastAsia="黑体"/>
+        </w:rPr>
         <w:t xml:space="preserve"> L2 </w:t>
       </w:r>
       <w:r>
         <w:rPr>
-          <w:rFonts w:hint="eastAsia"/>
+          <w:rFonts w:hint="eastAsia" w:eastAsia="黑体"/>
         </w:rPr>
         <w:t xml:space="preserve">一端接中间节点（或与二极管阳极同点）、另一端接地（L2</w:t>
       </w:r>
       <w:r>
+        <w:rPr>
+          <w:rFonts w:eastAsia="黑体"/>
+        </w:rPr>
         <w:t xml:space="preserve"> </w:t>
       </w:r>
       <w:r>
         <w:rPr>
-          <w:rFonts w:hint="eastAsia"/>
+          <w:rFonts w:hint="eastAsia" w:eastAsia="黑体"/>
         </w:rPr>
         <w:t xml:space="preserve">与</w:t>
       </w:r>
       <w:r>
+        <w:rPr>
+          <w:rFonts w:eastAsia="黑体"/>
+        </w:rPr>
         <w:t xml:space="preserve"> L1 </w:t>
       </w:r>
       <w:r>
         <w:rPr>
-          <w:rFonts w:hint="eastAsia"/>
+          <w:rFonts w:hint="eastAsia" w:eastAsia="黑体"/>
         </w:rPr>
         <w:t xml:space="preserve">可绕成耦合电感）；输出电容</w:t>
       </w:r>
       <w:r>
+        <w:rPr>
+          <w:rFonts w:eastAsia="黑体"/>
+        </w:rPr>
         <w:t xml:space="preserve"> C </w:t>
       </w:r>
       <w:r>
         <w:rPr>
-          <w:rFonts w:hint="eastAsia"/>
+          <w:rFonts w:hint="eastAsia" w:eastAsia="黑体"/>
         </w:rPr>
         <w:t xml:space="preserve">一端接输出节点、另一端接地。</w:t>
       </w:r>
@@ -357,25 +453,31 @@
       <w:pPr/>
       <w:r>
         <w:rPr>
-          <w:rFonts w:hint="eastAsia"/>
+          <w:rFonts w:hint="eastAsia" w:eastAsia="黑体"/>
         </w:rPr>
         <w:t xml:space="preserve">就组态而言，这是结构与</w:t>
       </w:r>
       <w:r>
+        <w:rPr>
+          <w:rFonts w:eastAsia="黑体"/>
+        </w:rPr>
         <w:t xml:space="preserve"> SEPIC </w:t>
       </w:r>
       <w:r>
         <w:rPr>
-          <w:rFonts w:hint="eastAsia"/>
+          <w:rFonts w:hint="eastAsia" w:eastAsia="黑体"/>
         </w:rPr>
         <w:t xml:space="preserve">互为对偶的</w:t>
       </w:r>
       <w:r>
+        <w:rPr>
+          <w:rFonts w:eastAsia="黑体"/>
+        </w:rPr>
         <w:t xml:space="preserve"> Zeta </w:t>
       </w:r>
       <w:r>
         <w:rPr>
-          <w:rFonts w:hint="eastAsia"/>
+          <w:rFonts w:hint="eastAsia" w:eastAsia="黑体"/>
         </w:rPr>
         <w:t xml:space="preserve">升降压变换器，输出与输入同极性、既能升压又能降压，输入电流断续而输出电流连续。</w:t>
       </w:r>
@@ -388,7 +490,7 @@
       </w:pPr>
       <w:r>
         <w:rPr>
-          <w:rFonts w:hint="eastAsia"/>
+          <w:rFonts w:hint="eastAsia" w:eastAsia="黑体"/>
         </w:rPr>
         <w:t xml:space="preserve">工作原理</w:t>
       </w:r>
@@ -399,34 +501,43 @@
       </w:pPr>
       <w:r>
         <w:rPr>
-          <w:rFonts w:hint="eastAsia"/>
+          <w:rFonts w:hint="eastAsia" w:eastAsia="黑体"/>
         </w:rPr>
         <w:t xml:space="preserve">开关管导通时输入经耦合电容向电感</w:t>
       </w:r>
       <w:r>
+        <w:rPr>
+          <w:rFonts w:eastAsia="黑体"/>
+        </w:rPr>
         <w:t xml:space="preserve"> L1 </w:t>
       </w:r>
       <w:r>
         <w:rPr>
-          <w:rFonts w:hint="eastAsia"/>
+          <w:rFonts w:hint="eastAsia" w:eastAsia="黑体"/>
         </w:rPr>
         <w:t xml:space="preserve">储能并直接向负载供能；关断时电感</w:t>
       </w:r>
       <w:r>
+        <w:rPr>
+          <w:rFonts w:eastAsia="黑体"/>
+        </w:rPr>
         <w:t xml:space="preserve"> L1 </w:t>
       </w:r>
       <w:r>
         <w:rPr>
-          <w:rFonts w:hint="eastAsia"/>
+          <w:rFonts w:hint="eastAsia" w:eastAsia="黑体"/>
         </w:rPr>
         <w:t xml:space="preserve">经二极管续流、电感</w:t>
       </w:r>
       <w:r>
+        <w:rPr>
+          <w:rFonts w:eastAsia="黑体"/>
+        </w:rPr>
         <w:t xml:space="preserve"> L2 </w:t>
       </w:r>
       <w:r>
         <w:rPr>
-          <w:rFonts w:hint="eastAsia"/>
+          <w:rFonts w:hint="eastAsia" w:eastAsia="黑体"/>
         </w:rPr>
         <w:t xml:space="preserve">向耦合电容回馈能量。通过耦合电容的电荷平衡实现稳定变换，输出极性保持不变。</w:t>
       </w:r>
@@ -439,7 +550,7 @@
       </w:pPr>
       <w:r>
         <w:rPr>
-          <w:rFonts w:hint="eastAsia"/>
+          <w:rFonts w:hint="eastAsia" w:eastAsia="黑体"/>
         </w:rPr>
         <w:t xml:space="preserve">关键计算公式</w:t>
       </w:r>
@@ -453,7 +564,7 @@
       </w:pPr>
       <w:r>
         <w:rPr>
-          <w:rFonts w:hint="eastAsia"/>
+          <w:rFonts w:hint="eastAsia" w:eastAsia="黑体"/>
         </w:rPr>
         <w:t xml:space="preserve">理想电压增益（CCM）：</w:t>
       </w:r>
@@ -543,7 +654,7 @@
       </w:pPr>
       <w:r>
         <w:rPr>
-          <w:rFonts w:hint="eastAsia"/>
+          <w:rFonts w:hint="eastAsia" w:eastAsia="黑体"/>
         </w:rPr>
         <w:t xml:space="preserve">占空比与电压关系：</w:t>
       </w:r>
@@ -645,7 +756,7 @@
       </w:pPr>
       <w:r>
         <w:rPr>
-          <w:rFonts w:hint="eastAsia"/>
+          <w:rFonts w:hint="eastAsia" w:eastAsia="黑体"/>
         </w:rPr>
         <w:t xml:space="preserve">电感纹波电流：</w:t>
       </w:r>
@@ -750,7 +861,7 @@
       </w:pPr>
       <w:r>
         <w:rPr>
-          <w:rFonts w:hint="eastAsia"/>
+          <w:rFonts w:hint="eastAsia" w:eastAsia="黑体"/>
         </w:rPr>
         <w:t xml:space="preserve">输出电压纹波：</w:t>
       </w:r>
@@ -874,7 +985,7 @@
             </w:pPr>
             <w:r>
               <w:rPr>
-                <w:rFonts w:hint="eastAsia"/>
+                <w:rFonts w:hint="eastAsia" w:eastAsia="黑体"/>
               </w:rPr>
               <w:t xml:space="preserve">符号</w:t>
             </w:r>
@@ -888,7 +999,7 @@
             </w:pPr>
             <w:r>
               <w:rPr>
-                <w:rFonts w:hint="eastAsia"/>
+                <w:rFonts w:hint="eastAsia" w:eastAsia="黑体"/>
               </w:rPr>
               <w:t xml:space="preserve">含义</w:t>
             </w:r>
@@ -902,7 +1013,7 @@
             </w:pPr>
             <w:r>
               <w:rPr>
-                <w:rFonts w:hint="eastAsia"/>
+                <w:rFonts w:hint="eastAsia" w:eastAsia="黑体"/>
               </w:rPr>
               <w:t xml:space="preserve">单位</w:t>
             </w:r>
@@ -934,6 +1045,9 @@
               </m:sSub>
             </m:oMath>
             <w:r>
+              <w:rPr>
+                <w:rFonts w:eastAsia="黑体"/>
+              </w:rPr>
               <w:t xml:space="preserve">​</w:t>
             </w:r>
           </w:p>
@@ -946,7 +1060,7 @@
             </w:pPr>
             <w:r>
               <w:rPr>
-                <w:rFonts w:hint="eastAsia"/>
+                <w:rFonts w:hint="eastAsia" w:eastAsia="黑体"/>
               </w:rPr>
               <w:t xml:space="preserve">输入电压</w:t>
             </w:r>
@@ -959,6 +1073,9 @@
               <w:pStyle w:val="Compact"/>
             </w:pPr>
             <w:r>
+              <w:rPr>
+                <w:rFonts w:eastAsia="黑体"/>
+              </w:rPr>
               <w:t xml:space="preserve">V</w:t>
             </w:r>
           </w:p>
@@ -992,6 +1109,9 @@
               </m:sSub>
             </m:oMath>
             <w:r>
+              <w:rPr>
+                <w:rFonts w:eastAsia="黑体"/>
+              </w:rPr>
               <w:t xml:space="preserve">​</w:t>
             </w:r>
           </w:p>
@@ -1004,7 +1124,7 @@
             </w:pPr>
             <w:r>
               <w:rPr>
-                <w:rFonts w:hint="eastAsia"/>
+                <w:rFonts w:hint="eastAsia" w:eastAsia="黑体"/>
               </w:rPr>
               <w:t xml:space="preserve">输出电压</w:t>
             </w:r>
@@ -1017,6 +1137,9 @@
               <w:pStyle w:val="Compact"/>
             </w:pPr>
             <w:r>
+              <w:rPr>
+                <w:rFonts w:eastAsia="黑体"/>
+              </w:rPr>
               <w:t xml:space="preserve">V</w:t>
             </w:r>
           </w:p>
@@ -1035,6 +1158,9 @@
               </m:r>
             </m:oMath>
             <w:r>
+              <w:rPr>
+                <w:rFonts w:eastAsia="黑体"/>
+              </w:rPr>
               <w:t xml:space="preserve">​</w:t>
             </w:r>
           </w:p>
@@ -1047,7 +1173,7 @@
             </w:pPr>
             <w:r>
               <w:rPr>
-                <w:rFonts w:hint="eastAsia"/>
+                <w:rFonts w:hint="eastAsia" w:eastAsia="黑体"/>
               </w:rPr>
               <w:t xml:space="preserve">占空比</w:t>
             </w:r>
@@ -1060,6 +1186,9 @@
               <w:pStyle w:val="Compact"/>
             </w:pPr>
             <w:r>
+              <w:rPr>
+                <w:rFonts w:eastAsia="黑体"/>
+              </w:rPr>
               <w:t xml:space="preserve">—</w:t>
             </w:r>
           </w:p>
@@ -1087,6 +1216,9 @@
               </m:sSub>
             </m:oMath>
             <w:r>
+              <w:rPr>
+                <w:rFonts w:eastAsia="黑体"/>
+              </w:rPr>
               <w:t xml:space="preserve">​</w:t>
             </w:r>
           </w:p>
@@ -1099,7 +1231,7 @@
             </w:pPr>
             <w:r>
               <w:rPr>
-                <w:rFonts w:hint="eastAsia"/>
+                <w:rFonts w:hint="eastAsia" w:eastAsia="黑体"/>
               </w:rPr>
               <w:t xml:space="preserve">开关频率</w:t>
             </w:r>
@@ -1112,6 +1244,9 @@
               <w:pStyle w:val="Compact"/>
             </w:pPr>
             <w:r>
+              <w:rPr>
+                <w:rFonts w:eastAsia="黑体"/>
+              </w:rPr>
               <w:t xml:space="preserve">Hz</w:t>
             </w:r>
           </w:p>
@@ -1139,6 +1274,9 @@
               </m:sSub>
             </m:oMath>
             <w:r>
+              <w:rPr>
+                <w:rFonts w:eastAsia="黑体"/>
+              </w:rPr>
               <w:t xml:space="preserve">​</w:t>
             </w:r>
           </w:p>
@@ -1151,7 +1289,7 @@
             </w:pPr>
             <w:r>
               <w:rPr>
-                <w:rFonts w:hint="eastAsia"/>
+                <w:rFonts w:hint="eastAsia" w:eastAsia="黑体"/>
               </w:rPr>
               <w:t xml:space="preserve">输出侧电感</w:t>
             </w:r>
@@ -1164,6 +1302,9 @@
               <w:pStyle w:val="Compact"/>
             </w:pPr>
             <w:r>
+              <w:rPr>
+                <w:rFonts w:eastAsia="黑体"/>
+              </w:rPr>
               <w:t xml:space="preserve">H</w:t>
             </w:r>
           </w:p>
@@ -1191,6 +1332,9 @@
               </m:sSub>
             </m:oMath>
             <w:r>
+              <w:rPr>
+                <w:rFonts w:eastAsia="黑体"/>
+              </w:rPr>
               <w:t xml:space="preserve">​</w:t>
             </w:r>
           </w:p>
@@ -1203,7 +1347,7 @@
             </w:pPr>
             <w:r>
               <w:rPr>
-                <w:rFonts w:hint="eastAsia"/>
+                <w:rFonts w:hint="eastAsia" w:eastAsia="黑体"/>
               </w:rPr>
               <w:t xml:space="preserve">耦合电容</w:t>
             </w:r>
@@ -1216,6 +1360,9 @@
               <w:pStyle w:val="Compact"/>
             </w:pPr>
             <w:r>
+              <w:rPr>
+                <w:rFonts w:eastAsia="黑体"/>
+              </w:rPr>
               <w:t xml:space="preserve">F</w:t>
             </w:r>
           </w:p>
@@ -1234,6 +1381,9 @@
               </m:r>
             </m:oMath>
             <w:r>
+              <w:rPr>
+                <w:rFonts w:eastAsia="黑体"/>
+              </w:rPr>
               <w:t xml:space="preserve">​</w:t>
             </w:r>
           </w:p>
@@ -1246,7 +1396,7 @@
             </w:pPr>
             <w:r>
               <w:rPr>
-                <w:rFonts w:hint="eastAsia"/>
+                <w:rFonts w:hint="eastAsia" w:eastAsia="黑体"/>
               </w:rPr>
               <w:t xml:space="preserve">输出电容</w:t>
             </w:r>
@@ -1259,6 +1409,9 @@
               <w:pStyle w:val="Compact"/>
             </w:pPr>
             <w:r>
+              <w:rPr>
+                <w:rFonts w:eastAsia="黑体"/>
+              </w:rPr>
               <w:t xml:space="preserve">F</w:t>
             </w:r>
           </w:p>
@@ -1292,6 +1445,9 @@
               </m:sSub>
             </m:oMath>
             <w:r>
+              <w:rPr>
+                <w:rFonts w:eastAsia="黑体"/>
+              </w:rPr>
               <w:t xml:space="preserve">​</w:t>
             </w:r>
           </w:p>
@@ -1304,7 +1460,7 @@
             </w:pPr>
             <w:r>
               <w:rPr>
-                <w:rFonts w:hint="eastAsia"/>
+                <w:rFonts w:hint="eastAsia" w:eastAsia="黑体"/>
               </w:rPr>
               <w:t xml:space="preserve">输出电流</w:t>
             </w:r>
@@ -1317,6 +1473,9 @@
               <w:pStyle w:val="Compact"/>
             </w:pPr>
             <w:r>
+              <w:rPr>
+                <w:rFonts w:eastAsia="黑体"/>
+              </w:rPr>
               <w:t xml:space="preserve">A</w:t>
             </w:r>
           </w:p>
@@ -1331,7 +1490,7 @@
       </w:pPr>
       <w:r>
         <w:rPr>
-          <w:rFonts w:hint="eastAsia"/>
+          <w:rFonts w:hint="eastAsia" w:eastAsia="黑体"/>
         </w:rPr>
         <w:t xml:space="preserve">元件调整影响</w:t>
       </w:r>
@@ -1346,38 +1505,51 @@
       </w:pPr>
       <w:r>
         <w:rPr>
+          <w:rFonts w:eastAsia="黑体"/>
           <w:b/>
           <w:bCs/>
         </w:rPr>
         <w:t xml:space="preserve">D↑</w:t>
       </w:r>
       <w:r>
+        <w:rPr>
+          <w:rFonts w:eastAsia="黑体"/>
+        </w:rPr>
         <w:t xml:space="preserve"> </w:t>
       </w:r>
       <w:r>
+        <w:rPr>
+          <w:rFonts w:eastAsia="黑体"/>
+        </w:rPr>
         <w:t xml:space="preserve">→ </w:t>
       </w:r>
       <w:r>
         <w:rPr>
-          <w:rFonts w:hint="eastAsia"/>
+          <w:rFonts w:hint="eastAsia" w:eastAsia="黑体"/>
         </w:rPr>
         <w:t xml:space="preserve">输出电压升高；D&lt;0.5</w:t>
       </w:r>
       <w:r>
+        <w:rPr>
+          <w:rFonts w:eastAsia="黑体"/>
+        </w:rPr>
         <w:t xml:space="preserve"> </w:t>
       </w:r>
       <w:r>
         <w:rPr>
-          <w:rFonts w:hint="eastAsia"/>
+          <w:rFonts w:hint="eastAsia" w:eastAsia="黑体"/>
         </w:rPr>
         <w:t xml:space="preserve">降压、D&gt;0.5</w:t>
       </w:r>
       <w:r>
+        <w:rPr>
+          <w:rFonts w:eastAsia="黑体"/>
+        </w:rPr>
         <w:t xml:space="preserve"> </w:t>
       </w:r>
       <w:r>
         <w:rPr>
-          <w:rFonts w:hint="eastAsia"/>
+          <w:rFonts w:hint="eastAsia" w:eastAsia="黑体"/>
         </w:rPr>
         <w:t xml:space="preserve">升压。</w:t>
       </w:r>
@@ -1392,20 +1564,27 @@
       </w:pPr>
       <w:r>
         <w:rPr>
+          <w:rFonts w:eastAsia="黑体"/>
           <w:b/>
           <w:bCs/>
         </w:rPr>
         <w:t xml:space="preserve">L1↑</w:t>
       </w:r>
       <w:r>
+        <w:rPr>
+          <w:rFonts w:eastAsia="黑体"/>
+        </w:rPr>
         <w:t xml:space="preserve"> </w:t>
       </w:r>
       <w:r>
+        <w:rPr>
+          <w:rFonts w:eastAsia="黑体"/>
+        </w:rPr>
         <w:t xml:space="preserve">→ </w:t>
       </w:r>
       <w:r>
         <w:rPr>
-          <w:rFonts w:hint="eastAsia"/>
+          <w:rFonts w:hint="eastAsia" w:eastAsia="黑体"/>
         </w:rPr>
         <w:t xml:space="preserve">输出侧电感纹波电流减小，输出更平滑。</w:t>
       </w:r>
@@ -1420,20 +1599,27 @@
       </w:pPr>
       <w:r>
         <w:rPr>
+          <w:rFonts w:eastAsia="黑体"/>
           <w:b/>
           <w:bCs/>
         </w:rPr>
         <w:t xml:space="preserve">Cs↑</w:t>
       </w:r>
       <w:r>
+        <w:rPr>
+          <w:rFonts w:eastAsia="黑体"/>
+        </w:rPr>
         <w:t xml:space="preserve"> </w:t>
       </w:r>
       <w:r>
+        <w:rPr>
+          <w:rFonts w:eastAsia="黑体"/>
+        </w:rPr>
         <w:t xml:space="preserve">→ </w:t>
       </w:r>
       <w:r>
         <w:rPr>
-          <w:rFonts w:hint="eastAsia"/>
+          <w:rFonts w:hint="eastAsia" w:eastAsia="黑体"/>
         </w:rPr>
         <w:t xml:space="preserve">耦合电容纹波减小，传能平稳。</w:t>
       </w:r>
@@ -1448,20 +1634,27 @@
       </w:pPr>
       <w:r>
         <w:rPr>
+          <w:rFonts w:eastAsia="黑体"/>
           <w:b/>
           <w:bCs/>
         </w:rPr>
         <w:t xml:space="preserve">C↑</w:t>
       </w:r>
       <w:r>
+        <w:rPr>
+          <w:rFonts w:eastAsia="黑体"/>
+        </w:rPr>
         <w:t xml:space="preserve"> </w:t>
       </w:r>
       <w:r>
+        <w:rPr>
+          <w:rFonts w:eastAsia="黑体"/>
+        </w:rPr>
         <w:t xml:space="preserve">→ </w:t>
       </w:r>
       <w:r>
         <w:rPr>
-          <w:rFonts w:hint="eastAsia"/>
+          <w:rFonts w:hint="eastAsia" w:eastAsia="黑体"/>
         </w:rPr>
         <w:t xml:space="preserve">输出电压纹波减小。</w:t>
       </w:r>
@@ -1475,11 +1668,14 @@
         </w:numPr>
       </w:pPr>
       <w:r>
+        <w:rPr>
+          <w:rFonts w:eastAsia="黑体"/>
+        </w:rPr>
         <w:t xml:space="preserve">L1、L2 </w:t>
       </w:r>
       <w:r>
         <w:rPr>
-          <w:rFonts w:hint="eastAsia"/>
+          <w:rFonts w:hint="eastAsia" w:eastAsia="黑体"/>
         </w:rPr>
         <w:t xml:space="preserve">采用耦合电感可减小体积，但需注意匝比与同名端。</w:t>
       </w:r>
@@ -1492,7 +1688,7 @@
       </w:pPr>
       <w:r>
         <w:rPr>
-          <w:rFonts w:hint="eastAsia"/>
+          <w:rFonts w:hint="eastAsia" w:eastAsia="黑体"/>
         </w:rPr>
         <w:t xml:space="preserve">典型参数示例</w:t>
       </w:r>
@@ -1507,11 +1703,14 @@
       </w:pPr>
       <w:r>
         <w:rPr>
-          <w:rFonts w:hint="eastAsia"/>
+          <w:rFonts w:hint="eastAsia" w:eastAsia="黑体"/>
         </w:rPr>
         <w:t xml:space="preserve">取</w:t>
       </w:r>
       <w:r>
+        <w:rPr>
+          <w:rFonts w:eastAsia="黑体"/>
+        </w:rPr>
         <w:t xml:space="preserve"> </w:t>
       </w:r>
       <m:oMath>
@@ -1551,6 +1750,9 @@
         </m:r>
       </m:oMath>
       <w:r>
+        <w:rPr>
+          <w:rFonts w:eastAsia="黑体"/>
+        </w:rPr>
         <w:t xml:space="preserve">、</w:t>
       </w:r>
       <m:oMath>
@@ -1569,7 +1771,7 @@
       </m:oMath>
       <w:r>
         <w:rPr>
-          <w:rFonts w:hint="eastAsia"/>
+          <w:rFonts w:hint="eastAsia" w:eastAsia="黑体"/>
         </w:rPr>
         <w:t xml:space="preserve">：</w:t>
       </w:r>
@@ -1652,6 +1854,9 @@
         </m:r>
       </m:oMath>
       <w:r>
+        <w:rPr>
+          <w:rFonts w:eastAsia="黑体"/>
+        </w:rPr>
         <w:t xml:space="preserve">。</w:t>
       </w:r>
     </w:p>
@@ -1665,11 +1870,14 @@
       </w:pPr>
       <w:r>
         <w:rPr>
-          <w:rFonts w:hint="eastAsia"/>
+          <w:rFonts w:hint="eastAsia" w:eastAsia="黑体"/>
         </w:rPr>
         <w:t xml:space="preserve">取</w:t>
       </w:r>
       <w:r>
+        <w:rPr>
+          <w:rFonts w:eastAsia="黑体"/>
+        </w:rPr>
         <w:t xml:space="preserve"> </w:t>
       </w:r>
       <m:oMath>
@@ -1706,6 +1914,9 @@
         </m:r>
       </m:oMath>
       <w:r>
+        <w:rPr>
+          <w:rFonts w:eastAsia="黑体"/>
+        </w:rPr>
         <w:t xml:space="preserve">、</w:t>
       </w:r>
       <m:oMath>
@@ -1745,6 +1956,9 @@
         </m:r>
       </m:oMath>
       <w:r>
+        <w:rPr>
+          <w:rFonts w:eastAsia="黑体"/>
+        </w:rPr>
         <w:t xml:space="preserve">、</w:t>
       </w:r>
       <m:oMath>
@@ -1784,6 +1998,9 @@
         </m:r>
       </m:oMath>
       <w:r>
+        <w:rPr>
+          <w:rFonts w:eastAsia="黑体"/>
+        </w:rPr>
         <w:t xml:space="preserve">、</w:t>
       </w:r>
       <m:oMath>
@@ -1802,7 +2019,7 @@
       </m:oMath>
       <w:r>
         <w:rPr>
-          <w:rFonts w:hint="eastAsia"/>
+          <w:rFonts w:hint="eastAsia" w:eastAsia="黑体"/>
         </w:rPr>
         <w:t xml:space="preserve">：</w:t>
       </w:r>
@@ -1930,6 +2147,9 @@
         </m:r>
       </m:oMath>
       <w:r>
+        <w:rPr>
+          <w:rFonts w:eastAsia="黑体"/>
+        </w:rPr>
         <w:t xml:space="preserve">。</w:t>
       </w:r>
     </w:p>
@@ -1941,7 +2161,7 @@
       </w:pPr>
       <w:r>
         <w:rPr>
-          <w:rFonts w:hint="eastAsia"/>
+          <w:rFonts w:hint="eastAsia" w:eastAsia="黑体"/>
         </w:rPr>
         <w:t xml:space="preserve">常见器件型号</w:t>
       </w:r>
@@ -1956,7 +2176,7 @@
       </w:pPr>
       <w:r>
         <w:rPr>
-          <w:rFonts w:hint="eastAsia"/>
+          <w:rFonts w:hint="eastAsia" w:eastAsia="黑体"/>
         </w:rPr>
         <w:t xml:space="preserve">开关管：IRF540N、SI2302、CSD17570。</w:t>
       </w:r>
@@ -1971,7 +2191,7 @@
       </w:pPr>
       <w:r>
         <w:rPr>
-          <w:rFonts w:hint="eastAsia"/>
+          <w:rFonts w:hint="eastAsia" w:eastAsia="黑体"/>
         </w:rPr>
         <w:t xml:space="preserve">二极管：SS34、MBR0520、SS56。</w:t>
       </w:r>
@@ -1986,16 +2206,19 @@
       </w:pPr>
       <w:r>
         <w:rPr>
-          <w:rFonts w:hint="eastAsia"/>
+          <w:rFonts w:hint="eastAsia" w:eastAsia="黑体"/>
         </w:rPr>
         <w:t xml:space="preserve">控制</w:t>
       </w:r>
       <w:r>
+        <w:rPr>
+          <w:rFonts w:eastAsia="黑体"/>
+        </w:rPr>
         <w:t xml:space="preserve"> </w:t>
       </w:r>
       <w:r>
         <w:rPr>
-          <w:rFonts w:hint="eastAsia"/>
+          <w:rFonts w:hint="eastAsia" w:eastAsia="黑体"/>
         </w:rPr>
         <w:t xml:space="preserve">IC：LM3478、LT3757、MAX668（可配置）。</w:t>
       </w:r>
@@ -2008,7 +2231,7 @@
       </w:pPr>
       <w:r>
         <w:rPr>
-          <w:rFonts w:hint="eastAsia"/>
+          <w:rFonts w:hint="eastAsia" w:eastAsia="黑体"/>
         </w:rPr>
         <w:t xml:space="preserve">注意事项</w:t>
       </w:r>
@@ -2023,7 +2246,7 @@
       </w:pPr>
       <w:r>
         <w:rPr>
-          <w:rFonts w:hint="eastAsia"/>
+          <w:rFonts w:hint="eastAsia" w:eastAsia="黑体"/>
         </w:rPr>
         <w:t xml:space="preserve">输入电流断续，输入侧需加电容滤波以减小纹波。</w:t>
       </w:r>
@@ -2038,7 +2261,7 @@
       </w:pPr>
       <w:r>
         <w:rPr>
-          <w:rFonts w:hint="eastAsia"/>
+          <w:rFonts w:hint="eastAsia" w:eastAsia="黑体"/>
         </w:rPr>
         <w:t xml:space="preserve">开关管与耦合电容承受较高电压应力，需留足耐压余量。</w:t>
       </w:r>
@@ -2053,16 +2276,19 @@
       </w:pPr>
       <w:r>
         <w:rPr>
-          <w:rFonts w:hint="eastAsia"/>
+          <w:rFonts w:hint="eastAsia" w:eastAsia="黑体"/>
         </w:rPr>
         <w:t xml:space="preserve">耦合电容需用低</w:t>
       </w:r>
       <w:r>
+        <w:rPr>
+          <w:rFonts w:eastAsia="黑体"/>
+        </w:rPr>
         <w:t xml:space="preserve"> </w:t>
       </w:r>
       <w:r>
         <w:rPr>
-          <w:rFonts w:hint="eastAsia"/>
+          <w:rFonts w:hint="eastAsia" w:eastAsia="黑体"/>
         </w:rPr>
         <w:t xml:space="preserve">ESR、无极性电容并承受高频纹波。</w:t>
       </w:r>
@@ -2077,7 +2303,7 @@
       </w:pPr>
       <w:r>
         <w:rPr>
-          <w:rFonts w:hint="eastAsia"/>
+          <w:rFonts w:hint="eastAsia" w:eastAsia="黑体"/>
         </w:rPr>
         <w:t xml:space="preserve">含右半平面零点，环路补偿带宽需限制以保证稳定。</w:t>
       </w:r>
@@ -2090,7 +2316,7 @@
       </w:pPr>
       <w:r>
         <w:rPr>
-          <w:rFonts w:hint="eastAsia"/>
+          <w:rFonts w:hint="eastAsia" w:eastAsia="黑体"/>
         </w:rPr>
         <w:t xml:space="preserve">参考资料</w:t>
       </w:r>
@@ -2104,6 +2330,9 @@
         </w:numPr>
       </w:pPr>
       <w:r>
+        <w:rPr>
+          <w:rFonts w:eastAsia="黑体"/>
+        </w:rPr>
         <w:t xml:space="preserve">Wikipedia: Zeta converter。</w:t>
       </w:r>
     </w:p>
@@ -2117,16 +2346,19 @@
       </w:pPr>
       <w:r>
         <w:rPr>
-          <w:rFonts w:hint="eastAsia"/>
+          <w:rFonts w:hint="eastAsia" w:eastAsia="黑体"/>
         </w:rPr>
         <w:t xml:space="preserve">《开关电源设计》（Abraham</w:t>
       </w:r>
       <w:r>
+        <w:rPr>
+          <w:rFonts w:eastAsia="黑体"/>
+        </w:rPr>
         <w:t xml:space="preserve"> I. </w:t>
       </w:r>
       <w:r>
         <w:rPr>
-          <w:rFonts w:hint="eastAsia"/>
+          <w:rFonts w:hint="eastAsia" w:eastAsia="黑体"/>
         </w:rPr>
         <w:t xml:space="preserve">Pressman）。</w:t>
       </w:r>
@@ -2141,16 +2373,19 @@
       </w:pPr>
       <w:r>
         <w:rPr>
-          <w:rFonts w:hint="eastAsia"/>
+          <w:rFonts w:hint="eastAsia" w:eastAsia="黑体"/>
         </w:rPr>
         <w:t xml:space="preserve">《电力电子学》（Ned</w:t>
       </w:r>
       <w:r>
+        <w:rPr>
+          <w:rFonts w:eastAsia="黑体"/>
+        </w:rPr>
         <w:t xml:space="preserve"> Mohan </w:t>
       </w:r>
       <w:r>
         <w:rPr>
-          <w:rFonts w:hint="eastAsia"/>
+          <w:rFonts w:hint="eastAsia" w:eastAsia="黑体"/>
         </w:rPr>
         <w:t xml:space="preserve">等）。</w:t>
       </w:r>
@@ -2164,11 +2399,11 @@
       </w:pPr>
       <w:r>
         <w:rPr>
-          <w:rFonts w:ascii="Times New Roman" w:hAnsi="Times New Roman"/>
+          <w:rFonts w:ascii="Times New Roman" w:hAnsi="Times New Roman" w:eastAsia="黑体"/>
           <w:color w:val="555555"/>
           <w:sz w:val="21"/>
         </w:rPr>
-        <w:t>材料收集者：杜文杰</w:t>
+        <w:t>材料收集者：杜文杰，WX手机：19519196569，QQ:3478827729</w:t>
       </w:r>
     </w:p>
     <w:sectPr>
@@ -2188,7 +2423,7 @@
 </file>
 
 <file path=word/footer1.xml><?xml version="1.0" encoding="utf-8"?>
-<w:ftr xmlns:m="http://schemas.openxmlformats.org/officeDocument/2006/math" xmlns:mc="http://schemas.openxmlformats.org/markup-compatibility/2006" xmlns:mo="http://schemas.microsoft.com/office/mac/office/2008/main" xmlns:mv="urn:schemas-microsoft-com:mac:vml" xmlns:o="urn:schemas-microsoft-com:office:office" xmlns:r="http://schemas.openxmlformats.org/officeDocument/2006/relationships" xmlns:v="urn:schemas-microsoft-com:vml" xmlns:w10="urn:schemas-microsoft-com:office:word" xmlns:w14="http://schemas.microsoft.com/office/word/2010/wordml" xmlns:w="http://schemas.openxmlformats.org/wordprocessingml/2006/main" xmlns:wne="http://schemas.microsoft.com/office/word/2006/wordml" xmlns:wp14="http://schemas.microsoft.com/office/word/2010/wordprocessingDrawing" xmlns:wp="http://schemas.openxmlformats.org/drawingml/2006/wordprocessingDrawing" xmlns:wpc="http://schemas.microsoft.com/office/word/2010/wordprocessingCanvas" xmlns:wpg="http://schemas.microsoft.com/office/word/2010/wordprocessingGroup" xmlns:wpi="http://schemas.microsoft.com/office/word/2010/wordprocessingInk" xmlns:wps="http://schemas.microsoft.com/office/word/2010/wordprocessingShape" mc:Ignorable="w14 wp14">
+<w:ftr xmlns:mc="http://schemas.openxmlformats.org/markup-compatibility/2006" xmlns:w="http://schemas.openxmlformats.org/wordprocessingml/2006/main" xmlns:m="http://schemas.openxmlformats.org/officeDocument/2006/math" xmlns:mo="http://schemas.microsoft.com/office/mac/office/2008/main" xmlns:mv="urn:schemas-microsoft-com:mac:vml" xmlns:o="urn:schemas-microsoft-com:office:office" xmlns:r="http://schemas.openxmlformats.org/officeDocument/2006/relationships" xmlns:v="urn:schemas-microsoft-com:vml" xmlns:w10="urn:schemas-microsoft-com:office:word" xmlns:w14="http://schemas.microsoft.com/office/word/2010/wordml" xmlns:wne="http://schemas.microsoft.com/office/word/2006/wordml" xmlns:wp14="http://schemas.microsoft.com/office/word/2010/wordprocessingDrawing" xmlns:wp="http://schemas.openxmlformats.org/drawingml/2006/wordprocessingDrawing" xmlns:wpc="http://schemas.microsoft.com/office/word/2010/wordprocessingCanvas" xmlns:wpg="http://schemas.microsoft.com/office/word/2010/wordprocessingGroup" xmlns:wpi="http://schemas.microsoft.com/office/word/2010/wordprocessingInk" xmlns:wps="http://schemas.microsoft.com/office/word/2010/wordprocessingShape" mc:Ignorable="w14 wp14">
   <w:p>
     <w:pPr>
       <w:pStyle w:val="Footer"/>
@@ -2196,12 +2431,14 @@
     </w:pPr>
     <w:r>
       <w:rPr>
+        <w:rFonts w:eastAsia="黑体"/>
         <w:sz w:val="18"/>
       </w:rPr>
       <w:t xml:space="preserve">第 </w:t>
     </w:r>
     <w:r>
       <w:rPr>
+        <w:rFonts w:eastAsia="黑体"/>
         <w:sz w:val="18"/>
       </w:rPr>
       <w:fldChar w:fldCharType="begin"/>
@@ -2210,6 +2447,7 @@
     </w:r>
     <w:r>
       <w:rPr>
+        <w:rFonts w:eastAsia="黑体"/>
         <w:sz w:val="18"/>
       </w:rPr>
       <w:t xml:space="preserve"> 页</w:t>
@@ -2223,6 +2461,9 @@
   <w:footnote w:type="continuationSeparator" w:id="0">
     <w:p>
       <w:r>
+        <w:rPr>
+          <w:rFonts w:eastAsia="黑体"/>
+        </w:rPr>
         <w:continuationSeparator/>
       </w:r>
     </w:p>
@@ -2230,6 +2471,9 @@
   <w:footnote w:type="separator" w:id="-1">
     <w:p>
       <w:r>
+        <w:rPr>
+          <w:rFonts w:eastAsia="黑体"/>
+        </w:rPr>
         <w:separator/>
       </w:r>
     </w:p>
@@ -2238,7 +2482,7 @@
 </file>
 
 <file path=word/header1.xml><?xml version="1.0" encoding="utf-8"?>
-<w:hdr xmlns:m="http://schemas.openxmlformats.org/officeDocument/2006/math" xmlns:mc="http://schemas.openxmlformats.org/markup-compatibility/2006" xmlns:mo="http://schemas.microsoft.com/office/mac/office/2008/main" xmlns:mv="urn:schemas-microsoft-com:mac:vml" xmlns:o="urn:schemas-microsoft-com:office:office" xmlns:r="http://schemas.openxmlformats.org/officeDocument/2006/relationships" xmlns:v="urn:schemas-microsoft-com:vml" xmlns:w10="urn:schemas-microsoft-com:office:word" xmlns:w14="http://schemas.microsoft.com/office/word/2010/wordml" xmlns:w="http://schemas.openxmlformats.org/wordprocessingml/2006/main" xmlns:wne="http://schemas.microsoft.com/office/word/2006/wordml" xmlns:wp14="http://schemas.microsoft.com/office/word/2010/wordprocessingDrawing" xmlns:wp="http://schemas.openxmlformats.org/drawingml/2006/wordprocessingDrawing" xmlns:wpc="http://schemas.microsoft.com/office/word/2010/wordprocessingCanvas" xmlns:wpg="http://schemas.microsoft.com/office/word/2010/wordprocessingGroup" xmlns:wpi="http://schemas.microsoft.com/office/word/2010/wordprocessingInk" xmlns:wps="http://schemas.microsoft.com/office/word/2010/wordprocessingShape" mc:Ignorable="w14 wp14">
+<w:hdr xmlns:mc="http://schemas.openxmlformats.org/markup-compatibility/2006" xmlns:w="http://schemas.openxmlformats.org/wordprocessingml/2006/main" xmlns:m="http://schemas.openxmlformats.org/officeDocument/2006/math" xmlns:mo="http://schemas.microsoft.com/office/mac/office/2008/main" xmlns:mv="urn:schemas-microsoft-com:mac:vml" xmlns:o="urn:schemas-microsoft-com:office:office" xmlns:r="http://schemas.openxmlformats.org/officeDocument/2006/relationships" xmlns:v="urn:schemas-microsoft-com:vml" xmlns:w10="urn:schemas-microsoft-com:office:word" xmlns:w14="http://schemas.microsoft.com/office/word/2010/wordml" xmlns:wne="http://schemas.microsoft.com/office/word/2006/wordml" xmlns:wp14="http://schemas.microsoft.com/office/word/2010/wordprocessingDrawing" xmlns:wp="http://schemas.openxmlformats.org/drawingml/2006/wordprocessingDrawing" xmlns:wpc="http://schemas.microsoft.com/office/word/2010/wordprocessingCanvas" xmlns:wpg="http://schemas.microsoft.com/office/word/2010/wordprocessingGroup" xmlns:wpi="http://schemas.microsoft.com/office/word/2010/wordprocessingInk" xmlns:wps="http://schemas.microsoft.com/office/word/2010/wordprocessingShape" mc:Ignorable="w14 wp14">
   <w:p>
     <w:pPr>
       <w:pStyle w:val="Header"/>
@@ -2246,7 +2490,7 @@
     </w:pPr>
     <w:r>
       <w:rPr>
-        <w:rFonts w:ascii="Times New Roman" w:hAnsi="Times New Roman"/>
+        <w:rFonts w:ascii="Times New Roman" w:hAnsi="Times New Roman" w:eastAsia="黑体"/>
         <w:sz w:val="18"/>
         <w:rFonts w:eastAsia="黑体"/>
         <w:rFonts w:eastAsia="黑体"/>
@@ -2258,7 +2502,7 @@
 </file>
 
 <file path=word/numbering.xml><?xml version="1.0" encoding="utf-8"?>
-<w:numbering xmlns:m="http://schemas.openxmlformats.org/officeDocument/2006/math" xmlns:mc="http://schemas.openxmlformats.org/markup-compatibility/2006" xmlns:mo="http://schemas.microsoft.com/office/mac/office/2008/main" xmlns:mv="urn:schemas-microsoft-com:mac:vml" xmlns:o="urn:schemas-microsoft-com:office:office" xmlns:r="http://schemas.openxmlformats.org/officeDocument/2006/relationships" xmlns:v="urn:schemas-microsoft-com:vml" xmlns:w="http://schemas.openxmlformats.org/wordprocessingml/2006/main" xmlns:w10="urn:schemas-microsoft-com:office:word" xmlns:w14="http://schemas.microsoft.com/office/word/2010/wordml" xmlns:wne="http://schemas.microsoft.com/office/word/2006/wordml" xmlns:wp="http://schemas.openxmlformats.org/drawingml/2006/wordprocessingDrawing" xmlns:wp14="http://schemas.microsoft.com/office/word/2010/wordprocessingDrawing" xmlns:wpc="http://schemas.microsoft.com/office/word/2010/wordprocessingCanvas" xmlns:wpg="http://schemas.microsoft.com/office/word/2010/wordprocessingGroup" xmlns:wpi="http://schemas.microsoft.com/office/word/2010/wordprocessingInk" xmlns:wps="http://schemas.microsoft.com/office/word/2010/wordprocessingShape" mc:Ignorable="w14 wp14">
+<w:numbering xmlns:mc="http://schemas.openxmlformats.org/markup-compatibility/2006" xmlns:w="http://schemas.openxmlformats.org/wordprocessingml/2006/main" xmlns:m="http://schemas.openxmlformats.org/officeDocument/2006/math" xmlns:mo="http://schemas.microsoft.com/office/mac/office/2008/main" xmlns:mv="urn:schemas-microsoft-com:mac:vml" xmlns:o="urn:schemas-microsoft-com:office:office" xmlns:r="http://schemas.openxmlformats.org/officeDocument/2006/relationships" xmlns:v="urn:schemas-microsoft-com:vml" xmlns:w10="urn:schemas-microsoft-com:office:word" xmlns:w14="http://schemas.microsoft.com/office/word/2010/wordml" xmlns:wne="http://schemas.microsoft.com/office/word/2006/wordml" xmlns:wp="http://schemas.openxmlformats.org/drawingml/2006/wordprocessingDrawing" xmlns:wp14="http://schemas.microsoft.com/office/word/2010/wordprocessingDrawing" xmlns:wpc="http://schemas.microsoft.com/office/word/2010/wordprocessingCanvas" xmlns:wpg="http://schemas.microsoft.com/office/word/2010/wordprocessingGroup" xmlns:wpi="http://schemas.microsoft.com/office/word/2010/wordprocessingInk" xmlns:wps="http://schemas.microsoft.com/office/word/2010/wordprocessingShape" mc:Ignorable="w14 wp14">
   <w:abstractNum w:abstractNumId="0">
     <w:nsid w:val="FFFFFF7C"/>
     <w:multiLevelType w:val="singleLevel"/>
@@ -2345,7 +2589,7 @@
         <w:ind w:hanging="360" w:left="1440"/>
       </w:pPr>
       <w:rPr>
-        <w:rFonts w:ascii="Symbol" w:hAnsi="Symbol" w:hint="default"/>
+        <w:rFonts w:ascii="Symbol" w:hAnsi="Symbol" w:hint="default" w:eastAsia="黑体"/>
       </w:rPr>
     </w:lvl>
   </w:abstractNum>
@@ -2366,7 +2610,7 @@
         <w:ind w:hanging="360" w:left="1080"/>
       </w:pPr>
       <w:rPr>
-        <w:rFonts w:ascii="Symbol" w:hAnsi="Symbol" w:hint="default"/>
+        <w:rFonts w:ascii="Symbol" w:hAnsi="Symbol" w:hint="default" w:eastAsia="黑体"/>
       </w:rPr>
     </w:lvl>
   </w:abstractNum>
@@ -2387,7 +2631,7 @@
         <w:ind w:hanging="360" w:left="720"/>
       </w:pPr>
       <w:rPr>
-        <w:rFonts w:ascii="Symbol" w:hAnsi="Symbol" w:hint="default"/>
+        <w:rFonts w:ascii="Symbol" w:hAnsi="Symbol" w:hint="default" w:eastAsia="黑体"/>
       </w:rPr>
     </w:lvl>
   </w:abstractNum>
@@ -2426,7 +2670,7 @@
         <w:ind w:hanging="360" w:left="360"/>
       </w:pPr>
       <w:rPr>
-        <w:rFonts w:ascii="Symbol" w:hAnsi="Symbol" w:hint="default"/>
+        <w:rFonts w:ascii="Symbol" w:hAnsi="Symbol" w:hint="default" w:eastAsia="黑体"/>
       </w:rPr>
     </w:lvl>
   </w:abstractNum>
@@ -2517,7 +2761,7 @@
         <w:ind w:left="720" w:hanging="360"/>
       </w:pPr>
       <w:rPr>
-        <w:rFonts w:ascii="Symbol" w:hAnsi="Symbol" w:cs="Symbol" w:hint="default"/>
+        <w:rFonts w:ascii="Symbol" w:hAnsi="Symbol" w:cs="Symbol" w:hint="default" w:eastAsia="黑体"/>
       </w:rPr>
     </w:lvl>
     <w:lvl w:ilvl="1">
@@ -2528,7 +2772,7 @@
         <w:ind w:left="1440" w:hanging="360"/>
       </w:pPr>
       <w:rPr>
-        <w:rFonts w:ascii="Courier New" w:hAnsi="Courier New" w:cs="Courier New" w:hint="default"/>
+        <w:rFonts w:ascii="Courier New" w:hAnsi="Courier New" w:cs="Courier New" w:hint="default" w:eastAsia="黑体"/>
       </w:rPr>
     </w:lvl>
     <w:lvl w:ilvl="2">
@@ -2539,7 +2783,7 @@
         <w:ind w:left="2160" w:hanging="360"/>
       </w:pPr>
       <w:rPr>
-        <w:rFonts w:ascii="Wingdings" w:hAnsi="Wingdings" w:cs="Wingdings" w:hint="default"/>
+        <w:rFonts w:ascii="Wingdings" w:hAnsi="Wingdings" w:cs="Wingdings" w:hint="default" w:eastAsia="黑体"/>
       </w:rPr>
     </w:lvl>
     <w:lvl w:ilvl="3">
@@ -2550,7 +2794,7 @@
         <w:ind w:left="2880" w:hanging="360"/>
       </w:pPr>
       <w:rPr>
-        <w:rFonts w:ascii="Symbol" w:hAnsi="Symbol" w:cs="Symbol" w:hint="default"/>
+        <w:rFonts w:ascii="Symbol" w:hAnsi="Symbol" w:cs="Symbol" w:hint="default" w:eastAsia="黑体"/>
       </w:rPr>
     </w:lvl>
     <w:lvl w:ilvl="4">
@@ -2561,7 +2805,7 @@
         <w:ind w:left="3600" w:hanging="360"/>
       </w:pPr>
       <w:rPr>
-        <w:rFonts w:ascii="Courier New" w:hAnsi="Courier New" w:cs="Courier New" w:hint="default"/>
+        <w:rFonts w:ascii="Courier New" w:hAnsi="Courier New" w:cs="Courier New" w:hint="default" w:eastAsia="黑体"/>
       </w:rPr>
     </w:lvl>
     <w:lvl w:ilvl="5">
@@ -2572,7 +2816,7 @@
         <w:ind w:left="4320" w:hanging="360"/>
       </w:pPr>
       <w:rPr>
-        <w:rFonts w:ascii="Wingdings" w:hAnsi="Wingdings" w:cs="Wingdings" w:hint="default"/>
+        <w:rFonts w:ascii="Wingdings" w:hAnsi="Wingdings" w:cs="Wingdings" w:hint="default" w:eastAsia="黑体"/>
       </w:rPr>
     </w:lvl>
     <w:lvl w:ilvl="6">
@@ -2583,7 +2827,7 @@
         <w:ind w:left="5040" w:hanging="360"/>
       </w:pPr>
       <w:rPr>
-        <w:rFonts w:ascii="Symbol" w:hAnsi="Symbol" w:cs="Symbol" w:hint="default"/>
+        <w:rFonts w:ascii="Symbol" w:hAnsi="Symbol" w:cs="Symbol" w:hint="default" w:eastAsia="黑体"/>
       </w:rPr>
     </w:lvl>
     <w:lvl w:ilvl="7">
@@ -2594,7 +2838,7 @@
         <w:ind w:left="5760" w:hanging="360"/>
       </w:pPr>
       <w:rPr>
-        <w:rFonts w:ascii="Courier New" w:hAnsi="Courier New" w:cs="Courier New" w:hint="default"/>
+        <w:rFonts w:ascii="Courier New" w:hAnsi="Courier New" w:cs="Courier New" w:hint="default" w:eastAsia="黑体"/>
       </w:rPr>
     </w:lvl>
     <w:lvl w:ilvl="8">
@@ -2605,7 +2849,7 @@
         <w:ind w:left="6480" w:hanging="360"/>
       </w:pPr>
       <w:rPr>
-        <w:rFonts w:ascii="Wingdings" w:hAnsi="Wingdings" w:cs="Wingdings" w:hint="default"/>
+        <w:rFonts w:ascii="Wingdings" w:hAnsi="Wingdings" w:cs="Wingdings" w:hint="default" w:eastAsia="黑体"/>
       </w:rPr>
     </w:lvl>
   </w:abstractNum>
@@ -2661,11 +2905,11 @@
 </file>
 
 <file path=word/styles.xml><?xml version="1.0" encoding="utf-8"?>
-<w:styles xmlns:mc="http://schemas.openxmlformats.org/markup-compatibility/2006" xmlns:r="http://schemas.openxmlformats.org/officeDocument/2006/relationships" xmlns:w="http://schemas.openxmlformats.org/wordprocessingml/2006/main" xmlns:w14="http://schemas.microsoft.com/office/word/2010/wordml" mc:Ignorable="w14">
+<w:styles xmlns:mc="http://schemas.openxmlformats.org/markup-compatibility/2006" xmlns:w="http://schemas.openxmlformats.org/wordprocessingml/2006/main" xmlns:r="http://schemas.openxmlformats.org/officeDocument/2006/relationships" xmlns:w14="http://schemas.microsoft.com/office/word/2010/wordml" mc:Ignorable="w14">
   <w:docDefaults>
     <w:rPrDefault>
       <w:rPr>
-        <w:rFonts w:asciiTheme="minorHAnsi" w:cstheme="minorBidi" w:eastAsiaTheme="minorEastAsia" w:hAnsiTheme="minorHAnsi"/>
+        <w:rFonts w:asciiTheme="minorHAnsi" w:cstheme="minorBidi" w:hAnsiTheme="minorHAnsi" w:eastAsia="黑体"/>
         <w:sz w:val="22"/>
         <w:szCs w:val="22"/>
         <w:lang w:bidi="ar-SA" w:eastAsia="en-US" w:val="en-US"/>
@@ -2887,7 +3131,7 @@
       <w:outlineLvl w:val="0"/>
     </w:pPr>
     <w:rPr>
-      <w:rFonts w:ascii="Times New Roman" w:asciiTheme="majorHAnsi" w:cstheme="majorBidi" w:eastAsia="黑体" w:eastAsiaTheme="majorEastAsia" w:hAnsi="Times New Roman" w:hAnsiTheme="majorHAnsi"/>
+      <w:rFonts w:ascii="Times New Roman" w:asciiTheme="majorHAnsi" w:cstheme="majorBidi" w:eastAsia="黑体" w:hAnsi="Times New Roman" w:hAnsiTheme="majorHAnsi"/>
       <w:b/>
       <w:bCs/>
       <w:color w:val="1F3864"/>
@@ -2911,7 +3155,7 @@
       <w:outlineLvl w:val="1"/>
     </w:pPr>
     <w:rPr>
-      <w:rFonts w:ascii="Times New Roman" w:asciiTheme="majorHAnsi" w:cstheme="majorBidi" w:eastAsia="黑体" w:eastAsiaTheme="majorEastAsia" w:hAnsi="Times New Roman" w:hAnsiTheme="majorHAnsi"/>
+      <w:rFonts w:ascii="Times New Roman" w:asciiTheme="majorHAnsi" w:cstheme="majorBidi" w:eastAsia="黑体" w:hAnsi="Times New Roman" w:hAnsiTheme="majorHAnsi"/>
       <w:b/>
       <w:bCs/>
       <w:color w:val="2E4E7E"/>
@@ -2935,7 +3179,7 @@
       <w:outlineLvl w:val="2"/>
     </w:pPr>
     <w:rPr>
-      <w:rFonts w:ascii="Times New Roman" w:asciiTheme="majorHAnsi" w:cstheme="majorBidi" w:eastAsia="黑体" w:eastAsiaTheme="majorEastAsia" w:hAnsi="Times New Roman" w:hAnsiTheme="majorHAnsi"/>
+      <w:rFonts w:ascii="Times New Roman" w:asciiTheme="majorHAnsi" w:cstheme="majorBidi" w:eastAsia="黑体" w:hAnsi="Times New Roman" w:hAnsiTheme="majorHAnsi"/>
       <w:b/>
       <w:bCs/>
       <w:color w:val="2E4E7E"/>
@@ -2959,7 +3203,7 @@
       <w:outlineLvl w:val="3"/>
     </w:pPr>
     <w:rPr>
-      <w:rFonts w:ascii="Times New Roman" w:asciiTheme="majorHAnsi" w:cstheme="majorBidi" w:eastAsia="黑体" w:eastAsiaTheme="majorEastAsia" w:hAnsi="Times New Roman" w:hAnsiTheme="majorHAnsi"/>
+      <w:rFonts w:ascii="Times New Roman" w:asciiTheme="majorHAnsi" w:cstheme="majorBidi" w:eastAsia="黑体" w:hAnsi="Times New Roman" w:hAnsiTheme="majorHAnsi"/>
       <w:b/>
       <w:bCs/>
       <w:i/>
@@ -2985,7 +3229,7 @@
       <w:outlineLvl w:val="4"/>
     </w:pPr>
     <w:rPr>
-      <w:rFonts w:ascii="Times New Roman" w:asciiTheme="majorHAnsi" w:cstheme="majorBidi" w:eastAsia="黑体" w:eastAsiaTheme="majorEastAsia" w:hAnsi="Times New Roman" w:hAnsiTheme="majorHAnsi"/>
+      <w:rFonts w:ascii="Times New Roman" w:asciiTheme="majorHAnsi" w:cstheme="majorBidi" w:eastAsia="黑体" w:hAnsi="Times New Roman" w:hAnsiTheme="majorHAnsi"/>
       <w:b/>
       <w:color w:val="333333"/>
       <w:sz w:val="22"/>
@@ -3008,7 +3252,7 @@
       <w:outlineLvl w:val="5"/>
     </w:pPr>
     <w:rPr>
-      <w:rFonts w:asciiTheme="majorHAnsi" w:cstheme="majorBidi" w:eastAsiaTheme="majorEastAsia" w:hAnsiTheme="majorHAnsi"/>
+      <w:rFonts w:asciiTheme="majorHAnsi" w:cstheme="majorBidi" w:hAnsiTheme="majorHAnsi" w:eastAsia="黑体"/>
       <w:i/>
       <w:iCs/>
       <w:color w:themeColor="accent1" w:themeShade="7F" w:val="243F60"/>
@@ -3031,7 +3275,7 @@
       <w:outlineLvl w:val="6"/>
     </w:pPr>
     <w:rPr>
-      <w:rFonts w:asciiTheme="majorHAnsi" w:cstheme="majorBidi" w:eastAsiaTheme="majorEastAsia" w:hAnsiTheme="majorHAnsi"/>
+      <w:rFonts w:asciiTheme="majorHAnsi" w:cstheme="majorBidi" w:hAnsiTheme="majorHAnsi" w:eastAsia="黑体"/>
       <w:i/>
       <w:iCs/>
       <w:color w:themeColor="text1" w:themeTint="BF" w:val="404040"/>
@@ -3054,7 +3298,7 @@
       <w:outlineLvl w:val="7"/>
     </w:pPr>
     <w:rPr>
-      <w:rFonts w:asciiTheme="majorHAnsi" w:cstheme="majorBidi" w:eastAsiaTheme="majorEastAsia" w:hAnsiTheme="majorHAnsi"/>
+      <w:rFonts w:asciiTheme="majorHAnsi" w:cstheme="majorBidi" w:hAnsiTheme="majorHAnsi" w:eastAsia="黑体"/>
       <w:color w:themeColor="accent1" w:val="4F81BD"/>
       <w:sz w:val="20"/>
       <w:szCs w:val="20"/>
@@ -3077,7 +3321,7 @@
       <w:outlineLvl w:val="8"/>
     </w:pPr>
     <w:rPr>
-      <w:rFonts w:asciiTheme="majorHAnsi" w:cstheme="majorBidi" w:eastAsiaTheme="majorEastAsia" w:hAnsiTheme="majorHAnsi"/>
+      <w:rFonts w:asciiTheme="majorHAnsi" w:cstheme="majorBidi" w:hAnsiTheme="majorHAnsi" w:eastAsia="黑体"/>
       <w:i/>
       <w:iCs/>
       <w:color w:themeColor="text1" w:themeTint="BF" w:val="404040"/>
@@ -3128,7 +3372,7 @@
     <w:uiPriority w:val="9"/>
     <w:rsid w:val="00FC693F"/>
     <w:rPr>
-      <w:rFonts w:asciiTheme="majorHAnsi" w:cstheme="majorBidi" w:eastAsiaTheme="majorEastAsia" w:hAnsiTheme="majorHAnsi"/>
+      <w:rFonts w:asciiTheme="majorHAnsi" w:cstheme="majorBidi" w:hAnsiTheme="majorHAnsi" w:eastAsia="黑体"/>
       <w:b/>
       <w:bCs/>
       <w:color w:themeColor="accent1" w:themeShade="BF" w:val="365F91"/>
@@ -3143,7 +3387,7 @@
     <w:uiPriority w:val="9"/>
     <w:rsid w:val="00FC693F"/>
     <w:rPr>
-      <w:rFonts w:asciiTheme="majorHAnsi" w:cstheme="majorBidi" w:eastAsiaTheme="majorEastAsia" w:hAnsiTheme="majorHAnsi"/>
+      <w:rFonts w:asciiTheme="majorHAnsi" w:cstheme="majorBidi" w:hAnsiTheme="majorHAnsi" w:eastAsia="黑体"/>
       <w:b/>
       <w:bCs/>
       <w:color w:themeColor="accent1" w:val="4F81BD"/>
@@ -3158,7 +3402,7 @@
     <w:uiPriority w:val="9"/>
     <w:rsid w:val="00FC693F"/>
     <w:rPr>
-      <w:rFonts w:asciiTheme="majorHAnsi" w:cstheme="majorBidi" w:eastAsiaTheme="majorEastAsia" w:hAnsiTheme="majorHAnsi"/>
+      <w:rFonts w:asciiTheme="majorHAnsi" w:cstheme="majorBidi" w:hAnsiTheme="majorHAnsi" w:eastAsia="黑体"/>
       <w:b/>
       <w:bCs/>
       <w:color w:themeColor="accent1" w:val="4F81BD"/>
@@ -3181,7 +3425,7 @@
       <w:contextualSpacing/>
     </w:pPr>
     <w:rPr>
-      <w:rFonts w:ascii="Times New Roman" w:asciiTheme="majorHAnsi" w:cstheme="majorBidi" w:eastAsia="黑体" w:eastAsiaTheme="majorEastAsia" w:hAnsi="Times New Roman" w:hAnsiTheme="majorHAnsi"/>
+      <w:rFonts w:ascii="Times New Roman" w:asciiTheme="majorHAnsi" w:cstheme="majorBidi" w:eastAsia="黑体" w:hAnsi="Times New Roman" w:hAnsiTheme="majorHAnsi"/>
       <w:b/>
       <w:color w:val="1F3864"/>
       <w:spacing w:val="5"/>
@@ -3197,7 +3441,7 @@
     <w:uiPriority w:val="10"/>
     <w:rsid w:val="00FC693F"/>
     <w:rPr>
-      <w:rFonts w:asciiTheme="majorHAnsi" w:cstheme="majorBidi" w:eastAsiaTheme="majorEastAsia" w:hAnsiTheme="majorHAnsi"/>
+      <w:rFonts w:asciiTheme="majorHAnsi" w:cstheme="majorBidi" w:hAnsiTheme="majorHAnsi" w:eastAsia="黑体"/>
       <w:color w:themeColor="text2" w:themeShade="BF" w:val="17365D"/>
       <w:spacing w:val="5"/>
       <w:kern w:val="28"/>
@@ -3219,7 +3463,7 @@
       </w:numPr>
     </w:pPr>
     <w:rPr>
-      <w:rFonts w:asciiTheme="majorHAnsi" w:cstheme="majorBidi" w:eastAsiaTheme="majorEastAsia" w:hAnsiTheme="majorHAnsi"/>
+      <w:rFonts w:asciiTheme="majorHAnsi" w:cstheme="majorBidi" w:hAnsiTheme="majorHAnsi" w:eastAsia="黑体"/>
       <w:i/>
       <w:iCs/>
       <w:color w:themeColor="accent1" w:val="4F81BD"/>
@@ -3235,7 +3479,7 @@
     <w:uiPriority w:val="11"/>
     <w:rsid w:val="00FC693F"/>
     <w:rPr>
-      <w:rFonts w:asciiTheme="majorHAnsi" w:cstheme="majorBidi" w:eastAsiaTheme="majorEastAsia" w:hAnsiTheme="majorHAnsi"/>
+      <w:rFonts w:asciiTheme="majorHAnsi" w:cstheme="majorBidi" w:hAnsiTheme="majorHAnsi" w:eastAsia="黑体"/>
       <w:i/>
       <w:iCs/>
       <w:color w:themeColor="accent1" w:val="4F81BD"/>
@@ -3302,6 +3546,7 @@
       <w:spacing w:after="120"/>
     </w:pPr>
     <w:rPr>
+      <w:rFonts w:eastAsia="黑体"/>
       <w:sz w:val="16"/>
       <w:szCs w:val="16"/>
     </w:rPr>
@@ -3313,6 +3558,7 @@
     <w:uiPriority w:val="99"/>
     <w:rsid w:val="00AA1D8D"/>
     <w:rPr>
+      <w:rFonts w:eastAsia="黑体"/>
       <w:sz w:val="16"/>
       <w:szCs w:val="16"/>
     </w:rPr>
@@ -3482,7 +3728,7 @@
       </w:tabs>
     </w:pPr>
     <w:rPr>
-      <w:rFonts w:ascii="Courier" w:hAnsi="Courier"/>
+      <w:rFonts w:ascii="Courier" w:hAnsi="Courier" w:eastAsia="黑体"/>
       <w:sz w:val="20"/>
       <w:szCs w:val="20"/>
     </w:rPr>
@@ -3494,7 +3740,7 @@
     <w:uiPriority w:val="99"/>
     <w:rsid w:val="0029639D"/>
     <w:rPr>
-      <w:rFonts w:ascii="Courier" w:hAnsi="Courier"/>
+      <w:rFonts w:ascii="Courier" w:hAnsi="Courier" w:eastAsia="黑体"/>
       <w:sz w:val="20"/>
       <w:szCs w:val="20"/>
     </w:rPr>
@@ -3530,6 +3776,7 @@
     <w:uiPriority w:val="29"/>
     <w:rsid w:val="00FC693F"/>
     <w:rPr>
+      <w:rFonts w:eastAsia="黑体"/>
       <w:i/>
       <w:iCs/>
       <w:color w:themeColor="text1" w:val="000000"/>
@@ -3543,7 +3790,7 @@
     <w:semiHidden/>
     <w:rsid w:val="00FC693F"/>
     <w:rPr>
-      <w:rFonts w:asciiTheme="majorHAnsi" w:cstheme="majorBidi" w:eastAsiaTheme="majorEastAsia" w:hAnsiTheme="majorHAnsi"/>
+      <w:rFonts w:asciiTheme="majorHAnsi" w:cstheme="majorBidi" w:hAnsiTheme="majorHAnsi" w:eastAsia="黑体"/>
       <w:b/>
       <w:bCs/>
       <w:i/>
@@ -3559,7 +3806,7 @@
     <w:semiHidden/>
     <w:rsid w:val="00FC693F"/>
     <w:rPr>
-      <w:rFonts w:asciiTheme="majorHAnsi" w:cstheme="majorBidi" w:eastAsiaTheme="majorEastAsia" w:hAnsiTheme="majorHAnsi"/>
+      <w:rFonts w:asciiTheme="majorHAnsi" w:cstheme="majorBidi" w:hAnsiTheme="majorHAnsi" w:eastAsia="黑体"/>
       <w:color w:themeColor="accent1" w:themeShade="7F" w:val="243F60"/>
     </w:rPr>
   </w:style>
@@ -3571,7 +3818,7 @@
     <w:semiHidden/>
     <w:rsid w:val="00FC693F"/>
     <w:rPr>
-      <w:rFonts w:asciiTheme="majorHAnsi" w:cstheme="majorBidi" w:eastAsiaTheme="majorEastAsia" w:hAnsiTheme="majorHAnsi"/>
+      <w:rFonts w:asciiTheme="majorHAnsi" w:cstheme="majorBidi" w:hAnsiTheme="majorHAnsi" w:eastAsia="黑体"/>
       <w:i/>
       <w:iCs/>
       <w:color w:themeColor="accent1" w:themeShade="7F" w:val="243F60"/>
@@ -3585,7 +3832,7 @@
     <w:semiHidden/>
     <w:rsid w:val="00FC693F"/>
     <w:rPr>
-      <w:rFonts w:asciiTheme="majorHAnsi" w:cstheme="majorBidi" w:eastAsiaTheme="majorEastAsia" w:hAnsiTheme="majorHAnsi"/>
+      <w:rFonts w:asciiTheme="majorHAnsi" w:cstheme="majorBidi" w:hAnsiTheme="majorHAnsi" w:eastAsia="黑体"/>
       <w:i/>
       <w:iCs/>
       <w:color w:themeColor="text1" w:themeTint="BF" w:val="404040"/>
@@ -3599,7 +3846,7 @@
     <w:semiHidden/>
     <w:rsid w:val="00FC693F"/>
     <w:rPr>
-      <w:rFonts w:asciiTheme="majorHAnsi" w:cstheme="majorBidi" w:eastAsiaTheme="majorEastAsia" w:hAnsiTheme="majorHAnsi"/>
+      <w:rFonts w:asciiTheme="majorHAnsi" w:cstheme="majorBidi" w:hAnsiTheme="majorHAnsi" w:eastAsia="黑体"/>
       <w:color w:themeColor="accent1" w:val="4F81BD"/>
       <w:sz w:val="20"/>
       <w:szCs w:val="20"/>
@@ -3613,7 +3860,7 @@
     <w:semiHidden/>
     <w:rsid w:val="00FC693F"/>
     <w:rPr>
-      <w:rFonts w:asciiTheme="majorHAnsi" w:cstheme="majorBidi" w:eastAsiaTheme="majorEastAsia" w:hAnsiTheme="majorHAnsi"/>
+      <w:rFonts w:asciiTheme="majorHAnsi" w:cstheme="majorBidi" w:hAnsiTheme="majorHAnsi" w:eastAsia="黑体"/>
       <w:i/>
       <w:iCs/>
       <w:color w:themeColor="text1" w:themeTint="BF" w:val="404040"/>
@@ -3634,6 +3881,7 @@
       <w:spacing w:line="240" w:lineRule="auto"/>
     </w:pPr>
     <w:rPr>
+      <w:rFonts w:eastAsia="黑体"/>
       <w:b/>
       <w:bCs/>
       <w:color w:themeColor="accent1" w:val="4F81BD"/>
@@ -3648,6 +3896,7 @@
     <w:qFormat/>
     <w:rsid w:val="00FC693F"/>
     <w:rPr>
+      <w:rFonts w:eastAsia="黑体"/>
       <w:b/>
       <w:bCs/>
     </w:rPr>
@@ -3659,6 +3908,7 @@
     <w:qFormat/>
     <w:rsid w:val="00FC693F"/>
     <w:rPr>
+      <w:rFonts w:eastAsia="黑体"/>
       <w:i/>
       <w:iCs/>
     </w:rPr>
@@ -3679,6 +3929,7 @@
       <w:ind w:left="936" w:right="936"/>
     </w:pPr>
     <w:rPr>
+      <w:rFonts w:eastAsia="黑体"/>
       <w:b/>
       <w:bCs/>
       <w:i/>
@@ -3693,6 +3944,7 @@
     <w:uiPriority w:val="30"/>
     <w:rsid w:val="00FC693F"/>
     <w:rPr>
+      <w:rFonts w:eastAsia="黑体"/>
       <w:b/>
       <w:bCs/>
       <w:i/>
@@ -3707,6 +3959,7 @@
     <w:qFormat/>
     <w:rsid w:val="00FC693F"/>
     <w:rPr>
+      <w:rFonts w:eastAsia="黑体"/>
       <w:i/>
       <w:iCs/>
       <w:color w:themeColor="text1" w:themeTint="7F" w:val="808080"/>
@@ -3719,6 +3972,7 @@
     <w:qFormat/>
     <w:rsid w:val="00FC693F"/>
     <w:rPr>
+      <w:rFonts w:eastAsia="黑体"/>
       <w:b/>
       <w:bCs/>
       <w:i/>
@@ -3733,6 +3987,7 @@
     <w:qFormat/>
     <w:rsid w:val="00FC693F"/>
     <w:rPr>
+      <w:rFonts w:eastAsia="黑体"/>
       <w:smallCaps/>
       <w:color w:themeColor="accent2" w:val="C0504D"/>
       <w:u w:val="single"/>
@@ -3745,6 +4000,7 @@
     <w:qFormat/>
     <w:rsid w:val="00FC693F"/>
     <w:rPr>
+      <w:rFonts w:eastAsia="黑体"/>
       <w:b/>
       <w:bCs/>
       <w:smallCaps/>
@@ -3760,6 +4016,7 @@
     <w:qFormat/>
     <w:rsid w:val="00FC693F"/>
     <w:rPr>
+      <w:rFonts w:eastAsia="黑体"/>
       <w:b/>
       <w:bCs/>
       <w:smallCaps/>
@@ -3814,6 +4071,7 @@
       <w:spacing w:after="0" w:line="240" w:lineRule="auto"/>
     </w:pPr>
     <w:rPr>
+      <w:rFonts w:eastAsia="黑体"/>
       <w:color w:themeColor="text1" w:themeShade="BF" w:val="000000"/>
     </w:rPr>
     <w:tblPr>
@@ -3836,6 +4094,7 @@
         <w:spacing w:after="0" w:before="0" w:line="240" w:lineRule="auto"/>
       </w:pPr>
       <w:rPr>
+        <w:rFonts w:eastAsia="黑体"/>
         <w:b/>
         <w:bCs/>
       </w:rPr>
@@ -3856,6 +4115,7 @@
         <w:spacing w:after="0" w:before="0" w:line="240" w:lineRule="auto"/>
       </w:pPr>
       <w:rPr>
+        <w:rFonts w:eastAsia="黑体"/>
         <w:b/>
         <w:bCs/>
       </w:rPr>
@@ -3873,12 +4133,14 @@
     </w:tblStylePr>
     <w:tblStylePr w:type="firstCol">
       <w:rPr>
+        <w:rFonts w:eastAsia="黑体"/>
         <w:b/>
         <w:bCs/>
       </w:rPr>
     </w:tblStylePr>
     <w:tblStylePr w:type="lastCol">
       <w:rPr>
+        <w:rFonts w:eastAsia="黑体"/>
         <w:b/>
         <w:bCs/>
       </w:rPr>
@@ -3917,6 +4179,7 @@
       <w:spacing w:after="0" w:line="240" w:lineRule="auto"/>
     </w:pPr>
     <w:rPr>
+      <w:rFonts w:eastAsia="黑体"/>
       <w:color w:themeColor="accent1" w:themeShade="BF" w:val="365F91"/>
     </w:rPr>
     <w:tblPr>
@@ -3939,6 +4202,7 @@
         <w:spacing w:after="0" w:before="0" w:line="240" w:lineRule="auto"/>
       </w:pPr>
       <w:rPr>
+        <w:rFonts w:eastAsia="黑体"/>
         <w:b/>
         <w:bCs/>
       </w:rPr>
@@ -3959,6 +4223,7 @@
         <w:spacing w:after="0" w:before="0" w:line="240" w:lineRule="auto"/>
       </w:pPr>
       <w:rPr>
+        <w:rFonts w:eastAsia="黑体"/>
         <w:b/>
         <w:bCs/>
       </w:rPr>
@@ -3976,12 +4241,14 @@
     </w:tblStylePr>
     <w:tblStylePr w:type="firstCol">
       <w:rPr>
+        <w:rFonts w:eastAsia="黑体"/>
         <w:b/>
         <w:bCs/>
       </w:rPr>
     </w:tblStylePr>
     <w:tblStylePr w:type="lastCol">
       <w:rPr>
+        <w:rFonts w:eastAsia="黑体"/>
         <w:b/>
         <w:bCs/>
       </w:rPr>
@@ -4020,6 +4287,7 @@
       <w:spacing w:after="0" w:line="240" w:lineRule="auto"/>
     </w:pPr>
     <w:rPr>
+      <w:rFonts w:eastAsia="黑体"/>
       <w:color w:themeColor="accent2" w:themeShade="BF" w:val="943634"/>
     </w:rPr>
     <w:tblPr>
@@ -4042,6 +4310,7 @@
         <w:spacing w:after="0" w:before="0" w:line="240" w:lineRule="auto"/>
       </w:pPr>
       <w:rPr>
+        <w:rFonts w:eastAsia="黑体"/>
         <w:b/>
         <w:bCs/>
       </w:rPr>
@@ -4062,6 +4331,7 @@
         <w:spacing w:after="0" w:before="0" w:line="240" w:lineRule="auto"/>
       </w:pPr>
       <w:rPr>
+        <w:rFonts w:eastAsia="黑体"/>
         <w:b/>
         <w:bCs/>
       </w:rPr>
@@ -4079,12 +4349,14 @@
     </w:tblStylePr>
     <w:tblStylePr w:type="firstCol">
       <w:rPr>
+        <w:rFonts w:eastAsia="黑体"/>
         <w:b/>
         <w:bCs/>
       </w:rPr>
     </w:tblStylePr>
     <w:tblStylePr w:type="lastCol">
       <w:rPr>
+        <w:rFonts w:eastAsia="黑体"/>
         <w:b/>
         <w:bCs/>
       </w:rPr>
@@ -4123,6 +4395,7 @@
       <w:spacing w:after="0" w:line="240" w:lineRule="auto"/>
     </w:pPr>
     <w:rPr>
+      <w:rFonts w:eastAsia="黑体"/>
       <w:color w:themeColor="accent3" w:themeShade="BF" w:val="76923C"/>
     </w:rPr>
     <w:tblPr>
@@ -4145,6 +4418,7 @@
         <w:spacing w:after="0" w:before="0" w:line="240" w:lineRule="auto"/>
       </w:pPr>
       <w:rPr>
+        <w:rFonts w:eastAsia="黑体"/>
         <w:b/>
         <w:bCs/>
       </w:rPr>
@@ -4165,6 +4439,7 @@
         <w:spacing w:after="0" w:before="0" w:line="240" w:lineRule="auto"/>
       </w:pPr>
       <w:rPr>
+        <w:rFonts w:eastAsia="黑体"/>
         <w:b/>
         <w:bCs/>
       </w:rPr>
@@ -4182,12 +4457,14 @@
     </w:tblStylePr>
     <w:tblStylePr w:type="firstCol">
       <w:rPr>
+        <w:rFonts w:eastAsia="黑体"/>
         <w:b/>
         <w:bCs/>
       </w:rPr>
     </w:tblStylePr>
     <w:tblStylePr w:type="lastCol">
       <w:rPr>
+        <w:rFonts w:eastAsia="黑体"/>
         <w:b/>
         <w:bCs/>
       </w:rPr>
@@ -4226,6 +4503,7 @@
       <w:spacing w:after="0" w:line="240" w:lineRule="auto"/>
     </w:pPr>
     <w:rPr>
+      <w:rFonts w:eastAsia="黑体"/>
       <w:color w:themeColor="accent4" w:themeShade="BF" w:val="5F497A"/>
     </w:rPr>
     <w:tblPr>
@@ -4248,6 +4526,7 @@
         <w:spacing w:after="0" w:before="0" w:line="240" w:lineRule="auto"/>
       </w:pPr>
       <w:rPr>
+        <w:rFonts w:eastAsia="黑体"/>
         <w:b/>
         <w:bCs/>
       </w:rPr>
@@ -4268,6 +4547,7 @@
         <w:spacing w:after="0" w:before="0" w:line="240" w:lineRule="auto"/>
       </w:pPr>
       <w:rPr>
+        <w:rFonts w:eastAsia="黑体"/>
         <w:b/>
         <w:bCs/>
       </w:rPr>
@@ -4285,12 +4565,14 @@
     </w:tblStylePr>
     <w:tblStylePr w:type="firstCol">
       <w:rPr>
+        <w:rFonts w:eastAsia="黑体"/>
         <w:b/>
         <w:bCs/>
       </w:rPr>
     </w:tblStylePr>
     <w:tblStylePr w:type="lastCol">
       <w:rPr>
+        <w:rFonts w:eastAsia="黑体"/>
         <w:b/>
         <w:bCs/>
       </w:rPr>
@@ -4329,6 +4611,7 @@
       <w:spacing w:after="0" w:line="240" w:lineRule="auto"/>
     </w:pPr>
     <w:rPr>
+      <w:rFonts w:eastAsia="黑体"/>
       <w:color w:themeColor="accent5" w:themeShade="BF" w:val="31849B"/>
     </w:rPr>
     <w:tblPr>
@@ -4351,6 +4634,7 @@
         <w:spacing w:after="0" w:before="0" w:line="240" w:lineRule="auto"/>
       </w:pPr>
       <w:rPr>
+        <w:rFonts w:eastAsia="黑体"/>
         <w:b/>
         <w:bCs/>
       </w:rPr>
@@ -4371,6 +4655,7 @@
         <w:spacing w:after="0" w:before="0" w:line="240" w:lineRule="auto"/>
       </w:pPr>
       <w:rPr>
+        <w:rFonts w:eastAsia="黑体"/>
         <w:b/>
         <w:bCs/>
       </w:rPr>
@@ -4388,12 +4673,14 @@
     </w:tblStylePr>
     <w:tblStylePr w:type="firstCol">
       <w:rPr>
+        <w:rFonts w:eastAsia="黑体"/>
         <w:b/>
         <w:bCs/>
       </w:rPr>
     </w:tblStylePr>
     <w:tblStylePr w:type="lastCol">
       <w:rPr>
+        <w:rFonts w:eastAsia="黑体"/>
         <w:b/>
         <w:bCs/>
       </w:rPr>
@@ -4432,6 +4719,7 @@
       <w:spacing w:after="0" w:line="240" w:lineRule="auto"/>
     </w:pPr>
     <w:rPr>
+      <w:rFonts w:eastAsia="黑体"/>
       <w:color w:themeColor="accent6" w:themeShade="BF" w:val="E36C0A"/>
     </w:rPr>
     <w:tblPr>
@@ -4454,6 +4742,7 @@
         <w:spacing w:after="0" w:before="0" w:line="240" w:lineRule="auto"/>
       </w:pPr>
       <w:rPr>
+        <w:rFonts w:eastAsia="黑体"/>
         <w:b/>
         <w:bCs/>
       </w:rPr>
@@ -4474,6 +4763,7 @@
         <w:spacing w:after="0" w:before="0" w:line="240" w:lineRule="auto"/>
       </w:pPr>
       <w:rPr>
+        <w:rFonts w:eastAsia="黑体"/>
         <w:b/>
         <w:bCs/>
       </w:rPr>
@@ -4491,12 +4781,14 @@
     </w:tblStylePr>
     <w:tblStylePr w:type="firstCol">
       <w:rPr>
+        <w:rFonts w:eastAsia="黑体"/>
         <w:b/>
         <w:bCs/>
       </w:rPr>
     </w:tblStylePr>
     <w:tblStylePr w:type="lastCol">
       <w:rPr>
+        <w:rFonts w:eastAsia="黑体"/>
         <w:b/>
         <w:bCs/>
       </w:rPr>
@@ -4556,6 +4848,7 @@
         <w:spacing w:after="0" w:before="0" w:line="240" w:lineRule="auto"/>
       </w:pPr>
       <w:rPr>
+        <w:rFonts w:eastAsia="黑体"/>
         <w:b/>
         <w:bCs/>
         <w:color w:themeColor="background1" w:val="FFFFFF"/>
@@ -4570,6 +4863,7 @@
         <w:spacing w:after="0" w:before="0" w:line="240" w:lineRule="auto"/>
       </w:pPr>
       <w:rPr>
+        <w:rFonts w:eastAsia="黑体"/>
         <w:b/>
         <w:bCs/>
       </w:rPr>
@@ -4585,12 +4879,14 @@
     </w:tblStylePr>
     <w:tblStylePr w:type="firstCol">
       <w:rPr>
+        <w:rFonts w:eastAsia="黑体"/>
         <w:b/>
         <w:bCs/>
       </w:rPr>
     </w:tblStylePr>
     <w:tblStylePr w:type="lastCol">
       <w:rPr>
+        <w:rFonts w:eastAsia="黑体"/>
         <w:b/>
         <w:bCs/>
       </w:rPr>
@@ -4648,6 +4944,7 @@
         <w:spacing w:after="0" w:before="0" w:line="240" w:lineRule="auto"/>
       </w:pPr>
       <w:rPr>
+        <w:rFonts w:eastAsia="黑体"/>
         <w:b/>
         <w:bCs/>
         <w:color w:themeColor="background1" w:val="FFFFFF"/>
@@ -4662,6 +4959,7 @@
         <w:spacing w:after="0" w:before="0" w:line="240" w:lineRule="auto"/>
       </w:pPr>
       <w:rPr>
+        <w:rFonts w:eastAsia="黑体"/>
         <w:b/>
         <w:bCs/>
       </w:rPr>
@@ -4677,12 +4975,14 @@
     </w:tblStylePr>
     <w:tblStylePr w:type="firstCol">
       <w:rPr>
+        <w:rFonts w:eastAsia="黑体"/>
         <w:b/>
         <w:bCs/>
       </w:rPr>
     </w:tblStylePr>
     <w:tblStylePr w:type="lastCol">
       <w:rPr>
+        <w:rFonts w:eastAsia="黑体"/>
         <w:b/>
         <w:bCs/>
       </w:rPr>
@@ -4740,6 +5040,7 @@
         <w:spacing w:after="0" w:before="0" w:line="240" w:lineRule="auto"/>
       </w:pPr>
       <w:rPr>
+        <w:rFonts w:eastAsia="黑体"/>
         <w:b/>
         <w:bCs/>
         <w:color w:themeColor="background1" w:val="FFFFFF"/>
@@ -4754,6 +5055,7 @@
         <w:spacing w:after="0" w:before="0" w:line="240" w:lineRule="auto"/>
       </w:pPr>
       <w:rPr>
+        <w:rFonts w:eastAsia="黑体"/>
         <w:b/>
         <w:bCs/>
       </w:rPr>
@@ -4769,12 +5071,14 @@
     </w:tblStylePr>
     <w:tblStylePr w:type="firstCol">
       <w:rPr>
+        <w:rFonts w:eastAsia="黑体"/>
         <w:b/>
         <w:bCs/>
       </w:rPr>
     </w:tblStylePr>
     <w:tblStylePr w:type="lastCol">
       <w:rPr>
+        <w:rFonts w:eastAsia="黑体"/>
         <w:b/>
         <w:bCs/>
       </w:rPr>
@@ -4832,6 +5136,7 @@
         <w:spacing w:after="0" w:before="0" w:line="240" w:lineRule="auto"/>
       </w:pPr>
       <w:rPr>
+        <w:rFonts w:eastAsia="黑体"/>
         <w:b/>
         <w:bCs/>
         <w:color w:themeColor="background1" w:val="FFFFFF"/>
@@ -4846,6 +5151,7 @@
         <w:spacing w:after="0" w:before="0" w:line="240" w:lineRule="auto"/>
       </w:pPr>
       <w:rPr>
+        <w:rFonts w:eastAsia="黑体"/>
         <w:b/>
         <w:bCs/>
       </w:rPr>
@@ -4861,12 +5167,14 @@
     </w:tblStylePr>
     <w:tblStylePr w:type="firstCol">
       <w:rPr>
+        <w:rFonts w:eastAsia="黑体"/>
         <w:b/>
         <w:bCs/>
       </w:rPr>
     </w:tblStylePr>
     <w:tblStylePr w:type="lastCol">
       <w:rPr>
+        <w:rFonts w:eastAsia="黑体"/>
         <w:b/>
         <w:bCs/>
       </w:rPr>
@@ -4924,6 +5232,7 @@
         <w:spacing w:after="0" w:before="0" w:line="240" w:lineRule="auto"/>
       </w:pPr>
       <w:rPr>
+        <w:rFonts w:eastAsia="黑体"/>
         <w:b/>
         <w:bCs/>
         <w:color w:themeColor="background1" w:val="FFFFFF"/>
@@ -4938,6 +5247,7 @@
         <w:spacing w:after="0" w:before="0" w:line="240" w:lineRule="auto"/>
       </w:pPr>
       <w:rPr>
+        <w:rFonts w:eastAsia="黑体"/>
         <w:b/>
         <w:bCs/>
       </w:rPr>
@@ -4953,12 +5263,14 @@
     </w:tblStylePr>
     <w:tblStylePr w:type="firstCol">
       <w:rPr>
+        <w:rFonts w:eastAsia="黑体"/>
         <w:b/>
         <w:bCs/>
       </w:rPr>
     </w:tblStylePr>
     <w:tblStylePr w:type="lastCol">
       <w:rPr>
+        <w:rFonts w:eastAsia="黑体"/>
         <w:b/>
         <w:bCs/>
       </w:rPr>
@@ -5016,6 +5328,7 @@
         <w:spacing w:after="0" w:before="0" w:line="240" w:lineRule="auto"/>
       </w:pPr>
       <w:rPr>
+        <w:rFonts w:eastAsia="黑体"/>
         <w:b/>
         <w:bCs/>
         <w:color w:themeColor="background1" w:val="FFFFFF"/>
@@ -5030,6 +5343,7 @@
         <w:spacing w:after="0" w:before="0" w:line="240" w:lineRule="auto"/>
       </w:pPr>
       <w:rPr>
+        <w:rFonts w:eastAsia="黑体"/>
         <w:b/>
         <w:bCs/>
       </w:rPr>
@@ -5045,12 +5359,14 @@
     </w:tblStylePr>
     <w:tblStylePr w:type="firstCol">
       <w:rPr>
+        <w:rFonts w:eastAsia="黑体"/>
         <w:b/>
         <w:bCs/>
       </w:rPr>
     </w:tblStylePr>
     <w:tblStylePr w:type="lastCol">
       <w:rPr>
+        <w:rFonts w:eastAsia="黑体"/>
         <w:b/>
         <w:bCs/>
       </w:rPr>
@@ -5108,6 +5424,7 @@
         <w:spacing w:after="0" w:before="0" w:line="240" w:lineRule="auto"/>
       </w:pPr>
       <w:rPr>
+        <w:rFonts w:eastAsia="黑体"/>
         <w:b/>
         <w:bCs/>
         <w:color w:themeColor="background1" w:val="FFFFFF"/>
@@ -5122,6 +5439,7 @@
         <w:spacing w:after="0" w:before="0" w:line="240" w:lineRule="auto"/>
       </w:pPr>
       <w:rPr>
+        <w:rFonts w:eastAsia="黑体"/>
         <w:b/>
         <w:bCs/>
       </w:rPr>
@@ -5137,12 +5455,14 @@
     </w:tblStylePr>
     <w:tblStylePr w:type="firstCol">
       <w:rPr>
+        <w:rFonts w:eastAsia="黑体"/>
         <w:b/>
         <w:bCs/>
       </w:rPr>
     </w:tblStylePr>
     <w:tblStylePr w:type="lastCol">
       <w:rPr>
+        <w:rFonts w:eastAsia="黑体"/>
         <w:b/>
         <w:bCs/>
       </w:rPr>
@@ -5202,7 +5522,7 @@
         <w:spacing w:after="0" w:before="0" w:line="240" w:lineRule="auto"/>
       </w:pPr>
       <w:rPr>
-        <w:rFonts w:asciiTheme="majorHAnsi" w:cstheme="majorBidi" w:eastAsiaTheme="majorEastAsia" w:hAnsiTheme="majorHAnsi"/>
+        <w:rFonts w:asciiTheme="majorHAnsi" w:cstheme="majorBidi" w:hAnsiTheme="majorHAnsi" w:eastAsia="黑体"/>
         <w:b/>
         <w:bCs/>
       </w:rPr>
@@ -5223,7 +5543,7 @@
         <w:spacing w:after="0" w:before="0" w:line="240" w:lineRule="auto"/>
       </w:pPr>
       <w:rPr>
-        <w:rFonts w:asciiTheme="majorHAnsi" w:cstheme="majorBidi" w:eastAsiaTheme="majorEastAsia" w:hAnsiTheme="majorHAnsi"/>
+        <w:rFonts w:asciiTheme="majorHAnsi" w:cstheme="majorBidi" w:hAnsiTheme="majorHAnsi" w:eastAsia="黑体"/>
         <w:b/>
         <w:bCs/>
       </w:rPr>
@@ -5241,14 +5561,14 @@
     </w:tblStylePr>
     <w:tblStylePr w:type="firstCol">
       <w:rPr>
-        <w:rFonts w:asciiTheme="majorHAnsi" w:cstheme="majorBidi" w:eastAsiaTheme="majorEastAsia" w:hAnsiTheme="majorHAnsi"/>
+        <w:rFonts w:asciiTheme="majorHAnsi" w:cstheme="majorBidi" w:hAnsiTheme="majorHAnsi" w:eastAsia="黑体"/>
         <w:b/>
         <w:bCs/>
       </w:rPr>
     </w:tblStylePr>
     <w:tblStylePr w:type="lastCol">
       <w:rPr>
-        <w:rFonts w:asciiTheme="majorHAnsi" w:cstheme="majorBidi" w:eastAsiaTheme="majorEastAsia" w:hAnsiTheme="majorHAnsi"/>
+        <w:rFonts w:asciiTheme="majorHAnsi" w:cstheme="majorBidi" w:hAnsiTheme="majorHAnsi" w:eastAsia="黑体"/>
         <w:b/>
         <w:bCs/>
       </w:rPr>
@@ -5332,7 +5652,7 @@
         <w:spacing w:after="0" w:before="0" w:line="240" w:lineRule="auto"/>
       </w:pPr>
       <w:rPr>
-        <w:rFonts w:asciiTheme="majorHAnsi" w:cstheme="majorBidi" w:eastAsiaTheme="majorEastAsia" w:hAnsiTheme="majorHAnsi"/>
+        <w:rFonts w:asciiTheme="majorHAnsi" w:cstheme="majorBidi" w:hAnsiTheme="majorHAnsi" w:eastAsia="黑体"/>
         <w:b/>
         <w:bCs/>
       </w:rPr>
@@ -5353,7 +5673,7 @@
         <w:spacing w:after="0" w:before="0" w:line="240" w:lineRule="auto"/>
       </w:pPr>
       <w:rPr>
-        <w:rFonts w:asciiTheme="majorHAnsi" w:cstheme="majorBidi" w:eastAsiaTheme="majorEastAsia" w:hAnsiTheme="majorHAnsi"/>
+        <w:rFonts w:asciiTheme="majorHAnsi" w:cstheme="majorBidi" w:hAnsiTheme="majorHAnsi" w:eastAsia="黑体"/>
         <w:b/>
         <w:bCs/>
       </w:rPr>
@@ -5371,14 +5691,14 @@
     </w:tblStylePr>
     <w:tblStylePr w:type="firstCol">
       <w:rPr>
-        <w:rFonts w:asciiTheme="majorHAnsi" w:cstheme="majorBidi" w:eastAsiaTheme="majorEastAsia" w:hAnsiTheme="majorHAnsi"/>
+        <w:rFonts w:asciiTheme="majorHAnsi" w:cstheme="majorBidi" w:hAnsiTheme="majorHAnsi" w:eastAsia="黑体"/>
         <w:b/>
         <w:bCs/>
       </w:rPr>
     </w:tblStylePr>
     <w:tblStylePr w:type="lastCol">
       <w:rPr>
-        <w:rFonts w:asciiTheme="majorHAnsi" w:cstheme="majorBidi" w:eastAsiaTheme="majorEastAsia" w:hAnsiTheme="majorHAnsi"/>
+        <w:rFonts w:asciiTheme="majorHAnsi" w:cstheme="majorBidi" w:hAnsiTheme="majorHAnsi" w:eastAsia="黑体"/>
         <w:b/>
         <w:bCs/>
       </w:rPr>
@@ -5462,7 +5782,7 @@
         <w:spacing w:after="0" w:before="0" w:line="240" w:lineRule="auto"/>
       </w:pPr>
       <w:rPr>
-        <w:rFonts w:asciiTheme="majorHAnsi" w:cstheme="majorBidi" w:eastAsiaTheme="majorEastAsia" w:hAnsiTheme="majorHAnsi"/>
+        <w:rFonts w:asciiTheme="majorHAnsi" w:cstheme="majorBidi" w:hAnsiTheme="majorHAnsi" w:eastAsia="黑体"/>
         <w:b/>
         <w:bCs/>
       </w:rPr>
@@ -5483,7 +5803,7 @@
         <w:spacing w:after="0" w:before="0" w:line="240" w:lineRule="auto"/>
       </w:pPr>
       <w:rPr>
-        <w:rFonts w:asciiTheme="majorHAnsi" w:cstheme="majorBidi" w:eastAsiaTheme="majorEastAsia" w:hAnsiTheme="majorHAnsi"/>
+        <w:rFonts w:asciiTheme="majorHAnsi" w:cstheme="majorBidi" w:hAnsiTheme="majorHAnsi" w:eastAsia="黑体"/>
         <w:b/>
         <w:bCs/>
       </w:rPr>
@@ -5501,14 +5821,14 @@
     </w:tblStylePr>
     <w:tblStylePr w:type="firstCol">
       <w:rPr>
-        <w:rFonts w:asciiTheme="majorHAnsi" w:cstheme="majorBidi" w:eastAsiaTheme="majorEastAsia" w:hAnsiTheme="majorHAnsi"/>
+        <w:rFonts w:asciiTheme="majorHAnsi" w:cstheme="majorBidi" w:hAnsiTheme="majorHAnsi" w:eastAsia="黑体"/>
         <w:b/>
         <w:bCs/>
       </w:rPr>
     </w:tblStylePr>
     <w:tblStylePr w:type="lastCol">
       <w:rPr>
-        <w:rFonts w:asciiTheme="majorHAnsi" w:cstheme="majorBidi" w:eastAsiaTheme="majorEastAsia" w:hAnsiTheme="majorHAnsi"/>
+        <w:rFonts w:asciiTheme="majorHAnsi" w:cstheme="majorBidi" w:hAnsiTheme="majorHAnsi" w:eastAsia="黑体"/>
         <w:b/>
         <w:bCs/>
       </w:rPr>
@@ -5592,7 +5912,7 @@
         <w:spacing w:after="0" w:before="0" w:line="240" w:lineRule="auto"/>
       </w:pPr>
       <w:rPr>
-        <w:rFonts w:asciiTheme="majorHAnsi" w:cstheme="majorBidi" w:eastAsiaTheme="majorEastAsia" w:hAnsiTheme="majorHAnsi"/>
+        <w:rFonts w:asciiTheme="majorHAnsi" w:cstheme="majorBidi" w:hAnsiTheme="majorHAnsi" w:eastAsia="黑体"/>
         <w:b/>
         <w:bCs/>
       </w:rPr>
@@ -5613,7 +5933,7 @@
         <w:spacing w:after="0" w:before="0" w:line="240" w:lineRule="auto"/>
       </w:pPr>
       <w:rPr>
-        <w:rFonts w:asciiTheme="majorHAnsi" w:cstheme="majorBidi" w:eastAsiaTheme="majorEastAsia" w:hAnsiTheme="majorHAnsi"/>
+        <w:rFonts w:asciiTheme="majorHAnsi" w:cstheme="majorBidi" w:hAnsiTheme="majorHAnsi" w:eastAsia="黑体"/>
         <w:b/>
         <w:bCs/>
       </w:rPr>
@@ -5631,14 +5951,14 @@
     </w:tblStylePr>
     <w:tblStylePr w:type="firstCol">
       <w:rPr>
-        <w:rFonts w:asciiTheme="majorHAnsi" w:cstheme="majorBidi" w:eastAsiaTheme="majorEastAsia" w:hAnsiTheme="majorHAnsi"/>
+        <w:rFonts w:asciiTheme="majorHAnsi" w:cstheme="majorBidi" w:hAnsiTheme="majorHAnsi" w:eastAsia="黑体"/>
         <w:b/>
         <w:bCs/>
       </w:rPr>
     </w:tblStylePr>
     <w:tblStylePr w:type="lastCol">
       <w:rPr>
-        <w:rFonts w:asciiTheme="majorHAnsi" w:cstheme="majorBidi" w:eastAsiaTheme="majorEastAsia" w:hAnsiTheme="majorHAnsi"/>
+        <w:rFonts w:asciiTheme="majorHAnsi" w:cstheme="majorBidi" w:hAnsiTheme="majorHAnsi" w:eastAsia="黑体"/>
         <w:b/>
         <w:bCs/>
       </w:rPr>
@@ -5722,7 +6042,7 @@
         <w:spacing w:after="0" w:before="0" w:line="240" w:lineRule="auto"/>
       </w:pPr>
       <w:rPr>
-        <w:rFonts w:asciiTheme="majorHAnsi" w:cstheme="majorBidi" w:eastAsiaTheme="majorEastAsia" w:hAnsiTheme="majorHAnsi"/>
+        <w:rFonts w:asciiTheme="majorHAnsi" w:cstheme="majorBidi" w:hAnsiTheme="majorHAnsi" w:eastAsia="黑体"/>
         <w:b/>
         <w:bCs/>
       </w:rPr>
@@ -5743,7 +6063,7 @@
         <w:spacing w:after="0" w:before="0" w:line="240" w:lineRule="auto"/>
       </w:pPr>
       <w:rPr>
-        <w:rFonts w:asciiTheme="majorHAnsi" w:cstheme="majorBidi" w:eastAsiaTheme="majorEastAsia" w:hAnsiTheme="majorHAnsi"/>
+        <w:rFonts w:asciiTheme="majorHAnsi" w:cstheme="majorBidi" w:hAnsiTheme="majorHAnsi" w:eastAsia="黑体"/>
         <w:b/>
         <w:bCs/>
       </w:rPr>
@@ -5761,14 +6081,14 @@
     </w:tblStylePr>
     <w:tblStylePr w:type="firstCol">
       <w:rPr>
-        <w:rFonts w:asciiTheme="majorHAnsi" w:cstheme="majorBidi" w:eastAsiaTheme="majorEastAsia" w:hAnsiTheme="majorHAnsi"/>
+        <w:rFonts w:asciiTheme="majorHAnsi" w:cstheme="majorBidi" w:hAnsiTheme="majorHAnsi" w:eastAsia="黑体"/>
         <w:b/>
         <w:bCs/>
       </w:rPr>
     </w:tblStylePr>
     <w:tblStylePr w:type="lastCol">
       <w:rPr>
-        <w:rFonts w:asciiTheme="majorHAnsi" w:cstheme="majorBidi" w:eastAsiaTheme="majorEastAsia" w:hAnsiTheme="majorHAnsi"/>
+        <w:rFonts w:asciiTheme="majorHAnsi" w:cstheme="majorBidi" w:hAnsiTheme="majorHAnsi" w:eastAsia="黑体"/>
         <w:b/>
         <w:bCs/>
       </w:rPr>
@@ -5852,7 +6172,7 @@
         <w:spacing w:after="0" w:before="0" w:line="240" w:lineRule="auto"/>
       </w:pPr>
       <w:rPr>
-        <w:rFonts w:asciiTheme="majorHAnsi" w:cstheme="majorBidi" w:eastAsiaTheme="majorEastAsia" w:hAnsiTheme="majorHAnsi"/>
+        <w:rFonts w:asciiTheme="majorHAnsi" w:cstheme="majorBidi" w:hAnsiTheme="majorHAnsi" w:eastAsia="黑体"/>
         <w:b/>
         <w:bCs/>
       </w:rPr>
@@ -5873,7 +6193,7 @@
         <w:spacing w:after="0" w:before="0" w:line="240" w:lineRule="auto"/>
       </w:pPr>
       <w:rPr>
-        <w:rFonts w:asciiTheme="majorHAnsi" w:cstheme="majorBidi" w:eastAsiaTheme="majorEastAsia" w:hAnsiTheme="majorHAnsi"/>
+        <w:rFonts w:asciiTheme="majorHAnsi" w:cstheme="majorBidi" w:hAnsiTheme="majorHAnsi" w:eastAsia="黑体"/>
         <w:b/>
         <w:bCs/>
       </w:rPr>
@@ -5891,14 +6211,14 @@
     </w:tblStylePr>
     <w:tblStylePr w:type="firstCol">
       <w:rPr>
-        <w:rFonts w:asciiTheme="majorHAnsi" w:cstheme="majorBidi" w:eastAsiaTheme="majorEastAsia" w:hAnsiTheme="majorHAnsi"/>
+        <w:rFonts w:asciiTheme="majorHAnsi" w:cstheme="majorBidi" w:hAnsiTheme="majorHAnsi" w:eastAsia="黑体"/>
         <w:b/>
         <w:bCs/>
       </w:rPr>
     </w:tblStylePr>
     <w:tblStylePr w:type="lastCol">
       <w:rPr>
-        <w:rFonts w:asciiTheme="majorHAnsi" w:cstheme="majorBidi" w:eastAsiaTheme="majorEastAsia" w:hAnsiTheme="majorHAnsi"/>
+        <w:rFonts w:asciiTheme="majorHAnsi" w:cstheme="majorBidi" w:hAnsiTheme="majorHAnsi" w:eastAsia="黑体"/>
         <w:b/>
         <w:bCs/>
       </w:rPr>
@@ -5982,7 +6302,7 @@
         <w:spacing w:after="0" w:before="0" w:line="240" w:lineRule="auto"/>
       </w:pPr>
       <w:rPr>
-        <w:rFonts w:asciiTheme="majorHAnsi" w:cstheme="majorBidi" w:eastAsiaTheme="majorEastAsia" w:hAnsiTheme="majorHAnsi"/>
+        <w:rFonts w:asciiTheme="majorHAnsi" w:cstheme="majorBidi" w:hAnsiTheme="majorHAnsi" w:eastAsia="黑体"/>
         <w:b/>
         <w:bCs/>
       </w:rPr>
@@ -6003,7 +6323,7 @@
         <w:spacing w:after="0" w:before="0" w:line="240" w:lineRule="auto"/>
       </w:pPr>
       <w:rPr>
-        <w:rFonts w:asciiTheme="majorHAnsi" w:cstheme="majorBidi" w:eastAsiaTheme="majorEastAsia" w:hAnsiTheme="majorHAnsi"/>
+        <w:rFonts w:asciiTheme="majorHAnsi" w:cstheme="majorBidi" w:hAnsiTheme="majorHAnsi" w:eastAsia="黑体"/>
         <w:b/>
         <w:bCs/>
       </w:rPr>
@@ -6021,14 +6341,14 @@
     </w:tblStylePr>
     <w:tblStylePr w:type="firstCol">
       <w:rPr>
-        <w:rFonts w:asciiTheme="majorHAnsi" w:cstheme="majorBidi" w:eastAsiaTheme="majorEastAsia" w:hAnsiTheme="majorHAnsi"/>
+        <w:rFonts w:asciiTheme="majorHAnsi" w:cstheme="majorBidi" w:hAnsiTheme="majorHAnsi" w:eastAsia="黑体"/>
         <w:b/>
         <w:bCs/>
       </w:rPr>
     </w:tblStylePr>
     <w:tblStylePr w:type="lastCol">
       <w:rPr>
-        <w:rFonts w:asciiTheme="majorHAnsi" w:cstheme="majorBidi" w:eastAsiaTheme="majorEastAsia" w:hAnsiTheme="majorHAnsi"/>
+        <w:rFonts w:asciiTheme="majorHAnsi" w:cstheme="majorBidi" w:hAnsiTheme="majorHAnsi" w:eastAsia="黑体"/>
         <w:b/>
         <w:bCs/>
       </w:rPr>
@@ -6111,6 +6431,7 @@
         <w:spacing w:after="0" w:before="0" w:line="240" w:lineRule="auto"/>
       </w:pPr>
       <w:rPr>
+        <w:rFonts w:eastAsia="黑体"/>
         <w:b/>
         <w:bCs/>
         <w:color w:themeColor="background1" w:val="FFFFFF"/>
@@ -6133,6 +6454,7 @@
         <w:spacing w:after="0" w:before="0" w:line="240" w:lineRule="auto"/>
       </w:pPr>
       <w:rPr>
+        <w:rFonts w:eastAsia="黑体"/>
         <w:b/>
         <w:bCs/>
       </w:rPr>
@@ -6150,12 +6472,14 @@
     </w:tblStylePr>
     <w:tblStylePr w:type="firstCol">
       <w:rPr>
+        <w:rFonts w:eastAsia="黑体"/>
         <w:b/>
         <w:bCs/>
       </w:rPr>
     </w:tblStylePr>
     <w:tblStylePr w:type="lastCol">
       <w:rPr>
+        <w:rFonts w:eastAsia="黑体"/>
         <w:b/>
         <w:bCs/>
       </w:rPr>
@@ -6217,6 +6541,7 @@
         <w:spacing w:after="0" w:before="0" w:line="240" w:lineRule="auto"/>
       </w:pPr>
       <w:rPr>
+        <w:rFonts w:eastAsia="黑体"/>
         <w:b/>
         <w:bCs/>
         <w:color w:themeColor="background1" w:val="FFFFFF"/>
@@ -6239,6 +6564,7 @@
         <w:spacing w:after="0" w:before="0" w:line="240" w:lineRule="auto"/>
       </w:pPr>
       <w:rPr>
+        <w:rFonts w:eastAsia="黑体"/>
         <w:b/>
         <w:bCs/>
       </w:rPr>
@@ -6256,12 +6582,14 @@
     </w:tblStylePr>
     <w:tblStylePr w:type="firstCol">
       <w:rPr>
+        <w:rFonts w:eastAsia="黑体"/>
         <w:b/>
         <w:bCs/>
       </w:rPr>
     </w:tblStylePr>
     <w:tblStylePr w:type="lastCol">
       <w:rPr>
+        <w:rFonts w:eastAsia="黑体"/>
         <w:b/>
         <w:bCs/>
       </w:rPr>
@@ -6323,6 +6651,7 @@
         <w:spacing w:after="0" w:before="0" w:line="240" w:lineRule="auto"/>
       </w:pPr>
       <w:rPr>
+        <w:rFonts w:eastAsia="黑体"/>
         <w:b/>
         <w:bCs/>
         <w:color w:themeColor="background1" w:val="FFFFFF"/>
@@ -6345,6 +6674,7 @@
         <w:spacing w:after="0" w:before="0" w:line="240" w:lineRule="auto"/>
       </w:pPr>
       <w:rPr>
+        <w:rFonts w:eastAsia="黑体"/>
         <w:b/>
         <w:bCs/>
       </w:rPr>
@@ -6362,12 +6692,14 @@
     </w:tblStylePr>
     <w:tblStylePr w:type="firstCol">
       <w:rPr>
+        <w:rFonts w:eastAsia="黑体"/>
         <w:b/>
         <w:bCs/>
       </w:rPr>
     </w:tblStylePr>
     <w:tblStylePr w:type="lastCol">
       <w:rPr>
+        <w:rFonts w:eastAsia="黑体"/>
         <w:b/>
         <w:bCs/>
       </w:rPr>
@@ -6429,6 +6761,7 @@
         <w:spacing w:after="0" w:before="0" w:line="240" w:lineRule="auto"/>
       </w:pPr>
       <w:rPr>
+        <w:rFonts w:eastAsia="黑体"/>
         <w:b/>
         <w:bCs/>
         <w:color w:themeColor="background1" w:val="FFFFFF"/>
@@ -6451,6 +6784,7 @@
         <w:spacing w:after="0" w:before="0" w:line="240" w:lineRule="auto"/>
       </w:pPr>
       <w:rPr>
+        <w:rFonts w:eastAsia="黑体"/>
         <w:b/>
         <w:bCs/>
       </w:rPr>
@@ -6468,12 +6802,14 @@
     </w:tblStylePr>
     <w:tblStylePr w:type="firstCol">
       <w:rPr>
+        <w:rFonts w:eastAsia="黑体"/>
         <w:b/>
         <w:bCs/>
       </w:rPr>
     </w:tblStylePr>
     <w:tblStylePr w:type="lastCol">
       <w:rPr>
+        <w:rFonts w:eastAsia="黑体"/>
         <w:b/>
         <w:bCs/>
       </w:rPr>
@@ -6535,6 +6871,7 @@
         <w:spacing w:after="0" w:before="0" w:line="240" w:lineRule="auto"/>
       </w:pPr>
       <w:rPr>
+        <w:rFonts w:eastAsia="黑体"/>
         <w:b/>
         <w:bCs/>
         <w:color w:themeColor="background1" w:val="FFFFFF"/>
@@ -6557,6 +6894,7 @@
         <w:spacing w:after="0" w:before="0" w:line="240" w:lineRule="auto"/>
       </w:pPr>
       <w:rPr>
+        <w:rFonts w:eastAsia="黑体"/>
         <w:b/>
         <w:bCs/>
       </w:rPr>
@@ -6574,12 +6912,14 @@
     </w:tblStylePr>
     <w:tblStylePr w:type="firstCol">
       <w:rPr>
+        <w:rFonts w:eastAsia="黑体"/>
         <w:b/>
         <w:bCs/>
       </w:rPr>
     </w:tblStylePr>
     <w:tblStylePr w:type="lastCol">
       <w:rPr>
+        <w:rFonts w:eastAsia="黑体"/>
         <w:b/>
         <w:bCs/>
       </w:rPr>
@@ -6641,6 +6981,7 @@
         <w:spacing w:after="0" w:before="0" w:line="240" w:lineRule="auto"/>
       </w:pPr>
       <w:rPr>
+        <w:rFonts w:eastAsia="黑体"/>
         <w:b/>
         <w:bCs/>
         <w:color w:themeColor="background1" w:val="FFFFFF"/>
@@ -6663,6 +7004,7 @@
         <w:spacing w:after="0" w:before="0" w:line="240" w:lineRule="auto"/>
       </w:pPr>
       <w:rPr>
+        <w:rFonts w:eastAsia="黑体"/>
         <w:b/>
         <w:bCs/>
       </w:rPr>
@@ -6680,12 +7022,14 @@
     </w:tblStylePr>
     <w:tblStylePr w:type="firstCol">
       <w:rPr>
+        <w:rFonts w:eastAsia="黑体"/>
         <w:b/>
         <w:bCs/>
       </w:rPr>
     </w:tblStylePr>
     <w:tblStylePr w:type="lastCol">
       <w:rPr>
+        <w:rFonts w:eastAsia="黑体"/>
         <w:b/>
         <w:bCs/>
       </w:rPr>
@@ -6747,6 +7091,7 @@
         <w:spacing w:after="0" w:before="0" w:line="240" w:lineRule="auto"/>
       </w:pPr>
       <w:rPr>
+        <w:rFonts w:eastAsia="黑体"/>
         <w:b/>
         <w:bCs/>
         <w:color w:themeColor="background1" w:val="FFFFFF"/>
@@ -6769,6 +7114,7 @@
         <w:spacing w:after="0" w:before="0" w:line="240" w:lineRule="auto"/>
       </w:pPr>
       <w:rPr>
+        <w:rFonts w:eastAsia="黑体"/>
         <w:b/>
         <w:bCs/>
       </w:rPr>
@@ -6786,12 +7132,14 @@
     </w:tblStylePr>
     <w:tblStylePr w:type="firstCol">
       <w:rPr>
+        <w:rFonts w:eastAsia="黑体"/>
         <w:b/>
         <w:bCs/>
       </w:rPr>
     </w:tblStylePr>
     <w:tblStylePr w:type="lastCol">
       <w:rPr>
+        <w:rFonts w:eastAsia="黑体"/>
         <w:b/>
         <w:bCs/>
       </w:rPr>
@@ -6850,6 +7198,7 @@
         <w:spacing w:after="0" w:before="0" w:line="240" w:lineRule="auto"/>
       </w:pPr>
       <w:rPr>
+        <w:rFonts w:eastAsia="黑体"/>
         <w:b/>
         <w:bCs/>
         <w:color w:themeColor="background1" w:val="FFFFFF"/>
@@ -6872,6 +7221,7 @@
         <w:spacing w:after="0" w:before="0" w:line="240" w:lineRule="auto"/>
       </w:pPr>
       <w:rPr>
+        <w:rFonts w:eastAsia="黑体"/>
         <w:color w:val="auto"/>
       </w:rPr>
       <w:tblPr/>
@@ -6889,6 +7239,7 @@
     </w:tblStylePr>
     <w:tblStylePr w:type="firstCol">
       <w:rPr>
+        <w:rFonts w:eastAsia="黑体"/>
         <w:b/>
         <w:bCs/>
         <w:color w:themeColor="background1" w:val="FFFFFF"/>
@@ -6908,6 +7259,7 @@
     </w:tblStylePr>
     <w:tblStylePr w:type="lastCol">
       <w:rPr>
+        <w:rFonts w:eastAsia="黑体"/>
         <w:b/>
         <w:bCs/>
         <w:color w:themeColor="background1" w:val="FFFFFF"/>
@@ -6956,6 +7308,7 @@
     </w:tblStylePr>
     <w:tblStylePr w:type="nwCell">
       <w:rPr>
+        <w:rFonts w:eastAsia="黑体"/>
         <w:color w:themeColor="background1" w:val="FFFFFF"/>
       </w:rPr>
       <w:tblPr/>
@@ -6999,6 +7352,7 @@
         <w:spacing w:after="0" w:before="0" w:line="240" w:lineRule="auto"/>
       </w:pPr>
       <w:rPr>
+        <w:rFonts w:eastAsia="黑体"/>
         <w:b/>
         <w:bCs/>
         <w:color w:themeColor="background1" w:val="FFFFFF"/>
@@ -7021,6 +7375,7 @@
         <w:spacing w:after="0" w:before="0" w:line="240" w:lineRule="auto"/>
       </w:pPr>
       <w:rPr>
+        <w:rFonts w:eastAsia="黑体"/>
         <w:color w:val="auto"/>
       </w:rPr>
       <w:tblPr/>
@@ -7038,6 +7393,7 @@
     </w:tblStylePr>
     <w:tblStylePr w:type="firstCol">
       <w:rPr>
+        <w:rFonts w:eastAsia="黑体"/>
         <w:b/>
         <w:bCs/>
         <w:color w:themeColor="background1" w:val="FFFFFF"/>
@@ -7057,6 +7413,7 @@
     </w:tblStylePr>
     <w:tblStylePr w:type="lastCol">
       <w:rPr>
+        <w:rFonts w:eastAsia="黑体"/>
         <w:b/>
         <w:bCs/>
         <w:color w:themeColor="background1" w:val="FFFFFF"/>
@@ -7105,6 +7462,7 @@
     </w:tblStylePr>
     <w:tblStylePr w:type="nwCell">
       <w:rPr>
+        <w:rFonts w:eastAsia="黑体"/>
         <w:color w:themeColor="background1" w:val="FFFFFF"/>
       </w:rPr>
       <w:tblPr/>
@@ -7148,6 +7506,7 @@
         <w:spacing w:after="0" w:before="0" w:line="240" w:lineRule="auto"/>
       </w:pPr>
       <w:rPr>
+        <w:rFonts w:eastAsia="黑体"/>
         <w:b/>
         <w:bCs/>
         <w:color w:themeColor="background1" w:val="FFFFFF"/>
@@ -7170,6 +7529,7 @@
         <w:spacing w:after="0" w:before="0" w:line="240" w:lineRule="auto"/>
       </w:pPr>
       <w:rPr>
+        <w:rFonts w:eastAsia="黑体"/>
         <w:color w:val="auto"/>
       </w:rPr>
       <w:tblPr/>
@@ -7187,6 +7547,7 @@
     </w:tblStylePr>
     <w:tblStylePr w:type="firstCol">
       <w:rPr>
+        <w:rFonts w:eastAsia="黑体"/>
         <w:b/>
         <w:bCs/>
         <w:color w:themeColor="background1" w:val="FFFFFF"/>
@@ -7206,6 +7567,7 @@
     </w:tblStylePr>
     <w:tblStylePr w:type="lastCol">
       <w:rPr>
+        <w:rFonts w:eastAsia="黑体"/>
         <w:b/>
         <w:bCs/>
         <w:color w:themeColor="background1" w:val="FFFFFF"/>
@@ -7254,6 +7616,7 @@
     </w:tblStylePr>
     <w:tblStylePr w:type="nwCell">
       <w:rPr>
+        <w:rFonts w:eastAsia="黑体"/>
         <w:color w:themeColor="background1" w:val="FFFFFF"/>
       </w:rPr>
       <w:tblPr/>
@@ -7297,6 +7660,7 @@
         <w:spacing w:after="0" w:before="0" w:line="240" w:lineRule="auto"/>
       </w:pPr>
       <w:rPr>
+        <w:rFonts w:eastAsia="黑体"/>
         <w:b/>
         <w:bCs/>
         <w:color w:themeColor="background1" w:val="FFFFFF"/>
@@ -7319,6 +7683,7 @@
         <w:spacing w:after="0" w:before="0" w:line="240" w:lineRule="auto"/>
       </w:pPr>
       <w:rPr>
+        <w:rFonts w:eastAsia="黑体"/>
         <w:color w:val="auto"/>
       </w:rPr>
       <w:tblPr/>
@@ -7336,6 +7701,7 @@
     </w:tblStylePr>
     <w:tblStylePr w:type="firstCol">
       <w:rPr>
+        <w:rFonts w:eastAsia="黑体"/>
         <w:b/>
         <w:bCs/>
         <w:color w:themeColor="background1" w:val="FFFFFF"/>
@@ -7355,6 +7721,7 @@
     </w:tblStylePr>
     <w:tblStylePr w:type="lastCol">
       <w:rPr>
+        <w:rFonts w:eastAsia="黑体"/>
         <w:b/>
         <w:bCs/>
         <w:color w:themeColor="background1" w:val="FFFFFF"/>
@@ -7403,6 +7770,7 @@
     </w:tblStylePr>
     <w:tblStylePr w:type="nwCell">
       <w:rPr>
+        <w:rFonts w:eastAsia="黑体"/>
         <w:color w:themeColor="background1" w:val="FFFFFF"/>
       </w:rPr>
       <w:tblPr/>
@@ -7446,6 +7814,7 @@
         <w:spacing w:after="0" w:before="0" w:line="240" w:lineRule="auto"/>
       </w:pPr>
       <w:rPr>
+        <w:rFonts w:eastAsia="黑体"/>
         <w:b/>
         <w:bCs/>
         <w:color w:themeColor="background1" w:val="FFFFFF"/>
@@ -7468,6 +7837,7 @@
         <w:spacing w:after="0" w:before="0" w:line="240" w:lineRule="auto"/>
       </w:pPr>
       <w:rPr>
+        <w:rFonts w:eastAsia="黑体"/>
         <w:color w:val="auto"/>
       </w:rPr>
       <w:tblPr/>
@@ -7485,6 +7855,7 @@
     </w:tblStylePr>
     <w:tblStylePr w:type="firstCol">
       <w:rPr>
+        <w:rFonts w:eastAsia="黑体"/>
         <w:b/>
         <w:bCs/>
         <w:color w:themeColor="background1" w:val="FFFFFF"/>
@@ -7504,6 +7875,7 @@
     </w:tblStylePr>
     <w:tblStylePr w:type="lastCol">
       <w:rPr>
+        <w:rFonts w:eastAsia="黑体"/>
         <w:b/>
         <w:bCs/>
         <w:color w:themeColor="background1" w:val="FFFFFF"/>
@@ -7552,6 +7924,7 @@
     </w:tblStylePr>
     <w:tblStylePr w:type="nwCell">
       <w:rPr>
+        <w:rFonts w:eastAsia="黑体"/>
         <w:color w:themeColor="background1" w:val="FFFFFF"/>
       </w:rPr>
       <w:tblPr/>
@@ -7595,6 +7968,7 @@
         <w:spacing w:after="0" w:before="0" w:line="240" w:lineRule="auto"/>
       </w:pPr>
       <w:rPr>
+        <w:rFonts w:eastAsia="黑体"/>
         <w:b/>
         <w:bCs/>
         <w:color w:themeColor="background1" w:val="FFFFFF"/>
@@ -7617,6 +7991,7 @@
         <w:spacing w:after="0" w:before="0" w:line="240" w:lineRule="auto"/>
       </w:pPr>
       <w:rPr>
+        <w:rFonts w:eastAsia="黑体"/>
         <w:color w:val="auto"/>
       </w:rPr>
       <w:tblPr/>
@@ -7634,6 +8009,7 @@
     </w:tblStylePr>
     <w:tblStylePr w:type="firstCol">
       <w:rPr>
+        <w:rFonts w:eastAsia="黑体"/>
         <w:b/>
         <w:bCs/>
         <w:color w:themeColor="background1" w:val="FFFFFF"/>
@@ -7653,6 +8029,7 @@
     </w:tblStylePr>
     <w:tblStylePr w:type="lastCol">
       <w:rPr>
+        <w:rFonts w:eastAsia="黑体"/>
         <w:b/>
         <w:bCs/>
         <w:color w:themeColor="background1" w:val="FFFFFF"/>
@@ -7701,6 +8078,7 @@
     </w:tblStylePr>
     <w:tblStylePr w:type="nwCell">
       <w:rPr>
+        <w:rFonts w:eastAsia="黑体"/>
         <w:color w:themeColor="background1" w:val="FFFFFF"/>
       </w:rPr>
       <w:tblPr/>
@@ -7744,6 +8122,7 @@
         <w:spacing w:after="0" w:before="0" w:line="240" w:lineRule="auto"/>
       </w:pPr>
       <w:rPr>
+        <w:rFonts w:eastAsia="黑体"/>
         <w:b/>
         <w:bCs/>
         <w:color w:themeColor="background1" w:val="FFFFFF"/>
@@ -7766,6 +8145,7 @@
         <w:spacing w:after="0" w:before="0" w:line="240" w:lineRule="auto"/>
       </w:pPr>
       <w:rPr>
+        <w:rFonts w:eastAsia="黑体"/>
         <w:color w:val="auto"/>
       </w:rPr>
       <w:tblPr/>
@@ -7783,6 +8163,7 @@
     </w:tblStylePr>
     <w:tblStylePr w:type="firstCol">
       <w:rPr>
+        <w:rFonts w:eastAsia="黑体"/>
         <w:b/>
         <w:bCs/>
         <w:color w:themeColor="background1" w:val="FFFFFF"/>
@@ -7802,6 +8183,7 @@
     </w:tblStylePr>
     <w:tblStylePr w:type="lastCol">
       <w:rPr>
+        <w:rFonts w:eastAsia="黑体"/>
         <w:b/>
         <w:bCs/>
         <w:color w:themeColor="background1" w:val="FFFFFF"/>
@@ -7850,6 +8232,7 @@
     </w:tblStylePr>
     <w:tblStylePr w:type="nwCell">
       <w:rPr>
+        <w:rFonts w:eastAsia="黑体"/>
         <w:color w:themeColor="background1" w:val="FFFFFF"/>
       </w:rPr>
       <w:tblPr/>
@@ -7874,6 +8257,7 @@
       <w:spacing w:after="0" w:line="240" w:lineRule="auto"/>
     </w:pPr>
     <w:rPr>
+      <w:rFonts w:eastAsia="黑体"/>
       <w:color w:themeColor="text1" w:val="000000"/>
     </w:rPr>
     <w:tblPr>
@@ -7893,7 +8277,7 @@
     </w:tblPr>
     <w:tblStylePr w:type="firstRow">
       <w:rPr>
-        <w:rFonts w:asciiTheme="majorHAnsi" w:cstheme="majorBidi" w:eastAsiaTheme="majorEastAsia" w:hAnsiTheme="majorHAnsi"/>
+        <w:rFonts w:asciiTheme="majorHAnsi" w:cstheme="majorBidi" w:hAnsiTheme="majorHAnsi" w:eastAsia="黑体"/>
       </w:rPr>
       <w:tblPr/>
       <w:tcPr>
@@ -7905,6 +8289,7 @@
     </w:tblStylePr>
     <w:tblStylePr w:type="lastRow">
       <w:rPr>
+        <w:rFonts w:eastAsia="黑体"/>
         <w:b/>
         <w:bCs/>
         <w:color w:themeColor="text2" w:val="1F497D"/>
@@ -7919,12 +8304,14 @@
     </w:tblStylePr>
     <w:tblStylePr w:type="firstCol">
       <w:rPr>
+        <w:rFonts w:eastAsia="黑体"/>
         <w:b/>
         <w:bCs/>
       </w:rPr>
     </w:tblStylePr>
     <w:tblStylePr w:type="lastCol">
       <w:rPr>
+        <w:rFonts w:eastAsia="黑体"/>
         <w:b/>
         <w:bCs/>
       </w:rPr>
@@ -7958,6 +8345,7 @@
       <w:spacing w:after="0" w:line="240" w:lineRule="auto"/>
     </w:pPr>
     <w:rPr>
+      <w:rFonts w:eastAsia="黑体"/>
       <w:color w:themeColor="text1" w:val="000000"/>
     </w:rPr>
     <w:tblPr>
@@ -7977,7 +8365,7 @@
     </w:tblPr>
     <w:tblStylePr w:type="firstRow">
       <w:rPr>
-        <w:rFonts w:asciiTheme="majorHAnsi" w:cstheme="majorBidi" w:eastAsiaTheme="majorEastAsia" w:hAnsiTheme="majorHAnsi"/>
+        <w:rFonts w:asciiTheme="majorHAnsi" w:cstheme="majorBidi" w:hAnsiTheme="majorHAnsi" w:eastAsia="黑体"/>
       </w:rPr>
       <w:tblPr/>
       <w:tcPr>
@@ -7989,6 +8377,7 @@
     </w:tblStylePr>
     <w:tblStylePr w:type="lastRow">
       <w:rPr>
+        <w:rFonts w:eastAsia="黑体"/>
         <w:b/>
         <w:bCs/>
         <w:color w:themeColor="text2" w:val="1F497D"/>
@@ -8003,12 +8392,14 @@
     </w:tblStylePr>
     <w:tblStylePr w:type="firstCol">
       <w:rPr>
+        <w:rFonts w:eastAsia="黑体"/>
         <w:b/>
         <w:bCs/>
       </w:rPr>
     </w:tblStylePr>
     <w:tblStylePr w:type="lastCol">
       <w:rPr>
+        <w:rFonts w:eastAsia="黑体"/>
         <w:b/>
         <w:bCs/>
       </w:rPr>
@@ -8042,6 +8433,7 @@
       <w:spacing w:after="0" w:line="240" w:lineRule="auto"/>
     </w:pPr>
     <w:rPr>
+      <w:rFonts w:eastAsia="黑体"/>
       <w:color w:themeColor="text1" w:val="000000"/>
     </w:rPr>
     <w:tblPr>
@@ -8061,7 +8453,7 @@
     </w:tblPr>
     <w:tblStylePr w:type="firstRow">
       <w:rPr>
-        <w:rFonts w:asciiTheme="majorHAnsi" w:cstheme="majorBidi" w:eastAsiaTheme="majorEastAsia" w:hAnsiTheme="majorHAnsi"/>
+        <w:rFonts w:asciiTheme="majorHAnsi" w:cstheme="majorBidi" w:hAnsiTheme="majorHAnsi" w:eastAsia="黑体"/>
       </w:rPr>
       <w:tblPr/>
       <w:tcPr>
@@ -8073,6 +8465,7 @@
     </w:tblStylePr>
     <w:tblStylePr w:type="lastRow">
       <w:rPr>
+        <w:rFonts w:eastAsia="黑体"/>
         <w:b/>
         <w:bCs/>
         <w:color w:themeColor="text2" w:val="1F497D"/>
@@ -8087,12 +8480,14 @@
     </w:tblStylePr>
     <w:tblStylePr w:type="firstCol">
       <w:rPr>
+        <w:rFonts w:eastAsia="黑体"/>
         <w:b/>
         <w:bCs/>
       </w:rPr>
     </w:tblStylePr>
     <w:tblStylePr w:type="lastCol">
       <w:rPr>
+        <w:rFonts w:eastAsia="黑体"/>
         <w:b/>
         <w:bCs/>
       </w:rPr>
@@ -8126,6 +8521,7 @@
       <w:spacing w:after="0" w:line="240" w:lineRule="auto"/>
     </w:pPr>
     <w:rPr>
+      <w:rFonts w:eastAsia="黑体"/>
       <w:color w:themeColor="text1" w:val="000000"/>
     </w:rPr>
     <w:tblPr>
@@ -8145,7 +8541,7 @@
     </w:tblPr>
     <w:tblStylePr w:type="firstRow">
       <w:rPr>
-        <w:rFonts w:asciiTheme="majorHAnsi" w:cstheme="majorBidi" w:eastAsiaTheme="majorEastAsia" w:hAnsiTheme="majorHAnsi"/>
+        <w:rFonts w:asciiTheme="majorHAnsi" w:cstheme="majorBidi" w:hAnsiTheme="majorHAnsi" w:eastAsia="黑体"/>
       </w:rPr>
       <w:tblPr/>
       <w:tcPr>
@@ -8157,6 +8553,7 @@
     </w:tblStylePr>
     <w:tblStylePr w:type="lastRow">
       <w:rPr>
+        <w:rFonts w:eastAsia="黑体"/>
         <w:b/>
         <w:bCs/>
         <w:color w:themeColor="text2" w:val="1F497D"/>
@@ -8171,12 +8568,14 @@
     </w:tblStylePr>
     <w:tblStylePr w:type="firstCol">
       <w:rPr>
+        <w:rFonts w:eastAsia="黑体"/>
         <w:b/>
         <w:bCs/>
       </w:rPr>
     </w:tblStylePr>
     <w:tblStylePr w:type="lastCol">
       <w:rPr>
+        <w:rFonts w:eastAsia="黑体"/>
         <w:b/>
         <w:bCs/>
       </w:rPr>
@@ -8210,6 +8609,7 @@
       <w:spacing w:after="0" w:line="240" w:lineRule="auto"/>
     </w:pPr>
     <w:rPr>
+      <w:rFonts w:eastAsia="黑体"/>
       <w:color w:themeColor="text1" w:val="000000"/>
     </w:rPr>
     <w:tblPr>
@@ -8229,7 +8629,7 @@
     </w:tblPr>
     <w:tblStylePr w:type="firstRow">
       <w:rPr>
-        <w:rFonts w:asciiTheme="majorHAnsi" w:cstheme="majorBidi" w:eastAsiaTheme="majorEastAsia" w:hAnsiTheme="majorHAnsi"/>
+        <w:rFonts w:asciiTheme="majorHAnsi" w:cstheme="majorBidi" w:hAnsiTheme="majorHAnsi" w:eastAsia="黑体"/>
       </w:rPr>
       <w:tblPr/>
       <w:tcPr>
@@ -8241,6 +8641,7 @@
     </w:tblStylePr>
     <w:tblStylePr w:type="lastRow">
       <w:rPr>
+        <w:rFonts w:eastAsia="黑体"/>
         <w:b/>
         <w:bCs/>
         <w:color w:themeColor="text2" w:val="1F497D"/>
@@ -8255,12 +8656,14 @@
     </w:tblStylePr>
     <w:tblStylePr w:type="firstCol">
       <w:rPr>
+        <w:rFonts w:eastAsia="黑体"/>
         <w:b/>
         <w:bCs/>
       </w:rPr>
     </w:tblStylePr>
     <w:tblStylePr w:type="lastCol">
       <w:rPr>
+        <w:rFonts w:eastAsia="黑体"/>
         <w:b/>
         <w:bCs/>
       </w:rPr>
@@ -8294,6 +8697,7 @@
       <w:spacing w:after="0" w:line="240" w:lineRule="auto"/>
     </w:pPr>
     <w:rPr>
+      <w:rFonts w:eastAsia="黑体"/>
       <w:color w:themeColor="text1" w:val="000000"/>
     </w:rPr>
     <w:tblPr>
@@ -8313,7 +8717,7 @@
     </w:tblPr>
     <w:tblStylePr w:type="firstRow">
       <w:rPr>
-        <w:rFonts w:asciiTheme="majorHAnsi" w:cstheme="majorBidi" w:eastAsiaTheme="majorEastAsia" w:hAnsiTheme="majorHAnsi"/>
+        <w:rFonts w:asciiTheme="majorHAnsi" w:cstheme="majorBidi" w:hAnsiTheme="majorHAnsi" w:eastAsia="黑体"/>
       </w:rPr>
       <w:tblPr/>
       <w:tcPr>
@@ -8325,6 +8729,7 @@
     </w:tblStylePr>
     <w:tblStylePr w:type="lastRow">
       <w:rPr>
+        <w:rFonts w:eastAsia="黑体"/>
         <w:b/>
         <w:bCs/>
         <w:color w:themeColor="text2" w:val="1F497D"/>
@@ -8339,12 +8744,14 @@
     </w:tblStylePr>
     <w:tblStylePr w:type="firstCol">
       <w:rPr>
+        <w:rFonts w:eastAsia="黑体"/>
         <w:b/>
         <w:bCs/>
       </w:rPr>
     </w:tblStylePr>
     <w:tblStylePr w:type="lastCol">
       <w:rPr>
+        <w:rFonts w:eastAsia="黑体"/>
         <w:b/>
         <w:bCs/>
       </w:rPr>
@@ -8378,6 +8785,7 @@
       <w:spacing w:after="0" w:line="240" w:lineRule="auto"/>
     </w:pPr>
     <w:rPr>
+      <w:rFonts w:eastAsia="黑体"/>
       <w:color w:themeColor="text1" w:val="000000"/>
     </w:rPr>
     <w:tblPr>
@@ -8397,7 +8805,7 @@
     </w:tblPr>
     <w:tblStylePr w:type="firstRow">
       <w:rPr>
-        <w:rFonts w:asciiTheme="majorHAnsi" w:cstheme="majorBidi" w:eastAsiaTheme="majorEastAsia" w:hAnsiTheme="majorHAnsi"/>
+        <w:rFonts w:asciiTheme="majorHAnsi" w:cstheme="majorBidi" w:hAnsiTheme="majorHAnsi" w:eastAsia="黑体"/>
       </w:rPr>
       <w:tblPr/>
       <w:tcPr>
@@ -8409,6 +8817,7 @@
     </w:tblStylePr>
     <w:tblStylePr w:type="lastRow">
       <w:rPr>
+        <w:rFonts w:eastAsia="黑体"/>
         <w:b/>
         <w:bCs/>
         <w:color w:themeColor="text2" w:val="1F497D"/>
@@ -8423,12 +8832,14 @@
     </w:tblStylePr>
     <w:tblStylePr w:type="firstCol">
       <w:rPr>
+        <w:rFonts w:eastAsia="黑体"/>
         <w:b/>
         <w:bCs/>
       </w:rPr>
     </w:tblStylePr>
     <w:tblStylePr w:type="lastCol">
       <w:rPr>
+        <w:rFonts w:eastAsia="黑体"/>
         <w:b/>
         <w:bCs/>
       </w:rPr>
@@ -8462,7 +8873,7 @@
       <w:spacing w:after="0" w:line="240" w:lineRule="auto"/>
     </w:pPr>
     <w:rPr>
-      <w:rFonts w:asciiTheme="majorHAnsi" w:cstheme="majorBidi" w:eastAsiaTheme="majorEastAsia" w:hAnsiTheme="majorHAnsi"/>
+      <w:rFonts w:asciiTheme="majorHAnsi" w:cstheme="majorBidi" w:hAnsiTheme="majorHAnsi" w:eastAsia="黑体"/>
       <w:color w:themeColor="text1" w:val="000000"/>
     </w:rPr>
     <w:tblPr>
@@ -8484,6 +8895,7 @@
     </w:tblPr>
     <w:tblStylePr w:type="firstRow">
       <w:rPr>
+        <w:rFonts w:eastAsia="黑体"/>
         <w:sz w:val="24"/>
         <w:szCs w:val="24"/>
       </w:rPr>
@@ -8590,7 +9002,7 @@
       <w:spacing w:after="0" w:line="240" w:lineRule="auto"/>
     </w:pPr>
     <w:rPr>
-      <w:rFonts w:asciiTheme="majorHAnsi" w:cstheme="majorBidi" w:eastAsiaTheme="majorEastAsia" w:hAnsiTheme="majorHAnsi"/>
+      <w:rFonts w:asciiTheme="majorHAnsi" w:cstheme="majorBidi" w:hAnsiTheme="majorHAnsi" w:eastAsia="黑体"/>
       <w:color w:themeColor="text1" w:val="000000"/>
     </w:rPr>
     <w:tblPr>
@@ -8612,6 +9024,7 @@
     </w:tblPr>
     <w:tblStylePr w:type="firstRow">
       <w:rPr>
+        <w:rFonts w:eastAsia="黑体"/>
         <w:sz w:val="24"/>
         <w:szCs w:val="24"/>
       </w:rPr>
@@ -8718,7 +9131,7 @@
       <w:spacing w:after="0" w:line="240" w:lineRule="auto"/>
     </w:pPr>
     <w:rPr>
-      <w:rFonts w:asciiTheme="majorHAnsi" w:cstheme="majorBidi" w:eastAsiaTheme="majorEastAsia" w:hAnsiTheme="majorHAnsi"/>
+      <w:rFonts w:asciiTheme="majorHAnsi" w:cstheme="majorBidi" w:hAnsiTheme="majorHAnsi" w:eastAsia="黑体"/>
       <w:color w:themeColor="text1" w:val="000000"/>
     </w:rPr>
     <w:tblPr>
@@ -8740,6 +9153,7 @@
     </w:tblPr>
     <w:tblStylePr w:type="firstRow">
       <w:rPr>
+        <w:rFonts w:eastAsia="黑体"/>
         <w:sz w:val="24"/>
         <w:szCs w:val="24"/>
       </w:rPr>
@@ -8846,7 +9260,7 @@
       <w:spacing w:after="0" w:line="240" w:lineRule="auto"/>
     </w:pPr>
     <w:rPr>
-      <w:rFonts w:asciiTheme="majorHAnsi" w:cstheme="majorBidi" w:eastAsiaTheme="majorEastAsia" w:hAnsiTheme="majorHAnsi"/>
+      <w:rFonts w:asciiTheme="majorHAnsi" w:cstheme="majorBidi" w:hAnsiTheme="majorHAnsi" w:eastAsia="黑体"/>
       <w:color w:themeColor="text1" w:val="000000"/>
     </w:rPr>
     <w:tblPr>
@@ -8868,6 +9282,7 @@
     </w:tblPr>
     <w:tblStylePr w:type="firstRow">
       <w:rPr>
+        <w:rFonts w:eastAsia="黑体"/>
         <w:sz w:val="24"/>
         <w:szCs w:val="24"/>
       </w:rPr>
@@ -8974,7 +9389,7 @@
       <w:spacing w:after="0" w:line="240" w:lineRule="auto"/>
     </w:pPr>
     <w:rPr>
-      <w:rFonts w:asciiTheme="majorHAnsi" w:cstheme="majorBidi" w:eastAsiaTheme="majorEastAsia" w:hAnsiTheme="majorHAnsi"/>
+      <w:rFonts w:asciiTheme="majorHAnsi" w:cstheme="majorBidi" w:hAnsiTheme="majorHAnsi" w:eastAsia="黑体"/>
       <w:color w:themeColor="text1" w:val="000000"/>
     </w:rPr>
     <w:tblPr>
@@ -8996,6 +9411,7 @@
     </w:tblPr>
     <w:tblStylePr w:type="firstRow">
       <w:rPr>
+        <w:rFonts w:eastAsia="黑体"/>
         <w:sz w:val="24"/>
         <w:szCs w:val="24"/>
       </w:rPr>
@@ -9102,7 +9518,7 @@
       <w:spacing w:after="0" w:line="240" w:lineRule="auto"/>
     </w:pPr>
     <w:rPr>
-      <w:rFonts w:asciiTheme="majorHAnsi" w:cstheme="majorBidi" w:eastAsiaTheme="majorEastAsia" w:hAnsiTheme="majorHAnsi"/>
+      <w:rFonts w:asciiTheme="majorHAnsi" w:cstheme="majorBidi" w:hAnsiTheme="majorHAnsi" w:eastAsia="黑体"/>
       <w:color w:themeColor="text1" w:val="000000"/>
     </w:rPr>
     <w:tblPr>
@@ -9124,6 +9540,7 @@
     </w:tblPr>
     <w:tblStylePr w:type="firstRow">
       <w:rPr>
+        <w:rFonts w:eastAsia="黑体"/>
         <w:sz w:val="24"/>
         <w:szCs w:val="24"/>
       </w:rPr>
@@ -9230,7 +9647,7 @@
       <w:spacing w:after="0" w:line="240" w:lineRule="auto"/>
     </w:pPr>
     <w:rPr>
-      <w:rFonts w:asciiTheme="majorHAnsi" w:cstheme="majorBidi" w:eastAsiaTheme="majorEastAsia" w:hAnsiTheme="majorHAnsi"/>
+      <w:rFonts w:asciiTheme="majorHAnsi" w:cstheme="majorBidi" w:hAnsiTheme="majorHAnsi" w:eastAsia="黑体"/>
       <w:color w:themeColor="text1" w:val="000000"/>
     </w:rPr>
     <w:tblPr>
@@ -9252,6 +9669,7 @@
     </w:tblPr>
     <w:tblStylePr w:type="firstRow">
       <w:rPr>
+        <w:rFonts w:eastAsia="黑体"/>
         <w:sz w:val="24"/>
         <w:szCs w:val="24"/>
       </w:rPr>
@@ -9381,12 +9799,14 @@
     </w:tcPr>
     <w:tblStylePr w:type="firstRow">
       <w:rPr>
+        <w:rFonts w:eastAsia="黑体"/>
         <w:b/>
         <w:bCs/>
       </w:rPr>
     </w:tblStylePr>
     <w:tblStylePr w:type="lastRow">
       <w:rPr>
+        <w:rFonts w:eastAsia="黑体"/>
         <w:b/>
         <w:bCs/>
       </w:rPr>
@@ -9399,12 +9819,14 @@
     </w:tblStylePr>
     <w:tblStylePr w:type="firstCol">
       <w:rPr>
+        <w:rFonts w:eastAsia="黑体"/>
         <w:b/>
         <w:bCs/>
       </w:rPr>
     </w:tblStylePr>
     <w:tblStylePr w:type="lastCol">
       <w:rPr>
+        <w:rFonts w:eastAsia="黑体"/>
         <w:b/>
         <w:bCs/>
       </w:rPr>
@@ -9454,12 +9876,14 @@
     </w:tcPr>
     <w:tblStylePr w:type="firstRow">
       <w:rPr>
+        <w:rFonts w:eastAsia="黑体"/>
         <w:b/>
         <w:bCs/>
       </w:rPr>
     </w:tblStylePr>
     <w:tblStylePr w:type="lastRow">
       <w:rPr>
+        <w:rFonts w:eastAsia="黑体"/>
         <w:b/>
         <w:bCs/>
       </w:rPr>
@@ -9472,12 +9896,14 @@
     </w:tblStylePr>
     <w:tblStylePr w:type="firstCol">
       <w:rPr>
+        <w:rFonts w:eastAsia="黑体"/>
         <w:b/>
         <w:bCs/>
       </w:rPr>
     </w:tblStylePr>
     <w:tblStylePr w:type="lastCol">
       <w:rPr>
+        <w:rFonts w:eastAsia="黑体"/>
         <w:b/>
         <w:bCs/>
       </w:rPr>
@@ -9527,12 +9953,14 @@
     </w:tcPr>
     <w:tblStylePr w:type="firstRow">
       <w:rPr>
+        <w:rFonts w:eastAsia="黑体"/>
         <w:b/>
         <w:bCs/>
       </w:rPr>
     </w:tblStylePr>
     <w:tblStylePr w:type="lastRow">
       <w:rPr>
+        <w:rFonts w:eastAsia="黑体"/>
         <w:b/>
         <w:bCs/>
       </w:rPr>
@@ -9545,12 +9973,14 @@
     </w:tblStylePr>
     <w:tblStylePr w:type="firstCol">
       <w:rPr>
+        <w:rFonts w:eastAsia="黑体"/>
         <w:b/>
         <w:bCs/>
       </w:rPr>
     </w:tblStylePr>
     <w:tblStylePr w:type="lastCol">
       <w:rPr>
+        <w:rFonts w:eastAsia="黑体"/>
         <w:b/>
         <w:bCs/>
       </w:rPr>
@@ -9600,12 +10030,14 @@
     </w:tcPr>
     <w:tblStylePr w:type="firstRow">
       <w:rPr>
+        <w:rFonts w:eastAsia="黑体"/>
         <w:b/>
         <w:bCs/>
       </w:rPr>
     </w:tblStylePr>
     <w:tblStylePr w:type="lastRow">
       <w:rPr>
+        <w:rFonts w:eastAsia="黑体"/>
         <w:b/>
         <w:bCs/>
       </w:rPr>
@@ -9618,12 +10050,14 @@
     </w:tblStylePr>
     <w:tblStylePr w:type="firstCol">
       <w:rPr>
+        <w:rFonts w:eastAsia="黑体"/>
         <w:b/>
         <w:bCs/>
       </w:rPr>
     </w:tblStylePr>
     <w:tblStylePr w:type="lastCol">
       <w:rPr>
+        <w:rFonts w:eastAsia="黑体"/>
         <w:b/>
         <w:bCs/>
       </w:rPr>
@@ -9673,12 +10107,14 @@
     </w:tcPr>
     <w:tblStylePr w:type="firstRow">
       <w:rPr>
+        <w:rFonts w:eastAsia="黑体"/>
         <w:b/>
         <w:bCs/>
       </w:rPr>
     </w:tblStylePr>
     <w:tblStylePr w:type="lastRow">
       <w:rPr>
+        <w:rFonts w:eastAsia="黑体"/>
         <w:b/>
         <w:bCs/>
       </w:rPr>
@@ -9691,12 +10127,14 @@
     </w:tblStylePr>
     <w:tblStylePr w:type="firstCol">
       <w:rPr>
+        <w:rFonts w:eastAsia="黑体"/>
         <w:b/>
         <w:bCs/>
       </w:rPr>
     </w:tblStylePr>
     <w:tblStylePr w:type="lastCol">
       <w:rPr>
+        <w:rFonts w:eastAsia="黑体"/>
         <w:b/>
         <w:bCs/>
       </w:rPr>
@@ -9746,12 +10184,14 @@
     </w:tcPr>
     <w:tblStylePr w:type="firstRow">
       <w:rPr>
+        <w:rFonts w:eastAsia="黑体"/>
         <w:b/>
         <w:bCs/>
       </w:rPr>
     </w:tblStylePr>
     <w:tblStylePr w:type="lastRow">
       <w:rPr>
+        <w:rFonts w:eastAsia="黑体"/>
         <w:b/>
         <w:bCs/>
       </w:rPr>
@@ -9764,12 +10204,14 @@
     </w:tblStylePr>
     <w:tblStylePr w:type="firstCol">
       <w:rPr>
+        <w:rFonts w:eastAsia="黑体"/>
         <w:b/>
         <w:bCs/>
       </w:rPr>
     </w:tblStylePr>
     <w:tblStylePr w:type="lastCol">
       <w:rPr>
+        <w:rFonts w:eastAsia="黑体"/>
         <w:b/>
         <w:bCs/>
       </w:rPr>
@@ -9819,12 +10261,14 @@
     </w:tcPr>
     <w:tblStylePr w:type="firstRow">
       <w:rPr>
+        <w:rFonts w:eastAsia="黑体"/>
         <w:b/>
         <w:bCs/>
       </w:rPr>
     </w:tblStylePr>
     <w:tblStylePr w:type="lastRow">
       <w:rPr>
+        <w:rFonts w:eastAsia="黑体"/>
         <w:b/>
         <w:bCs/>
       </w:rPr>
@@ -9837,12 +10281,14 @@
     </w:tblStylePr>
     <w:tblStylePr w:type="firstCol">
       <w:rPr>
+        <w:rFonts w:eastAsia="黑体"/>
         <w:b/>
         <w:bCs/>
       </w:rPr>
     </w:tblStylePr>
     <w:tblStylePr w:type="lastCol">
       <w:rPr>
+        <w:rFonts w:eastAsia="黑体"/>
         <w:b/>
         <w:bCs/>
       </w:rPr>
@@ -9869,7 +10315,7 @@
       <w:spacing w:after="0" w:line="240" w:lineRule="auto"/>
     </w:pPr>
     <w:rPr>
-      <w:rFonts w:asciiTheme="majorHAnsi" w:cstheme="majorBidi" w:eastAsiaTheme="majorEastAsia" w:hAnsiTheme="majorHAnsi"/>
+      <w:rFonts w:asciiTheme="majorHAnsi" w:cstheme="majorBidi" w:hAnsiTheme="majorHAnsi" w:eastAsia="黑体"/>
       <w:color w:themeColor="text1" w:val="000000"/>
     </w:rPr>
     <w:tblPr>
@@ -9896,6 +10342,7 @@
     </w:tcPr>
     <w:tblStylePr w:type="firstRow">
       <w:rPr>
+        <w:rFonts w:eastAsia="黑体"/>
         <w:b/>
         <w:bCs/>
         <w:color w:themeColor="text1" w:val="000000"/>
@@ -9907,6 +10354,7 @@
     </w:tblStylePr>
     <w:tblStylePr w:type="lastRow">
       <w:rPr>
+        <w:rFonts w:eastAsia="黑体"/>
         <w:b/>
         <w:bCs/>
         <w:color w:themeColor="text1" w:val="000000"/>
@@ -9926,6 +10374,7 @@
     </w:tblStylePr>
     <w:tblStylePr w:type="firstCol">
       <w:rPr>
+        <w:rFonts w:eastAsia="黑体"/>
         <w:b/>
         <w:bCs/>
         <w:color w:themeColor="text1" w:val="000000"/>
@@ -9945,6 +10394,7 @@
     </w:tblStylePr>
     <w:tblStylePr w:type="lastCol">
       <w:rPr>
+        <w:rFonts w:eastAsia="黑体"/>
         <w:b w:val="0"/>
         <w:bCs w:val="0"/>
         <w:color w:themeColor="text1" w:val="000000"/>
@@ -9994,7 +10444,7 @@
       <w:spacing w:after="0" w:line="240" w:lineRule="auto"/>
     </w:pPr>
     <w:rPr>
-      <w:rFonts w:asciiTheme="majorHAnsi" w:cstheme="majorBidi" w:eastAsiaTheme="majorEastAsia" w:hAnsiTheme="majorHAnsi"/>
+      <w:rFonts w:asciiTheme="majorHAnsi" w:cstheme="majorBidi" w:hAnsiTheme="majorHAnsi" w:eastAsia="黑体"/>
       <w:color w:themeColor="text1" w:val="000000"/>
     </w:rPr>
     <w:tblPr>
@@ -10021,6 +10471,7 @@
     </w:tcPr>
     <w:tblStylePr w:type="firstRow">
       <w:rPr>
+        <w:rFonts w:eastAsia="黑体"/>
         <w:b/>
         <w:bCs/>
         <w:color w:themeColor="text1" w:val="000000"/>
@@ -10032,6 +10483,7 @@
     </w:tblStylePr>
     <w:tblStylePr w:type="lastRow">
       <w:rPr>
+        <w:rFonts w:eastAsia="黑体"/>
         <w:b/>
         <w:bCs/>
         <w:color w:themeColor="text1" w:val="000000"/>
@@ -10051,6 +10503,7 @@
     </w:tblStylePr>
     <w:tblStylePr w:type="firstCol">
       <w:rPr>
+        <w:rFonts w:eastAsia="黑体"/>
         <w:b/>
         <w:bCs/>
         <w:color w:themeColor="text1" w:val="000000"/>
@@ -10070,6 +10523,7 @@
     </w:tblStylePr>
     <w:tblStylePr w:type="lastCol">
       <w:rPr>
+        <w:rFonts w:eastAsia="黑体"/>
         <w:b w:val="0"/>
         <w:bCs w:val="0"/>
         <w:color w:themeColor="text1" w:val="000000"/>
@@ -10119,7 +10573,7 @@
       <w:spacing w:after="0" w:line="240" w:lineRule="auto"/>
     </w:pPr>
     <w:rPr>
-      <w:rFonts w:asciiTheme="majorHAnsi" w:cstheme="majorBidi" w:eastAsiaTheme="majorEastAsia" w:hAnsiTheme="majorHAnsi"/>
+      <w:rFonts w:asciiTheme="majorHAnsi" w:cstheme="majorBidi" w:hAnsiTheme="majorHAnsi" w:eastAsia="黑体"/>
       <w:color w:themeColor="text1" w:val="000000"/>
     </w:rPr>
     <w:tblPr>
@@ -10146,6 +10600,7 @@
     </w:tcPr>
     <w:tblStylePr w:type="firstRow">
       <w:rPr>
+        <w:rFonts w:eastAsia="黑体"/>
         <w:b/>
         <w:bCs/>
         <w:color w:themeColor="text1" w:val="000000"/>
@@ -10157,6 +10612,7 @@
     </w:tblStylePr>
     <w:tblStylePr w:type="lastRow">
       <w:rPr>
+        <w:rFonts w:eastAsia="黑体"/>
         <w:b/>
         <w:bCs/>
         <w:color w:themeColor="text1" w:val="000000"/>
@@ -10176,6 +10632,7 @@
     </w:tblStylePr>
     <w:tblStylePr w:type="firstCol">
       <w:rPr>
+        <w:rFonts w:eastAsia="黑体"/>
         <w:b/>
         <w:bCs/>
         <w:color w:themeColor="text1" w:val="000000"/>
@@ -10195,6 +10652,7 @@
     </w:tblStylePr>
     <w:tblStylePr w:type="lastCol">
       <w:rPr>
+        <w:rFonts w:eastAsia="黑体"/>
         <w:b w:val="0"/>
         <w:bCs w:val="0"/>
         <w:color w:themeColor="text1" w:val="000000"/>
@@ -10244,7 +10702,7 @@
       <w:spacing w:after="0" w:line="240" w:lineRule="auto"/>
     </w:pPr>
     <w:rPr>
-      <w:rFonts w:asciiTheme="majorHAnsi" w:cstheme="majorBidi" w:eastAsiaTheme="majorEastAsia" w:hAnsiTheme="majorHAnsi"/>
+      <w:rFonts w:asciiTheme="majorHAnsi" w:cstheme="majorBidi" w:hAnsiTheme="majorHAnsi" w:eastAsia="黑体"/>
       <w:color w:themeColor="text1" w:val="000000"/>
     </w:rPr>
     <w:tblPr>
@@ -10271,6 +10729,7 @@
     </w:tcPr>
     <w:tblStylePr w:type="firstRow">
       <w:rPr>
+        <w:rFonts w:eastAsia="黑体"/>
         <w:b/>
         <w:bCs/>
         <w:color w:themeColor="text1" w:val="000000"/>
@@ -10282,6 +10741,7 @@
     </w:tblStylePr>
     <w:tblStylePr w:type="lastRow">
       <w:rPr>
+        <w:rFonts w:eastAsia="黑体"/>
         <w:b/>
         <w:bCs/>
         <w:color w:themeColor="text1" w:val="000000"/>
@@ -10301,6 +10761,7 @@
     </w:tblStylePr>
     <w:tblStylePr w:type="firstCol">
       <w:rPr>
+        <w:rFonts w:eastAsia="黑体"/>
         <w:b/>
         <w:bCs/>
         <w:color w:themeColor="text1" w:val="000000"/>
@@ -10320,6 +10781,7 @@
     </w:tblStylePr>
     <w:tblStylePr w:type="lastCol">
       <w:rPr>
+        <w:rFonts w:eastAsia="黑体"/>
         <w:b w:val="0"/>
         <w:bCs w:val="0"/>
         <w:color w:themeColor="text1" w:val="000000"/>
@@ -10369,7 +10831,7 @@
       <w:spacing w:after="0" w:line="240" w:lineRule="auto"/>
     </w:pPr>
     <w:rPr>
-      <w:rFonts w:asciiTheme="majorHAnsi" w:cstheme="majorBidi" w:eastAsiaTheme="majorEastAsia" w:hAnsiTheme="majorHAnsi"/>
+      <w:rFonts w:asciiTheme="majorHAnsi" w:cstheme="majorBidi" w:hAnsiTheme="majorHAnsi" w:eastAsia="黑体"/>
       <w:color w:themeColor="text1" w:val="000000"/>
     </w:rPr>
     <w:tblPr>
@@ -10396,6 +10858,7 @@
     </w:tcPr>
     <w:tblStylePr w:type="firstRow">
       <w:rPr>
+        <w:rFonts w:eastAsia="黑体"/>
         <w:b/>
         <w:bCs/>
         <w:color w:themeColor="text1" w:val="000000"/>
@@ -10407,6 +10870,7 @@
     </w:tblStylePr>
     <w:tblStylePr w:type="lastRow">
       <w:rPr>
+        <w:rFonts w:eastAsia="黑体"/>
         <w:b/>
         <w:bCs/>
         <w:color w:themeColor="text1" w:val="000000"/>
@@ -10426,6 +10890,7 @@
     </w:tblStylePr>
     <w:tblStylePr w:type="firstCol">
       <w:rPr>
+        <w:rFonts w:eastAsia="黑体"/>
         <w:b/>
         <w:bCs/>
         <w:color w:themeColor="text1" w:val="000000"/>
@@ -10445,6 +10910,7 @@
     </w:tblStylePr>
     <w:tblStylePr w:type="lastCol">
       <w:rPr>
+        <w:rFonts w:eastAsia="黑体"/>
         <w:b w:val="0"/>
         <w:bCs w:val="0"/>
         <w:color w:themeColor="text1" w:val="000000"/>
@@ -10494,7 +10960,7 @@
       <w:spacing w:after="0" w:line="240" w:lineRule="auto"/>
     </w:pPr>
     <w:rPr>
-      <w:rFonts w:asciiTheme="majorHAnsi" w:cstheme="majorBidi" w:eastAsiaTheme="majorEastAsia" w:hAnsiTheme="majorHAnsi"/>
+      <w:rFonts w:asciiTheme="majorHAnsi" w:cstheme="majorBidi" w:hAnsiTheme="majorHAnsi" w:eastAsia="黑体"/>
       <w:color w:themeColor="text1" w:val="000000"/>
     </w:rPr>
     <w:tblPr>
@@ -10521,6 +10987,7 @@
     </w:tcPr>
     <w:tblStylePr w:type="firstRow">
       <w:rPr>
+        <w:rFonts w:eastAsia="黑体"/>
         <w:b/>
         <w:bCs/>
         <w:color w:themeColor="text1" w:val="000000"/>
@@ -10532,6 +10999,7 @@
     </w:tblStylePr>
     <w:tblStylePr w:type="lastRow">
       <w:rPr>
+        <w:rFonts w:eastAsia="黑体"/>
         <w:b/>
         <w:bCs/>
         <w:color w:themeColor="text1" w:val="000000"/>
@@ -10551,6 +11019,7 @@
     </w:tblStylePr>
     <w:tblStylePr w:type="firstCol">
       <w:rPr>
+        <w:rFonts w:eastAsia="黑体"/>
         <w:b/>
         <w:bCs/>
         <w:color w:themeColor="text1" w:val="000000"/>
@@ -10570,6 +11039,7 @@
     </w:tblStylePr>
     <w:tblStylePr w:type="lastCol">
       <w:rPr>
+        <w:rFonts w:eastAsia="黑体"/>
         <w:b w:val="0"/>
         <w:bCs w:val="0"/>
         <w:color w:themeColor="text1" w:val="000000"/>
@@ -10619,7 +11089,7 @@
       <w:spacing w:after="0" w:line="240" w:lineRule="auto"/>
     </w:pPr>
     <w:rPr>
-      <w:rFonts w:asciiTheme="majorHAnsi" w:cstheme="majorBidi" w:eastAsiaTheme="majorEastAsia" w:hAnsiTheme="majorHAnsi"/>
+      <w:rFonts w:asciiTheme="majorHAnsi" w:cstheme="majorBidi" w:hAnsiTheme="majorHAnsi" w:eastAsia="黑体"/>
       <w:color w:themeColor="text1" w:val="000000"/>
     </w:rPr>
     <w:tblPr>
@@ -10646,6 +11116,7 @@
     </w:tcPr>
     <w:tblStylePr w:type="firstRow">
       <w:rPr>
+        <w:rFonts w:eastAsia="黑体"/>
         <w:b/>
         <w:bCs/>
         <w:color w:themeColor="text1" w:val="000000"/>
@@ -10657,6 +11128,7 @@
     </w:tblStylePr>
     <w:tblStylePr w:type="lastRow">
       <w:rPr>
+        <w:rFonts w:eastAsia="黑体"/>
         <w:b/>
         <w:bCs/>
         <w:color w:themeColor="text1" w:val="000000"/>
@@ -10676,6 +11148,7 @@
     </w:tblStylePr>
     <w:tblStylePr w:type="firstCol">
       <w:rPr>
+        <w:rFonts w:eastAsia="黑体"/>
         <w:b/>
         <w:bCs/>
         <w:color w:themeColor="text1" w:val="000000"/>
@@ -10695,6 +11168,7 @@
     </w:tblStylePr>
     <w:tblStylePr w:type="lastCol">
       <w:rPr>
+        <w:rFonts w:eastAsia="黑体"/>
         <w:b w:val="0"/>
         <w:bCs w:val="0"/>
         <w:color w:themeColor="text1" w:val="000000"/>
@@ -10767,6 +11241,7 @@
     </w:tcPr>
     <w:tblStylePr w:type="firstRow">
       <w:rPr>
+        <w:rFonts w:eastAsia="黑体"/>
         <w:b/>
         <w:bCs/>
         <w:i w:val="0"/>
@@ -10788,6 +11263,7 @@
     </w:tblStylePr>
     <w:tblStylePr w:type="lastRow">
       <w:rPr>
+        <w:rFonts w:eastAsia="黑体"/>
         <w:b/>
         <w:bCs/>
         <w:i w:val="0"/>
@@ -10809,6 +11285,7 @@
     </w:tblStylePr>
     <w:tblStylePr w:type="firstCol">
       <w:rPr>
+        <w:rFonts w:eastAsia="黑体"/>
         <w:b/>
         <w:bCs/>
         <w:i w:val="0"/>
@@ -10828,6 +11305,7 @@
     </w:tblStylePr>
     <w:tblStylePr w:type="lastCol">
       <w:rPr>
+        <w:rFonts w:eastAsia="黑体"/>
         <w:b/>
         <w:bCs/>
         <w:i w:val="0"/>
@@ -10908,6 +11386,7 @@
     </w:tcPr>
     <w:tblStylePr w:type="firstRow">
       <w:rPr>
+        <w:rFonts w:eastAsia="黑体"/>
         <w:b/>
         <w:bCs/>
         <w:i w:val="0"/>
@@ -10929,6 +11408,7 @@
     </w:tblStylePr>
     <w:tblStylePr w:type="lastRow">
       <w:rPr>
+        <w:rFonts w:eastAsia="黑体"/>
         <w:b/>
         <w:bCs/>
         <w:i w:val="0"/>
@@ -10950,6 +11430,7 @@
     </w:tblStylePr>
     <w:tblStylePr w:type="firstCol">
       <w:rPr>
+        <w:rFonts w:eastAsia="黑体"/>
         <w:b/>
         <w:bCs/>
         <w:i w:val="0"/>
@@ -10969,6 +11450,7 @@
     </w:tblStylePr>
     <w:tblStylePr w:type="lastCol">
       <w:rPr>
+        <w:rFonts w:eastAsia="黑体"/>
         <w:b/>
         <w:bCs/>
         <w:i w:val="0"/>
@@ -11049,6 +11531,7 @@
     </w:tcPr>
     <w:tblStylePr w:type="firstRow">
       <w:rPr>
+        <w:rFonts w:eastAsia="黑体"/>
         <w:b/>
         <w:bCs/>
         <w:i w:val="0"/>
@@ -11070,6 +11553,7 @@
     </w:tblStylePr>
     <w:tblStylePr w:type="lastRow">
       <w:rPr>
+        <w:rFonts w:eastAsia="黑体"/>
         <w:b/>
         <w:bCs/>
         <w:i w:val="0"/>
@@ -11091,6 +11575,7 @@
     </w:tblStylePr>
     <w:tblStylePr w:type="firstCol">
       <w:rPr>
+        <w:rFonts w:eastAsia="黑体"/>
         <w:b/>
         <w:bCs/>
         <w:i w:val="0"/>
@@ -11110,6 +11595,7 @@
     </w:tblStylePr>
     <w:tblStylePr w:type="lastCol">
       <w:rPr>
+        <w:rFonts w:eastAsia="黑体"/>
         <w:b/>
         <w:bCs/>
         <w:i w:val="0"/>
@@ -11190,6 +11676,7 @@
     </w:tcPr>
     <w:tblStylePr w:type="firstRow">
       <w:rPr>
+        <w:rFonts w:eastAsia="黑体"/>
         <w:b/>
         <w:bCs/>
         <w:i w:val="0"/>
@@ -11211,6 +11698,7 @@
     </w:tblStylePr>
     <w:tblStylePr w:type="lastRow">
       <w:rPr>
+        <w:rFonts w:eastAsia="黑体"/>
         <w:b/>
         <w:bCs/>
         <w:i w:val="0"/>
@@ -11232,6 +11720,7 @@
     </w:tblStylePr>
     <w:tblStylePr w:type="firstCol">
       <w:rPr>
+        <w:rFonts w:eastAsia="黑体"/>
         <w:b/>
         <w:bCs/>
         <w:i w:val="0"/>
@@ -11251,6 +11740,7 @@
     </w:tblStylePr>
     <w:tblStylePr w:type="lastCol">
       <w:rPr>
+        <w:rFonts w:eastAsia="黑体"/>
         <w:b/>
         <w:bCs/>
         <w:i w:val="0"/>
@@ -11331,6 +11821,7 @@
     </w:tcPr>
     <w:tblStylePr w:type="firstRow">
       <w:rPr>
+        <w:rFonts w:eastAsia="黑体"/>
         <w:b/>
         <w:bCs/>
         <w:i w:val="0"/>
@@ -11352,6 +11843,7 @@
     </w:tblStylePr>
     <w:tblStylePr w:type="lastRow">
       <w:rPr>
+        <w:rFonts w:eastAsia="黑体"/>
         <w:b/>
         <w:bCs/>
         <w:i w:val="0"/>
@@ -11373,6 +11865,7 @@
     </w:tblStylePr>
     <w:tblStylePr w:type="firstCol">
       <w:rPr>
+        <w:rFonts w:eastAsia="黑体"/>
         <w:b/>
         <w:bCs/>
         <w:i w:val="0"/>
@@ -11392,6 +11885,7 @@
     </w:tblStylePr>
     <w:tblStylePr w:type="lastCol">
       <w:rPr>
+        <w:rFonts w:eastAsia="黑体"/>
         <w:b/>
         <w:bCs/>
         <w:i w:val="0"/>
@@ -11472,6 +11966,7 @@
     </w:tcPr>
     <w:tblStylePr w:type="firstRow">
       <w:rPr>
+        <w:rFonts w:eastAsia="黑体"/>
         <w:b/>
         <w:bCs/>
         <w:i w:val="0"/>
@@ -11493,6 +11988,7 @@
     </w:tblStylePr>
     <w:tblStylePr w:type="lastRow">
       <w:rPr>
+        <w:rFonts w:eastAsia="黑体"/>
         <w:b/>
         <w:bCs/>
         <w:i w:val="0"/>
@@ -11514,6 +12010,7 @@
     </w:tblStylePr>
     <w:tblStylePr w:type="firstCol">
       <w:rPr>
+        <w:rFonts w:eastAsia="黑体"/>
         <w:b/>
         <w:bCs/>
         <w:i w:val="0"/>
@@ -11533,6 +12030,7 @@
     </w:tblStylePr>
     <w:tblStylePr w:type="lastCol">
       <w:rPr>
+        <w:rFonts w:eastAsia="黑体"/>
         <w:b/>
         <w:bCs/>
         <w:i w:val="0"/>
@@ -11613,6 +12111,7 @@
     </w:tcPr>
     <w:tblStylePr w:type="firstRow">
       <w:rPr>
+        <w:rFonts w:eastAsia="黑体"/>
         <w:b/>
         <w:bCs/>
         <w:i w:val="0"/>
@@ -11634,6 +12133,7 @@
     </w:tblStylePr>
     <w:tblStylePr w:type="lastRow">
       <w:rPr>
+        <w:rFonts w:eastAsia="黑体"/>
         <w:b/>
         <w:bCs/>
         <w:i w:val="0"/>
@@ -11655,6 +12155,7 @@
     </w:tblStylePr>
     <w:tblStylePr w:type="firstCol">
       <w:rPr>
+        <w:rFonts w:eastAsia="黑体"/>
         <w:b/>
         <w:bCs/>
         <w:i w:val="0"/>
@@ -11674,6 +12175,7 @@
     </w:tblStylePr>
     <w:tblStylePr w:type="lastCol">
       <w:rPr>
+        <w:rFonts w:eastAsia="黑体"/>
         <w:b/>
         <w:bCs/>
         <w:i w:val="0"/>
@@ -11731,6 +12233,7 @@
       <w:spacing w:after="0" w:line="240" w:lineRule="auto"/>
     </w:pPr>
     <w:rPr>
+      <w:rFonts w:eastAsia="黑体"/>
       <w:color w:themeColor="background1" w:val="FFFFFF"/>
     </w:rPr>
     <w:tblPr>
@@ -11749,6 +12252,7 @@
     </w:tcPr>
     <w:tblStylePr w:type="firstRow">
       <w:rPr>
+        <w:rFonts w:eastAsia="黑体"/>
         <w:b/>
         <w:bCs/>
       </w:rPr>
@@ -11845,6 +12349,7 @@
       <w:spacing w:after="0" w:line="240" w:lineRule="auto"/>
     </w:pPr>
     <w:rPr>
+      <w:rFonts w:eastAsia="黑体"/>
       <w:color w:themeColor="background1" w:val="FFFFFF"/>
     </w:rPr>
     <w:tblPr>
@@ -11863,6 +12368,7 @@
     </w:tcPr>
     <w:tblStylePr w:type="firstRow">
       <w:rPr>
+        <w:rFonts w:eastAsia="黑体"/>
         <w:b/>
         <w:bCs/>
       </w:rPr>
@@ -11959,6 +12465,7 @@
       <w:spacing w:after="0" w:line="240" w:lineRule="auto"/>
     </w:pPr>
     <w:rPr>
+      <w:rFonts w:eastAsia="黑体"/>
       <w:color w:themeColor="background1" w:val="FFFFFF"/>
     </w:rPr>
     <w:tblPr>
@@ -11977,6 +12484,7 @@
     </w:tcPr>
     <w:tblStylePr w:type="firstRow">
       <w:rPr>
+        <w:rFonts w:eastAsia="黑体"/>
         <w:b/>
         <w:bCs/>
       </w:rPr>
@@ -12073,6 +12581,7 @@
       <w:spacing w:after="0" w:line="240" w:lineRule="auto"/>
     </w:pPr>
     <w:rPr>
+      <w:rFonts w:eastAsia="黑体"/>
       <w:color w:themeColor="background1" w:val="FFFFFF"/>
     </w:rPr>
     <w:tblPr>
@@ -12091,6 +12600,7 @@
     </w:tcPr>
     <w:tblStylePr w:type="firstRow">
       <w:rPr>
+        <w:rFonts w:eastAsia="黑体"/>
         <w:b/>
         <w:bCs/>
       </w:rPr>
@@ -12187,6 +12697,7 @@
       <w:spacing w:after="0" w:line="240" w:lineRule="auto"/>
     </w:pPr>
     <w:rPr>
+      <w:rFonts w:eastAsia="黑体"/>
       <w:color w:themeColor="background1" w:val="FFFFFF"/>
     </w:rPr>
     <w:tblPr>
@@ -12205,6 +12716,7 @@
     </w:tcPr>
     <w:tblStylePr w:type="firstRow">
       <w:rPr>
+        <w:rFonts w:eastAsia="黑体"/>
         <w:b/>
         <w:bCs/>
       </w:rPr>
@@ -12301,6 +12813,7 @@
       <w:spacing w:after="0" w:line="240" w:lineRule="auto"/>
     </w:pPr>
     <w:rPr>
+      <w:rFonts w:eastAsia="黑体"/>
       <w:color w:themeColor="background1" w:val="FFFFFF"/>
     </w:rPr>
     <w:tblPr>
@@ -12319,6 +12832,7 @@
     </w:tcPr>
     <w:tblStylePr w:type="firstRow">
       <w:rPr>
+        <w:rFonts w:eastAsia="黑体"/>
         <w:b/>
         <w:bCs/>
       </w:rPr>
@@ -12415,6 +12929,7 @@
       <w:spacing w:after="0" w:line="240" w:lineRule="auto"/>
     </w:pPr>
     <w:rPr>
+      <w:rFonts w:eastAsia="黑体"/>
       <w:color w:themeColor="background1" w:val="FFFFFF"/>
     </w:rPr>
     <w:tblPr>
@@ -12433,6 +12948,7 @@
     </w:tcPr>
     <w:tblStylePr w:type="firstRow">
       <w:rPr>
+        <w:rFonts w:eastAsia="黑体"/>
         <w:b/>
         <w:bCs/>
       </w:rPr>
@@ -12529,6 +13045,7 @@
       <w:spacing w:after="0" w:line="240" w:lineRule="auto"/>
     </w:pPr>
     <w:rPr>
+      <w:rFonts w:eastAsia="黑体"/>
       <w:color w:themeColor="text1" w:val="000000"/>
     </w:rPr>
     <w:tblPr>
@@ -12555,6 +13072,7 @@
     </w:tcPr>
     <w:tblStylePr w:type="firstRow">
       <w:rPr>
+        <w:rFonts w:eastAsia="黑体"/>
         <w:b/>
         <w:bCs/>
       </w:rPr>
@@ -12573,6 +13091,7 @@
     </w:tblStylePr>
     <w:tblStylePr w:type="lastRow">
       <w:rPr>
+        <w:rFonts w:eastAsia="黑体"/>
         <w:b/>
         <w:bCs/>
         <w:color w:themeColor="background1" w:val="FFFFFF"/>
@@ -12587,6 +13106,7 @@
     </w:tblStylePr>
     <w:tblStylePr w:type="firstCol">
       <w:rPr>
+        <w:rFonts w:eastAsia="黑体"/>
         <w:color w:themeColor="background1" w:val="FFFFFF"/>
       </w:rPr>
       <w:tblPr/>
@@ -12604,6 +13124,7 @@
     </w:tblStylePr>
     <w:tblStylePr w:type="lastCol">
       <w:rPr>
+        <w:rFonts w:eastAsia="黑体"/>
         <w:color w:themeColor="background1" w:val="FFFFFF"/>
       </w:rPr>
       <w:tblPr/>
@@ -12633,11 +13154,13 @@
     </w:tblStylePr>
     <w:tblStylePr w:type="neCell">
       <w:rPr>
+        <w:rFonts w:eastAsia="黑体"/>
         <w:color w:themeColor="text1" w:val="000000"/>
       </w:rPr>
     </w:tblStylePr>
     <w:tblStylePr w:type="nwCell">
       <w:rPr>
+        <w:rFonts w:eastAsia="黑体"/>
         <w:color w:themeColor="text1" w:val="000000"/>
       </w:rPr>
     </w:tblStylePr>
@@ -12651,6 +13174,7 @@
       <w:spacing w:after="0" w:line="240" w:lineRule="auto"/>
     </w:pPr>
     <w:rPr>
+      <w:rFonts w:eastAsia="黑体"/>
       <w:color w:themeColor="text1" w:val="000000"/>
     </w:rPr>
     <w:tblPr>
@@ -12677,6 +13201,7 @@
     </w:tcPr>
     <w:tblStylePr w:type="firstRow">
       <w:rPr>
+        <w:rFonts w:eastAsia="黑体"/>
         <w:b/>
         <w:bCs/>
       </w:rPr>
@@ -12695,6 +13220,7 @@
     </w:tblStylePr>
     <w:tblStylePr w:type="lastRow">
       <w:rPr>
+        <w:rFonts w:eastAsia="黑体"/>
         <w:b/>
         <w:bCs/>
         <w:color w:themeColor="background1" w:val="FFFFFF"/>
@@ -12709,6 +13235,7 @@
     </w:tblStylePr>
     <w:tblStylePr w:type="firstCol">
       <w:rPr>
+        <w:rFonts w:eastAsia="黑体"/>
         <w:color w:themeColor="background1" w:val="FFFFFF"/>
       </w:rPr>
       <w:tblPr/>
@@ -12726,6 +13253,7 @@
     </w:tblStylePr>
     <w:tblStylePr w:type="lastCol">
       <w:rPr>
+        <w:rFonts w:eastAsia="黑体"/>
         <w:color w:themeColor="background1" w:val="FFFFFF"/>
       </w:rPr>
       <w:tblPr/>
@@ -12755,11 +13283,13 @@
     </w:tblStylePr>
     <w:tblStylePr w:type="neCell">
       <w:rPr>
+        <w:rFonts w:eastAsia="黑体"/>
         <w:color w:themeColor="text1" w:val="000000"/>
       </w:rPr>
     </w:tblStylePr>
     <w:tblStylePr w:type="nwCell">
       <w:rPr>
+        <w:rFonts w:eastAsia="黑体"/>
         <w:color w:themeColor="text1" w:val="000000"/>
       </w:rPr>
     </w:tblStylePr>
@@ -12773,6 +13303,7 @@
       <w:spacing w:after="0" w:line="240" w:lineRule="auto"/>
     </w:pPr>
     <w:rPr>
+      <w:rFonts w:eastAsia="黑体"/>
       <w:color w:themeColor="text1" w:val="000000"/>
     </w:rPr>
     <w:tblPr>
@@ -12799,6 +13330,7 @@
     </w:tcPr>
     <w:tblStylePr w:type="firstRow">
       <w:rPr>
+        <w:rFonts w:eastAsia="黑体"/>
         <w:b/>
         <w:bCs/>
       </w:rPr>
@@ -12817,6 +13349,7 @@
     </w:tblStylePr>
     <w:tblStylePr w:type="lastRow">
       <w:rPr>
+        <w:rFonts w:eastAsia="黑体"/>
         <w:b/>
         <w:bCs/>
         <w:color w:themeColor="background1" w:val="FFFFFF"/>
@@ -12831,6 +13364,7 @@
     </w:tblStylePr>
     <w:tblStylePr w:type="firstCol">
       <w:rPr>
+        <w:rFonts w:eastAsia="黑体"/>
         <w:color w:themeColor="background1" w:val="FFFFFF"/>
       </w:rPr>
       <w:tblPr/>
@@ -12848,6 +13382,7 @@
     </w:tblStylePr>
     <w:tblStylePr w:type="lastCol">
       <w:rPr>
+        <w:rFonts w:eastAsia="黑体"/>
         <w:color w:themeColor="background1" w:val="FFFFFF"/>
       </w:rPr>
       <w:tblPr/>
@@ -12877,11 +13412,13 @@
     </w:tblStylePr>
     <w:tblStylePr w:type="neCell">
       <w:rPr>
+        <w:rFonts w:eastAsia="黑体"/>
         <w:color w:themeColor="text1" w:val="000000"/>
       </w:rPr>
     </w:tblStylePr>
     <w:tblStylePr w:type="nwCell">
       <w:rPr>
+        <w:rFonts w:eastAsia="黑体"/>
         <w:color w:themeColor="text1" w:val="000000"/>
       </w:rPr>
     </w:tblStylePr>
@@ -12895,6 +13432,7 @@
       <w:spacing w:after="0" w:line="240" w:lineRule="auto"/>
     </w:pPr>
     <w:rPr>
+      <w:rFonts w:eastAsia="黑体"/>
       <w:color w:themeColor="text1" w:val="000000"/>
     </w:rPr>
     <w:tblPr>
@@ -12921,6 +13459,7 @@
     </w:tcPr>
     <w:tblStylePr w:type="firstRow">
       <w:rPr>
+        <w:rFonts w:eastAsia="黑体"/>
         <w:b/>
         <w:bCs/>
       </w:rPr>
@@ -12939,6 +13478,7 @@
     </w:tblStylePr>
     <w:tblStylePr w:type="lastRow">
       <w:rPr>
+        <w:rFonts w:eastAsia="黑体"/>
         <w:b/>
         <w:bCs/>
         <w:color w:themeColor="background1" w:val="FFFFFF"/>
@@ -12953,6 +13493,7 @@
     </w:tblStylePr>
     <w:tblStylePr w:type="firstCol">
       <w:rPr>
+        <w:rFonts w:eastAsia="黑体"/>
         <w:color w:themeColor="background1" w:val="FFFFFF"/>
       </w:rPr>
       <w:tblPr/>
@@ -12970,6 +13511,7 @@
     </w:tblStylePr>
     <w:tblStylePr w:type="lastCol">
       <w:rPr>
+        <w:rFonts w:eastAsia="黑体"/>
         <w:color w:themeColor="background1" w:val="FFFFFF"/>
       </w:rPr>
       <w:tblPr/>
@@ -13007,6 +13549,7 @@
       <w:spacing w:after="0" w:line="240" w:lineRule="auto"/>
     </w:pPr>
     <w:rPr>
+      <w:rFonts w:eastAsia="黑体"/>
       <w:color w:themeColor="text1" w:val="000000"/>
     </w:rPr>
     <w:tblPr>
@@ -13033,6 +13576,7 @@
     </w:tcPr>
     <w:tblStylePr w:type="firstRow">
       <w:rPr>
+        <w:rFonts w:eastAsia="黑体"/>
         <w:b/>
         <w:bCs/>
       </w:rPr>
@@ -13051,6 +13595,7 @@
     </w:tblStylePr>
     <w:tblStylePr w:type="lastRow">
       <w:rPr>
+        <w:rFonts w:eastAsia="黑体"/>
         <w:b/>
         <w:bCs/>
         <w:color w:themeColor="background1" w:val="FFFFFF"/>
@@ -13065,6 +13610,7 @@
     </w:tblStylePr>
     <w:tblStylePr w:type="firstCol">
       <w:rPr>
+        <w:rFonts w:eastAsia="黑体"/>
         <w:color w:themeColor="background1" w:val="FFFFFF"/>
       </w:rPr>
       <w:tblPr/>
@@ -13082,6 +13628,7 @@
     </w:tblStylePr>
     <w:tblStylePr w:type="lastCol">
       <w:rPr>
+        <w:rFonts w:eastAsia="黑体"/>
         <w:color w:themeColor="background1" w:val="FFFFFF"/>
       </w:rPr>
       <w:tblPr/>
@@ -13111,11 +13658,13 @@
     </w:tblStylePr>
     <w:tblStylePr w:type="neCell">
       <w:rPr>
+        <w:rFonts w:eastAsia="黑体"/>
         <w:color w:themeColor="text1" w:val="000000"/>
       </w:rPr>
     </w:tblStylePr>
     <w:tblStylePr w:type="nwCell">
       <w:rPr>
+        <w:rFonts w:eastAsia="黑体"/>
         <w:color w:themeColor="text1" w:val="000000"/>
       </w:rPr>
     </w:tblStylePr>
@@ -13129,6 +13678,7 @@
       <w:spacing w:after="0" w:line="240" w:lineRule="auto"/>
     </w:pPr>
     <w:rPr>
+      <w:rFonts w:eastAsia="黑体"/>
       <w:color w:themeColor="text1" w:val="000000"/>
     </w:rPr>
     <w:tblPr>
@@ -13155,6 +13705,7 @@
     </w:tcPr>
     <w:tblStylePr w:type="firstRow">
       <w:rPr>
+        <w:rFonts w:eastAsia="黑体"/>
         <w:b/>
         <w:bCs/>
       </w:rPr>
@@ -13173,6 +13724,7 @@
     </w:tblStylePr>
     <w:tblStylePr w:type="lastRow">
       <w:rPr>
+        <w:rFonts w:eastAsia="黑体"/>
         <w:b/>
         <w:bCs/>
         <w:color w:themeColor="background1" w:val="FFFFFF"/>
@@ -13187,6 +13739,7 @@
     </w:tblStylePr>
     <w:tblStylePr w:type="firstCol">
       <w:rPr>
+        <w:rFonts w:eastAsia="黑体"/>
         <w:color w:themeColor="background1" w:val="FFFFFF"/>
       </w:rPr>
       <w:tblPr/>
@@ -13204,6 +13757,7 @@
     </w:tblStylePr>
     <w:tblStylePr w:type="lastCol">
       <w:rPr>
+        <w:rFonts w:eastAsia="黑体"/>
         <w:color w:themeColor="background1" w:val="FFFFFF"/>
       </w:rPr>
       <w:tblPr/>
@@ -13233,11 +13787,13 @@
     </w:tblStylePr>
     <w:tblStylePr w:type="neCell">
       <w:rPr>
+        <w:rFonts w:eastAsia="黑体"/>
         <w:color w:themeColor="text1" w:val="000000"/>
       </w:rPr>
     </w:tblStylePr>
     <w:tblStylePr w:type="nwCell">
       <w:rPr>
+        <w:rFonts w:eastAsia="黑体"/>
         <w:color w:themeColor="text1" w:val="000000"/>
       </w:rPr>
     </w:tblStylePr>
@@ -13251,6 +13807,7 @@
       <w:spacing w:after="0" w:line="240" w:lineRule="auto"/>
     </w:pPr>
     <w:rPr>
+      <w:rFonts w:eastAsia="黑体"/>
       <w:color w:themeColor="text1" w:val="000000"/>
     </w:rPr>
     <w:tblPr>
@@ -13277,6 +13834,7 @@
     </w:tcPr>
     <w:tblStylePr w:type="firstRow">
       <w:rPr>
+        <w:rFonts w:eastAsia="黑体"/>
         <w:b/>
         <w:bCs/>
       </w:rPr>
@@ -13295,6 +13853,7 @@
     </w:tblStylePr>
     <w:tblStylePr w:type="lastRow">
       <w:rPr>
+        <w:rFonts w:eastAsia="黑体"/>
         <w:b/>
         <w:bCs/>
         <w:color w:themeColor="background1" w:val="FFFFFF"/>
@@ -13309,6 +13868,7 @@
     </w:tblStylePr>
     <w:tblStylePr w:type="firstCol">
       <w:rPr>
+        <w:rFonts w:eastAsia="黑体"/>
         <w:color w:themeColor="background1" w:val="FFFFFF"/>
       </w:rPr>
       <w:tblPr/>
@@ -13326,6 +13886,7 @@
     </w:tblStylePr>
     <w:tblStylePr w:type="lastCol">
       <w:rPr>
+        <w:rFonts w:eastAsia="黑体"/>
         <w:color w:themeColor="background1" w:val="FFFFFF"/>
       </w:rPr>
       <w:tblPr/>
@@ -13355,11 +13916,13 @@
     </w:tblStylePr>
     <w:tblStylePr w:type="neCell">
       <w:rPr>
+        <w:rFonts w:eastAsia="黑体"/>
         <w:color w:themeColor="text1" w:val="000000"/>
       </w:rPr>
     </w:tblStylePr>
     <w:tblStylePr w:type="nwCell">
       <w:rPr>
+        <w:rFonts w:eastAsia="黑体"/>
         <w:color w:themeColor="text1" w:val="000000"/>
       </w:rPr>
     </w:tblStylePr>
@@ -13373,6 +13936,7 @@
       <w:spacing w:after="0" w:line="240" w:lineRule="auto"/>
     </w:pPr>
     <w:rPr>
+      <w:rFonts w:eastAsia="黑体"/>
       <w:color w:themeColor="text1" w:val="000000"/>
     </w:rPr>
     <w:tblPr>
@@ -13391,6 +13955,7 @@
     </w:tcPr>
     <w:tblStylePr w:type="firstRow">
       <w:rPr>
+        <w:rFonts w:eastAsia="黑体"/>
         <w:b/>
         <w:bCs/>
         <w:color w:themeColor="background1" w:val="FFFFFF"/>
@@ -13405,6 +13970,7 @@
     </w:tblStylePr>
     <w:tblStylePr w:type="lastRow">
       <w:rPr>
+        <w:rFonts w:eastAsia="黑体"/>
         <w:b/>
         <w:bCs/>
         <w:color w:themeColor="accent2" w:themeShade="CC" w:val="9E3A38"/>
@@ -13419,12 +13985,14 @@
     </w:tblStylePr>
     <w:tblStylePr w:type="firstCol">
       <w:rPr>
+        <w:rFonts w:eastAsia="黑体"/>
         <w:b/>
         <w:bCs/>
       </w:rPr>
     </w:tblStylePr>
     <w:tblStylePr w:type="lastCol">
       <w:rPr>
+        <w:rFonts w:eastAsia="黑体"/>
         <w:b/>
         <w:bCs/>
       </w:rPr>
@@ -13459,6 +14027,7 @@
       <w:spacing w:after="0" w:line="240" w:lineRule="auto"/>
     </w:pPr>
     <w:rPr>
+      <w:rFonts w:eastAsia="黑体"/>
       <w:color w:themeColor="text1" w:val="000000"/>
     </w:rPr>
     <w:tblPr>
@@ -13477,6 +14046,7 @@
     </w:tcPr>
     <w:tblStylePr w:type="firstRow">
       <w:rPr>
+        <w:rFonts w:eastAsia="黑体"/>
         <w:b/>
         <w:bCs/>
         <w:color w:themeColor="background1" w:val="FFFFFF"/>
@@ -13491,6 +14061,7 @@
     </w:tblStylePr>
     <w:tblStylePr w:type="lastRow">
       <w:rPr>
+        <w:rFonts w:eastAsia="黑体"/>
         <w:b/>
         <w:bCs/>
         <w:color w:themeColor="accent2" w:themeShade="CC" w:val="9E3A38"/>
@@ -13505,12 +14076,14 @@
     </w:tblStylePr>
     <w:tblStylePr w:type="firstCol">
       <w:rPr>
+        <w:rFonts w:eastAsia="黑体"/>
         <w:b/>
         <w:bCs/>
       </w:rPr>
     </w:tblStylePr>
     <w:tblStylePr w:type="lastCol">
       <w:rPr>
+        <w:rFonts w:eastAsia="黑体"/>
         <w:b/>
         <w:bCs/>
       </w:rPr>
@@ -13545,6 +14118,7 @@
       <w:spacing w:after="0" w:line="240" w:lineRule="auto"/>
     </w:pPr>
     <w:rPr>
+      <w:rFonts w:eastAsia="黑体"/>
       <w:color w:themeColor="text1" w:val="000000"/>
     </w:rPr>
     <w:tblPr>
@@ -13563,6 +14137,7 @@
     </w:tcPr>
     <w:tblStylePr w:type="firstRow">
       <w:rPr>
+        <w:rFonts w:eastAsia="黑体"/>
         <w:b/>
         <w:bCs/>
         <w:color w:themeColor="background1" w:val="FFFFFF"/>
@@ -13577,6 +14152,7 @@
     </w:tblStylePr>
     <w:tblStylePr w:type="lastRow">
       <w:rPr>
+        <w:rFonts w:eastAsia="黑体"/>
         <w:b/>
         <w:bCs/>
         <w:color w:themeColor="accent2" w:themeShade="CC" w:val="9E3A38"/>
@@ -13591,12 +14167,14 @@
     </w:tblStylePr>
     <w:tblStylePr w:type="firstCol">
       <w:rPr>
+        <w:rFonts w:eastAsia="黑体"/>
         <w:b/>
         <w:bCs/>
       </w:rPr>
     </w:tblStylePr>
     <w:tblStylePr w:type="lastCol">
       <w:rPr>
+        <w:rFonts w:eastAsia="黑体"/>
         <w:b/>
         <w:bCs/>
       </w:rPr>
@@ -13631,6 +14209,7 @@
       <w:spacing w:after="0" w:line="240" w:lineRule="auto"/>
     </w:pPr>
     <w:rPr>
+      <w:rFonts w:eastAsia="黑体"/>
       <w:color w:themeColor="text1" w:val="000000"/>
     </w:rPr>
     <w:tblPr>
@@ -13649,6 +14228,7 @@
     </w:tcPr>
     <w:tblStylePr w:type="firstRow">
       <w:rPr>
+        <w:rFonts w:eastAsia="黑体"/>
         <w:b/>
         <w:bCs/>
         <w:color w:themeColor="background1" w:val="FFFFFF"/>
@@ -13663,6 +14243,7 @@
     </w:tblStylePr>
     <w:tblStylePr w:type="lastRow">
       <w:rPr>
+        <w:rFonts w:eastAsia="黑体"/>
         <w:b/>
         <w:bCs/>
         <w:color w:themeColor="accent4" w:themeShade="CC" w:val="664E82"/>
@@ -13677,12 +14258,14 @@
     </w:tblStylePr>
     <w:tblStylePr w:type="firstCol">
       <w:rPr>
+        <w:rFonts w:eastAsia="黑体"/>
         <w:b/>
         <w:bCs/>
       </w:rPr>
     </w:tblStylePr>
     <w:tblStylePr w:type="lastCol">
       <w:rPr>
+        <w:rFonts w:eastAsia="黑体"/>
         <w:b/>
         <w:bCs/>
       </w:rPr>
@@ -13717,6 +14300,7 @@
       <w:spacing w:after="0" w:line="240" w:lineRule="auto"/>
     </w:pPr>
     <w:rPr>
+      <w:rFonts w:eastAsia="黑体"/>
       <w:color w:themeColor="text1" w:val="000000"/>
     </w:rPr>
     <w:tblPr>
@@ -13735,6 +14319,7 @@
     </w:tcPr>
     <w:tblStylePr w:type="firstRow">
       <w:rPr>
+        <w:rFonts w:eastAsia="黑体"/>
         <w:b/>
         <w:bCs/>
         <w:color w:themeColor="background1" w:val="FFFFFF"/>
@@ -13749,6 +14334,7 @@
     </w:tblStylePr>
     <w:tblStylePr w:type="lastRow">
       <w:rPr>
+        <w:rFonts w:eastAsia="黑体"/>
         <w:b/>
         <w:bCs/>
         <w:color w:themeColor="accent3" w:themeShade="CC" w:val="7E9C40"/>
@@ -13763,12 +14349,14 @@
     </w:tblStylePr>
     <w:tblStylePr w:type="firstCol">
       <w:rPr>
+        <w:rFonts w:eastAsia="黑体"/>
         <w:b/>
         <w:bCs/>
       </w:rPr>
     </w:tblStylePr>
     <w:tblStylePr w:type="lastCol">
       <w:rPr>
+        <w:rFonts w:eastAsia="黑体"/>
         <w:b/>
         <w:bCs/>
       </w:rPr>
@@ -13803,6 +14391,7 @@
       <w:spacing w:after="0" w:line="240" w:lineRule="auto"/>
     </w:pPr>
     <w:rPr>
+      <w:rFonts w:eastAsia="黑体"/>
       <w:color w:themeColor="text1" w:val="000000"/>
     </w:rPr>
     <w:tblPr>
@@ -13821,6 +14410,7 @@
     </w:tcPr>
     <w:tblStylePr w:type="firstRow">
       <w:rPr>
+        <w:rFonts w:eastAsia="黑体"/>
         <w:b/>
         <w:bCs/>
         <w:color w:themeColor="background1" w:val="FFFFFF"/>
@@ -13835,6 +14425,7 @@
     </w:tblStylePr>
     <w:tblStylePr w:type="lastRow">
       <w:rPr>
+        <w:rFonts w:eastAsia="黑体"/>
         <w:b/>
         <w:bCs/>
         <w:color w:themeColor="accent6" w:themeShade="CC" w:val="F2730A"/>
@@ -13849,12 +14440,14 @@
     </w:tblStylePr>
     <w:tblStylePr w:type="firstCol">
       <w:rPr>
+        <w:rFonts w:eastAsia="黑体"/>
         <w:b/>
         <w:bCs/>
       </w:rPr>
     </w:tblStylePr>
     <w:tblStylePr w:type="lastCol">
       <w:rPr>
+        <w:rFonts w:eastAsia="黑体"/>
         <w:b/>
         <w:bCs/>
       </w:rPr>
@@ -13889,6 +14482,7 @@
       <w:spacing w:after="0" w:line="240" w:lineRule="auto"/>
     </w:pPr>
     <w:rPr>
+      <w:rFonts w:eastAsia="黑体"/>
       <w:color w:themeColor="text1" w:val="000000"/>
     </w:rPr>
     <w:tblPr>
@@ -13907,6 +14501,7 @@
     </w:tcPr>
     <w:tblStylePr w:type="firstRow">
       <w:rPr>
+        <w:rFonts w:eastAsia="黑体"/>
         <w:b/>
         <w:bCs/>
         <w:color w:themeColor="background1" w:val="FFFFFF"/>
@@ -13921,6 +14516,7 @@
     </w:tblStylePr>
     <w:tblStylePr w:type="lastRow">
       <w:rPr>
+        <w:rFonts w:eastAsia="黑体"/>
         <w:b/>
         <w:bCs/>
         <w:color w:themeColor="accent5" w:themeShade="CC" w:val="348DA5"/>
@@ -13935,12 +14531,14 @@
     </w:tblStylePr>
     <w:tblStylePr w:type="firstCol">
       <w:rPr>
+        <w:rFonts w:eastAsia="黑体"/>
         <w:b/>
         <w:bCs/>
       </w:rPr>
     </w:tblStylePr>
     <w:tblStylePr w:type="lastCol">
       <w:rPr>
+        <w:rFonts w:eastAsia="黑体"/>
         <w:b/>
         <w:bCs/>
       </w:rPr>
@@ -13975,6 +14573,7 @@
       <w:spacing w:after="0" w:line="240" w:lineRule="auto"/>
     </w:pPr>
     <w:rPr>
+      <w:rFonts w:eastAsia="黑体"/>
       <w:color w:themeColor="text1" w:val="000000"/>
     </w:rPr>
     <w:tblPr>
@@ -13996,6 +14595,7 @@
     </w:tcPr>
     <w:tblStylePr w:type="firstRow">
       <w:rPr>
+        <w:rFonts w:eastAsia="黑体"/>
         <w:b/>
         <w:bCs/>
       </w:rPr>
@@ -14006,6 +14606,7 @@
     </w:tblStylePr>
     <w:tblStylePr w:type="lastRow">
       <w:rPr>
+        <w:rFonts w:eastAsia="黑体"/>
         <w:b/>
         <w:bCs/>
         <w:color w:themeColor="text1" w:val="000000"/>
@@ -14017,6 +14618,7 @@
     </w:tblStylePr>
     <w:tblStylePr w:type="firstCol">
       <w:rPr>
+        <w:rFonts w:eastAsia="黑体"/>
         <w:color w:themeColor="background1" w:val="FFFFFF"/>
       </w:rPr>
       <w:tblPr/>
@@ -14026,6 +14628,7 @@
     </w:tblStylePr>
     <w:tblStylePr w:type="lastCol">
       <w:rPr>
+        <w:rFonts w:eastAsia="黑体"/>
         <w:color w:themeColor="background1" w:val="FFFFFF"/>
       </w:rPr>
       <w:tblPr/>
@@ -14055,6 +14658,7 @@
       <w:spacing w:after="0" w:line="240" w:lineRule="auto"/>
     </w:pPr>
     <w:rPr>
+      <w:rFonts w:eastAsia="黑体"/>
       <w:color w:themeColor="text1" w:val="000000"/>
     </w:rPr>
     <w:tblPr>
@@ -14076,6 +14680,7 @@
     </w:tcPr>
     <w:tblStylePr w:type="firstRow">
       <w:rPr>
+        <w:rFonts w:eastAsia="黑体"/>
         <w:b/>
         <w:bCs/>
       </w:rPr>
@@ -14086,6 +14691,7 @@
     </w:tblStylePr>
     <w:tblStylePr w:type="lastRow">
       <w:rPr>
+        <w:rFonts w:eastAsia="黑体"/>
         <w:b/>
         <w:bCs/>
         <w:color w:themeColor="text1" w:val="000000"/>
@@ -14097,6 +14703,7 @@
     </w:tblStylePr>
     <w:tblStylePr w:type="firstCol">
       <w:rPr>
+        <w:rFonts w:eastAsia="黑体"/>
         <w:color w:themeColor="background1" w:val="FFFFFF"/>
       </w:rPr>
       <w:tblPr/>
@@ -14106,6 +14713,7 @@
     </w:tblStylePr>
     <w:tblStylePr w:type="lastCol">
       <w:rPr>
+        <w:rFonts w:eastAsia="黑体"/>
         <w:color w:themeColor="background1" w:val="FFFFFF"/>
       </w:rPr>
       <w:tblPr/>
@@ -14135,6 +14743,7 @@
       <w:spacing w:after="0" w:line="240" w:lineRule="auto"/>
     </w:pPr>
     <w:rPr>
+      <w:rFonts w:eastAsia="黑体"/>
       <w:color w:themeColor="text1" w:val="000000"/>
     </w:rPr>
     <w:tblPr>
@@ -14156,6 +14765,7 @@
     </w:tcPr>
     <w:tblStylePr w:type="firstRow">
       <w:rPr>
+        <w:rFonts w:eastAsia="黑体"/>
         <w:b/>
         <w:bCs/>
       </w:rPr>
@@ -14166,6 +14776,7 @@
     </w:tblStylePr>
     <w:tblStylePr w:type="lastRow">
       <w:rPr>
+        <w:rFonts w:eastAsia="黑体"/>
         <w:b/>
         <w:bCs/>
         <w:color w:themeColor="text1" w:val="000000"/>
@@ -14177,6 +14788,7 @@
     </w:tblStylePr>
     <w:tblStylePr w:type="firstCol">
       <w:rPr>
+        <w:rFonts w:eastAsia="黑体"/>
         <w:color w:themeColor="background1" w:val="FFFFFF"/>
       </w:rPr>
       <w:tblPr/>
@@ -14186,6 +14798,7 @@
     </w:tblStylePr>
     <w:tblStylePr w:type="lastCol">
       <w:rPr>
+        <w:rFonts w:eastAsia="黑体"/>
         <w:color w:themeColor="background1" w:val="FFFFFF"/>
       </w:rPr>
       <w:tblPr/>
@@ -14215,6 +14828,7 @@
       <w:spacing w:after="0" w:line="240" w:lineRule="auto"/>
     </w:pPr>
     <w:rPr>
+      <w:rFonts w:eastAsia="黑体"/>
       <w:color w:themeColor="text1" w:val="000000"/>
     </w:rPr>
     <w:tblPr>
@@ -14236,6 +14850,7 @@
     </w:tcPr>
     <w:tblStylePr w:type="firstRow">
       <w:rPr>
+        <w:rFonts w:eastAsia="黑体"/>
         <w:b/>
         <w:bCs/>
       </w:rPr>
@@ -14246,6 +14861,7 @@
     </w:tblStylePr>
     <w:tblStylePr w:type="lastRow">
       <w:rPr>
+        <w:rFonts w:eastAsia="黑体"/>
         <w:b/>
         <w:bCs/>
         <w:color w:themeColor="text1" w:val="000000"/>
@@ -14257,6 +14873,7 @@
     </w:tblStylePr>
     <w:tblStylePr w:type="firstCol">
       <w:rPr>
+        <w:rFonts w:eastAsia="黑体"/>
         <w:color w:themeColor="background1" w:val="FFFFFF"/>
       </w:rPr>
       <w:tblPr/>
@@ -14266,6 +14883,7 @@
     </w:tblStylePr>
     <w:tblStylePr w:type="lastCol">
       <w:rPr>
+        <w:rFonts w:eastAsia="黑体"/>
         <w:color w:themeColor="background1" w:val="FFFFFF"/>
       </w:rPr>
       <w:tblPr/>
@@ -14295,6 +14913,7 @@
       <w:spacing w:after="0" w:line="240" w:lineRule="auto"/>
     </w:pPr>
     <w:rPr>
+      <w:rFonts w:eastAsia="黑体"/>
       <w:color w:themeColor="text1" w:val="000000"/>
     </w:rPr>
     <w:tblPr>
@@ -14316,6 +14935,7 @@
     </w:tcPr>
     <w:tblStylePr w:type="firstRow">
       <w:rPr>
+        <w:rFonts w:eastAsia="黑体"/>
         <w:b/>
         <w:bCs/>
       </w:rPr>
@@ -14326,6 +14946,7 @@
     </w:tblStylePr>
     <w:tblStylePr w:type="lastRow">
       <w:rPr>
+        <w:rFonts w:eastAsia="黑体"/>
         <w:b/>
         <w:bCs/>
         <w:color w:themeColor="text1" w:val="000000"/>
@@ -14337,6 +14958,7 @@
     </w:tblStylePr>
     <w:tblStylePr w:type="firstCol">
       <w:rPr>
+        <w:rFonts w:eastAsia="黑体"/>
         <w:color w:themeColor="background1" w:val="FFFFFF"/>
       </w:rPr>
       <w:tblPr/>
@@ -14346,6 +14968,7 @@
     </w:tblStylePr>
     <w:tblStylePr w:type="lastCol">
       <w:rPr>
+        <w:rFonts w:eastAsia="黑体"/>
         <w:color w:themeColor="background1" w:val="FFFFFF"/>
       </w:rPr>
       <w:tblPr/>
@@ -14375,6 +14998,7 @@
       <w:spacing w:after="0" w:line="240" w:lineRule="auto"/>
     </w:pPr>
     <w:rPr>
+      <w:rFonts w:eastAsia="黑体"/>
       <w:color w:themeColor="text1" w:val="000000"/>
     </w:rPr>
     <w:tblPr>
@@ -14396,6 +15020,7 @@
     </w:tcPr>
     <w:tblStylePr w:type="firstRow">
       <w:rPr>
+        <w:rFonts w:eastAsia="黑体"/>
         <w:b/>
         <w:bCs/>
       </w:rPr>
@@ -14406,6 +15031,7 @@
     </w:tblStylePr>
     <w:tblStylePr w:type="lastRow">
       <w:rPr>
+        <w:rFonts w:eastAsia="黑体"/>
         <w:b/>
         <w:bCs/>
         <w:color w:themeColor="text1" w:val="000000"/>
@@ -14417,6 +15043,7 @@
     </w:tblStylePr>
     <w:tblStylePr w:type="firstCol">
       <w:rPr>
+        <w:rFonts w:eastAsia="黑体"/>
         <w:color w:themeColor="background1" w:val="FFFFFF"/>
       </w:rPr>
       <w:tblPr/>
@@ -14426,6 +15053,7 @@
     </w:tblStylePr>
     <w:tblStylePr w:type="lastCol">
       <w:rPr>
+        <w:rFonts w:eastAsia="黑体"/>
         <w:color w:themeColor="background1" w:val="FFFFFF"/>
       </w:rPr>
       <w:tblPr/>
@@ -14455,6 +15083,7 @@
       <w:spacing w:after="0" w:line="240" w:lineRule="auto"/>
     </w:pPr>
     <w:rPr>
+      <w:rFonts w:eastAsia="黑体"/>
       <w:color w:themeColor="text1" w:val="000000"/>
     </w:rPr>
     <w:tblPr>
@@ -14476,6 +15105,7 @@
     </w:tcPr>
     <w:tblStylePr w:type="firstRow">
       <w:rPr>
+        <w:rFonts w:eastAsia="黑体"/>
         <w:b/>
         <w:bCs/>
       </w:rPr>
@@ -14486,6 +15116,7 @@
     </w:tblStylePr>
     <w:tblStylePr w:type="lastRow">
       <w:rPr>
+        <w:rFonts w:eastAsia="黑体"/>
         <w:b/>
         <w:bCs/>
         <w:color w:themeColor="text1" w:val="000000"/>
@@ -14497,6 +15128,7 @@
     </w:tblStylePr>
     <w:tblStylePr w:type="firstCol">
       <w:rPr>
+        <w:rFonts w:eastAsia="黑体"/>
         <w:color w:themeColor="background1" w:val="FFFFFF"/>
       </w:rPr>
       <w:tblPr/>
@@ -14506,6 +15138,7 @@
     </w:tblStylePr>
     <w:tblStylePr w:type="lastCol">
       <w:rPr>
+        <w:rFonts w:eastAsia="黑体"/>
         <w:color w:themeColor="background1" w:val="FFFFFF"/>
       </w:rPr>
       <w:tblPr/>
@@ -14538,6 +15171,7 @@
     <w:name w:val="KeywordTok"/>
     <w:basedOn w:val="VerbatimChar"/>
     <w:rPr>
+      <w:rFonts w:eastAsia="黑体"/>
       <w:b/>
       <w:color w:val="007020"/>
     </w:rPr>
@@ -14546,6 +15180,7 @@
     <w:name w:val="DataTypeTok"/>
     <w:basedOn w:val="VerbatimChar"/>
     <w:rPr>
+      <w:rFonts w:eastAsia="黑体"/>
       <w:color w:val="902000"/>
     </w:rPr>
   </w:style>
@@ -14553,6 +15188,7 @@
     <w:name w:val="DecValTok"/>
     <w:basedOn w:val="VerbatimChar"/>
     <w:rPr>
+      <w:rFonts w:eastAsia="黑体"/>
       <w:color w:val="40a070"/>
     </w:rPr>
   </w:style>
@@ -14560,6 +15196,7 @@
     <w:name w:val="BaseNTok"/>
     <w:basedOn w:val="VerbatimChar"/>
     <w:rPr>
+      <w:rFonts w:eastAsia="黑体"/>
       <w:color w:val="40a070"/>
     </w:rPr>
   </w:style>
@@ -14567,6 +15204,7 @@
     <w:name w:val="FloatTok"/>
     <w:basedOn w:val="VerbatimChar"/>
     <w:rPr>
+      <w:rFonts w:eastAsia="黑体"/>
       <w:color w:val="40a070"/>
     </w:rPr>
   </w:style>
@@ -14574,6 +15212,7 @@
     <w:name w:val="ConstantTok"/>
     <w:basedOn w:val="VerbatimChar"/>
     <w:rPr>
+      <w:rFonts w:eastAsia="黑体"/>
       <w:color w:val="880000"/>
     </w:rPr>
   </w:style>
@@ -14581,6 +15220,7 @@
     <w:name w:val="CharTok"/>
     <w:basedOn w:val="VerbatimChar"/>
     <w:rPr>
+      <w:rFonts w:eastAsia="黑体"/>
       <w:color w:val="4070a0"/>
     </w:rPr>
   </w:style>
@@ -14588,6 +15228,7 @@
     <w:name w:val="SpecialCharTok"/>
     <w:basedOn w:val="VerbatimChar"/>
     <w:rPr>
+      <w:rFonts w:eastAsia="黑体"/>
       <w:color w:val="4070a0"/>
     </w:rPr>
   </w:style>
@@ -14595,6 +15236,7 @@
     <w:name w:val="StringTok"/>
     <w:basedOn w:val="VerbatimChar"/>
     <w:rPr>
+      <w:rFonts w:eastAsia="黑体"/>
       <w:color w:val="4070a0"/>
     </w:rPr>
   </w:style>
@@ -14602,6 +15244,7 @@
     <w:name w:val="VerbatimStringTok"/>
     <w:basedOn w:val="VerbatimChar"/>
     <w:rPr>
+      <w:rFonts w:eastAsia="黑体"/>
       <w:color w:val="4070a0"/>
     </w:rPr>
   </w:style>
@@ -14609,6 +15252,7 @@
     <w:name w:val="SpecialStringTok"/>
     <w:basedOn w:val="VerbatimChar"/>
     <w:rPr>
+      <w:rFonts w:eastAsia="黑体"/>
       <w:color w:val="bb6688"/>
     </w:rPr>
   </w:style>
@@ -14616,6 +15260,7 @@
     <w:name w:val="ImportTok"/>
     <w:basedOn w:val="VerbatimChar"/>
     <w:rPr>
+      <w:rFonts w:eastAsia="黑体"/>
       <w:b/>
       <w:color w:val="008000"/>
     </w:rPr>
@@ -14624,6 +15269,7 @@
     <w:name w:val="CommentTok"/>
     <w:basedOn w:val="VerbatimChar"/>
     <w:rPr>
+      <w:rFonts w:eastAsia="黑体"/>
       <w:i/>
       <w:color w:val="60a0b0"/>
     </w:rPr>
@@ -14632,6 +15278,7 @@
     <w:name w:val="DocumentationTok"/>
     <w:basedOn w:val="VerbatimChar"/>
     <w:rPr>
+      <w:rFonts w:eastAsia="黑体"/>
       <w:i/>
       <w:color w:val="ba2121"/>
     </w:rPr>
@@ -14640,6 +15287,7 @@
     <w:name w:val="AnnotationTok"/>
     <w:basedOn w:val="VerbatimChar"/>
     <w:rPr>
+      <w:rFonts w:eastAsia="黑体"/>
       <w:b/>
       <w:i/>
       <w:color w:val="60a0b0"/>
@@ -14649,6 +15297,7 @@
     <w:name w:val="CommentVarTok"/>
     <w:basedOn w:val="VerbatimChar"/>
     <w:rPr>
+      <w:rFonts w:eastAsia="黑体"/>
       <w:b/>
       <w:i/>
       <w:color w:val="60a0b0"/>
@@ -14658,6 +15307,7 @@
     <w:name w:val="OtherTok"/>
     <w:basedOn w:val="VerbatimChar"/>
     <w:rPr>
+      <w:rFonts w:eastAsia="黑体"/>
       <w:color w:val="007020"/>
     </w:rPr>
   </w:style>
@@ -14665,6 +15315,7 @@
     <w:name w:val="FunctionTok"/>
     <w:basedOn w:val="VerbatimChar"/>
     <w:rPr>
+      <w:rFonts w:eastAsia="黑体"/>
       <w:color w:val="06287e"/>
     </w:rPr>
   </w:style>
@@ -14672,6 +15323,7 @@
     <w:name w:val="VariableTok"/>
     <w:basedOn w:val="VerbatimChar"/>
     <w:rPr>
+      <w:rFonts w:eastAsia="黑体"/>
       <w:color w:val="19177c"/>
     </w:rPr>
   </w:style>
@@ -14679,6 +15331,7 @@
     <w:name w:val="ControlFlowTok"/>
     <w:basedOn w:val="VerbatimChar"/>
     <w:rPr>
+      <w:rFonts w:eastAsia="黑体"/>
       <w:b/>
       <w:color w:val="007020"/>
     </w:rPr>
@@ -14687,6 +15340,7 @@
     <w:name w:val="OperatorTok"/>
     <w:basedOn w:val="VerbatimChar"/>
     <w:rPr>
+      <w:rFonts w:eastAsia="黑体"/>
       <w:color w:val="666666"/>
     </w:rPr>
   </w:style>
@@ -14694,18 +15348,22 @@
     <w:name w:val="BuiltInTok"/>
     <w:basedOn w:val="VerbatimChar"/>
     <w:rPr>
+      <w:rFonts w:eastAsia="黑体"/>
       <w:color w:val="008000"/>
     </w:rPr>
   </w:style>
   <w:style w:type="character" w:customStyle="1" w:styleId="ExtensionTok">
     <w:name w:val="ExtensionTok"/>
     <w:basedOn w:val="VerbatimChar"/>
-    <w:rPr/>
+    <w:rPr>
+      <w:rFonts w:eastAsia="黑体"/>
+    </w:rPr>
   </w:style>
   <w:style w:type="character" w:customStyle="1" w:styleId="PreprocessorTok">
     <w:name w:val="PreprocessorTok"/>
     <w:basedOn w:val="VerbatimChar"/>
     <w:rPr>
+      <w:rFonts w:eastAsia="黑体"/>
       <w:color w:val="bc7a00"/>
     </w:rPr>
   </w:style>
@@ -14713,18 +15371,22 @@
     <w:name w:val="AttributeTok"/>
     <w:basedOn w:val="VerbatimChar"/>
     <w:rPr>
+      <w:rFonts w:eastAsia="黑体"/>
       <w:color w:val="7d9029"/>
     </w:rPr>
   </w:style>
   <w:style w:type="character" w:customStyle="1" w:styleId="RegionMarkerTok">
     <w:name w:val="RegionMarkerTok"/>
     <w:basedOn w:val="VerbatimChar"/>
-    <w:rPr/>
+    <w:rPr>
+      <w:rFonts w:eastAsia="黑体"/>
+    </w:rPr>
   </w:style>
   <w:style w:type="character" w:customStyle="1" w:styleId="InformationTok">
     <w:name w:val="InformationTok"/>
     <w:basedOn w:val="VerbatimChar"/>
     <w:rPr>
+      <w:rFonts w:eastAsia="黑体"/>
       <w:b/>
       <w:i/>
       <w:color w:val="60a0b0"/>
@@ -14734,6 +15396,7 @@
     <w:name w:val="WarningTok"/>
     <w:basedOn w:val="VerbatimChar"/>
     <w:rPr>
+      <w:rFonts w:eastAsia="黑体"/>
       <w:b/>
       <w:i/>
       <w:color w:val="60a0b0"/>
@@ -14743,6 +15406,7 @@
     <w:name w:val="AlertTok"/>
     <w:basedOn w:val="VerbatimChar"/>
     <w:rPr>
+      <w:rFonts w:eastAsia="黑体"/>
       <w:b/>
       <w:color w:val="ff0000"/>
     </w:rPr>
@@ -14751,6 +15415,7 @@
     <w:name w:val="ErrorTok"/>
     <w:basedOn w:val="VerbatimChar"/>
     <w:rPr>
+      <w:rFonts w:eastAsia="黑体"/>
       <w:b/>
       <w:color w:val="ff0000"/>
     </w:rPr>
@@ -14758,7 +15423,9 @@
   <w:style w:type="character" w:customStyle="1" w:styleId="NormalTok">
     <w:name w:val="NormalTok"/>
     <w:basedOn w:val="VerbatimChar"/>
-    <w:rPr/>
+    <w:rPr>
+      <w:rFonts w:eastAsia="黑体"/>
+    </w:rPr>
   </w:style>
 </w:styles>
 </file>
@@ -14807,12 +15474,12 @@
     <a:fontScheme name="Office">
       <a:majorFont>
         <a:latin typeface="Calibri"/>
-        <a:ea typeface=""/>
+        <a:ea typeface="黑体"/>
         <a:cs typeface=""/>
         <a:font script="Jpan" typeface="ＭＳ ゴシック"/>
         <a:font script="Hang" typeface="맑은 고딕"/>
-        <a:font script="Hans" typeface="宋体"/>
-        <a:font script="Hant" typeface="新細明體"/>
+        <a:font script="Hans" typeface="黑体"/>
+        <a:font script="Hant" typeface="黑体"/>
         <a:font script="Arab" typeface="Times New Roman"/>
         <a:font script="Hebr" typeface="Times New Roman"/>
         <a:font script="Thai" typeface="Angsana New"/>
@@ -14842,12 +15509,12 @@
       </a:majorFont>
       <a:minorFont>
         <a:latin typeface="Cambria"/>
-        <a:ea typeface=""/>
+        <a:ea typeface="黑体"/>
         <a:cs typeface=""/>
         <a:font script="Jpan" typeface="ＭＳ 明朝"/>
         <a:font script="Hang" typeface="맑은 고딕"/>
-        <a:font script="Hans" typeface="宋体"/>
-        <a:font script="Hant" typeface="新細明體"/>
+        <a:font script="Hans" typeface="黑体"/>
+        <a:font script="Hant" typeface="黑体"/>
         <a:font script="Arab" typeface="Arial"/>
         <a:font script="Hebr" typeface="Arial"/>
         <a:font script="Thai" typeface="Cordia New"/>

--- a/01-电源电路/02-开关电源/Zeta变换器/Zeta升降压电路/Zeta升降压电路.docx
+++ b/01-电源电路/02-开关电源/Zeta变换器/Zeta升降压电路/Zeta升降压电路.docx
@@ -2403,7 +2403,7 @@
           <w:color w:val="555555"/>
           <w:sz w:val="21"/>
         </w:rPr>
-        <w:t>材料收集者：杜文杰，WX手机：19519196569，QQ:3478827729</w:t>
+        <w:t>材料收集者：杜文杰，微信/手机：19519196569，QQ:3478827729</w:t>
       </w:r>
     </w:p>
     <w:sectPr>
